--- a/RL_MicroDuck_MuJoCo.docx
+++ b/RL_MicroDuck_MuJoCo.docx
@@ -113,6 +113,50 @@
             </w:tc>
           </w:tr>
         </w:tbl>
+        <w:tbl>
+          <w:tblPr>
+            <w:tblStyle w:val="aff0"/>
+            <w:tblW w:w="0" w:type="auto"/>
+            <w:tblBorders>
+              <w:top w:val="none" w:sz="0" w:space="0" w:color="auto"/>
+              <w:left w:val="none" w:sz="0" w:space="0" w:color="auto"/>
+              <w:bottom w:val="none" w:sz="0" w:space="0" w:color="auto"/>
+              <w:right w:val="none" w:sz="0" w:space="0" w:color="auto"/>
+              <w:insideH w:val="none" w:sz="0" w:space="0" w:color="auto"/>
+              <w:insideV w:val="none" w:sz="0" w:space="0" w:color="auto"/>
+            </w:tblBorders>
+            <w:tblLook w:val="04A0" w:firstRow="1" w:lastRow="0" w:firstColumn="1" w:lastColumn="0" w:noHBand="0" w:noVBand="1"/>
+          </w:tblPr>
+          <w:tblGrid>
+            <w:gridCol w:w="8630"/>
+          </w:tblGrid>
+          <w:tr>
+            <w:tc>
+              <w:tcPr>
+                <w:tcW w:w="8630" w:type="dxa"/>
+              </w:tcPr>
+              <w:p>
+                <w:pPr>
+                  <w:ind w:firstLineChars="0" w:firstLine="0"/>
+                </w:pPr>
+                <w:proofErr w:type="spellStart"/>
+                <w:r>
+                  <w:rPr>
+                    <w:rFonts w:hint="eastAsia"/>
+                  </w:rPr>
+                  <w:t>Weik</w:t>
+                </w:r>
+                <w:r>
+                  <w:t>e</w:t>
+                </w:r>
+                <w:proofErr w:type="spellEnd"/>
+                <w:r>
+                  <w:t xml:space="preserve"> Liu</w:t>
+                </w:r>
+              </w:p>
+            </w:tc>
+          </w:tr>
+        </w:tbl>
         <w:p>
           <w:pPr>
             <w:ind w:firstLine="440"/>
@@ -123,6 +167,8 @@
         </w:p>
       </w:sdtContent>
     </w:sdt>
+    <w:bookmarkStart w:id="0" w:name="_GoBack" w:displacedByCustomXml="next"/>
+    <w:bookmarkEnd w:id="0" w:displacedByCustomXml="next"/>
     <w:sdt>
       <w:sdtPr>
         <w:rPr>
@@ -176,7 +222,7 @@
           <w:r>
             <w:fldChar w:fldCharType="separate"/>
           </w:r>
-          <w:hyperlink w:anchor="_Toc240111657" w:history="1">
+          <w:hyperlink w:anchor="_Toc240359296" w:history="1">
             <w:r>
               <w:rPr>
                 <w:rStyle w:val="afc"/>
@@ -217,7 +263,7 @@
               <w:sz w:val="21"/>
             </w:rPr>
           </w:pPr>
-          <w:hyperlink w:anchor="_Toc240111658" w:history="1">
+          <w:hyperlink w:anchor="_Toc240359297" w:history="1">
             <w:r>
               <w:rPr>
                 <w:rStyle w:val="afc"/>
@@ -258,7 +304,7 @@
               <w:sz w:val="21"/>
             </w:rPr>
           </w:pPr>
-          <w:hyperlink w:anchor="_Toc240111659" w:history="1">
+          <w:hyperlink w:anchor="_Toc240359298" w:history="1">
             <w:r>
               <w:rPr>
                 <w:rStyle w:val="afc"/>
@@ -292,7 +338,7 @@
               <w:sz w:val="21"/>
             </w:rPr>
           </w:pPr>
-          <w:hyperlink w:anchor="_Toc240111660" w:history="1">
+          <w:hyperlink w:anchor="_Toc240359299" w:history="1">
             <w:r>
               <w:rPr>
                 <w:rStyle w:val="afc"/>
@@ -333,7 +379,7 @@
               <w:sz w:val="21"/>
             </w:rPr>
           </w:pPr>
-          <w:hyperlink w:anchor="_Toc240111661" w:history="1">
+          <w:hyperlink w:anchor="_Toc240359300" w:history="1">
             <w:r>
               <w:rPr>
                 <w:rStyle w:val="afc"/>
@@ -372,7 +418,7 @@
               <w:sz w:val="21"/>
             </w:rPr>
           </w:pPr>
-          <w:hyperlink w:anchor="_Toc240111662" w:history="1">
+          <w:hyperlink w:anchor="_Toc240359301" w:history="1">
             <w:r>
               <w:rPr>
                 <w:rStyle w:val="afc"/>
@@ -425,7 +471,7 @@
               <w:sz w:val="21"/>
             </w:rPr>
           </w:pPr>
-          <w:hyperlink w:anchor="_Toc240111663" w:history="1">
+          <w:hyperlink w:anchor="_Toc240359302" w:history="1">
             <w:r>
               <w:rPr>
                 <w:rStyle w:val="afc"/>
@@ -478,7 +524,7 @@
               <w:sz w:val="21"/>
             </w:rPr>
           </w:pPr>
-          <w:hyperlink w:anchor="_Toc240111664" w:history="1">
+          <w:hyperlink w:anchor="_Toc240359303" w:history="1">
             <w:r>
               <w:rPr>
                 <w:rStyle w:val="afc"/>
@@ -531,7 +577,7 @@
               <w:sz w:val="21"/>
             </w:rPr>
           </w:pPr>
-          <w:hyperlink w:anchor="_Toc240111665" w:history="1">
+          <w:hyperlink w:anchor="_Toc240359304" w:history="1">
             <w:r>
               <w:rPr>
                 <w:rStyle w:val="afc"/>
@@ -570,7 +616,7 @@
               <w:sz w:val="21"/>
             </w:rPr>
           </w:pPr>
-          <w:hyperlink w:anchor="_Toc240111666" w:history="1">
+          <w:hyperlink w:anchor="_Toc240359305" w:history="1">
             <w:r>
               <w:rPr>
                 <w:rStyle w:val="afc"/>
@@ -637,7 +683,7 @@
               <w:sz w:val="21"/>
             </w:rPr>
           </w:pPr>
-          <w:hyperlink w:anchor="_Toc240111667" w:history="1">
+          <w:hyperlink w:anchor="_Toc240359306" w:history="1">
             <w:r>
               <w:rPr>
                 <w:rStyle w:val="afc"/>
@@ -690,7 +736,7 @@
               <w:sz w:val="21"/>
             </w:rPr>
           </w:pPr>
-          <w:hyperlink w:anchor="_Toc240111668" w:history="1">
+          <w:hyperlink w:anchor="_Toc240359307" w:history="1">
             <w:r>
               <w:rPr>
                 <w:rStyle w:val="afc"/>
@@ -729,7 +775,7 @@
               <w:sz w:val="21"/>
             </w:rPr>
           </w:pPr>
-          <w:hyperlink w:anchor="_Toc240111669" w:history="1">
+          <w:hyperlink w:anchor="_Toc240359308" w:history="1">
             <w:r>
               <w:rPr>
                 <w:rStyle w:val="afc"/>
@@ -782,7 +828,7 @@
               <w:sz w:val="21"/>
             </w:rPr>
           </w:pPr>
-          <w:hyperlink w:anchor="_Toc240111670" w:history="1">
+          <w:hyperlink w:anchor="_Toc240359309" w:history="1">
             <w:r>
               <w:rPr>
                 <w:rStyle w:val="afc"/>
@@ -821,7 +867,7 @@
               <w:sz w:val="21"/>
             </w:rPr>
           </w:pPr>
-          <w:hyperlink w:anchor="_Toc240111671" w:history="1">
+          <w:hyperlink w:anchor="_Toc240359310" w:history="1">
             <w:r>
               <w:rPr>
                 <w:rStyle w:val="afc"/>
@@ -860,7 +906,7 @@
               <w:sz w:val="21"/>
             </w:rPr>
           </w:pPr>
-          <w:hyperlink w:anchor="_Toc240111672" w:history="1">
+          <w:hyperlink w:anchor="_Toc240359311" w:history="1">
             <w:r>
               <w:rPr>
                 <w:rStyle w:val="afc"/>
@@ -894,7 +940,7 @@
               <w:sz w:val="21"/>
             </w:rPr>
           </w:pPr>
-          <w:hyperlink w:anchor="_Toc240111673" w:history="1">
+          <w:hyperlink w:anchor="_Toc240359312" w:history="1">
             <w:r>
               <w:rPr>
                 <w:rStyle w:val="afc"/>
@@ -933,7 +979,7 @@
               <w:sz w:val="21"/>
             </w:rPr>
           </w:pPr>
-          <w:hyperlink w:anchor="_Toc240111674" w:history="1">
+          <w:hyperlink w:anchor="_Toc240359313" w:history="1">
             <w:r>
               <w:rPr>
                 <w:rStyle w:val="afc"/>
@@ -979,7 +1025,7 @@
               <w:sz w:val="21"/>
             </w:rPr>
           </w:pPr>
-          <w:hyperlink w:anchor="_Toc240111675" w:history="1">
+          <w:hyperlink w:anchor="_Toc240359314" w:history="1">
             <w:r>
               <w:rPr>
                 <w:rStyle w:val="afc"/>
@@ -1018,7 +1064,7 @@
               <w:sz w:val="21"/>
             </w:rPr>
           </w:pPr>
-          <w:hyperlink w:anchor="_Toc240111676" w:history="1">
+          <w:hyperlink w:anchor="_Toc240359315" w:history="1">
             <w:r>
               <w:rPr>
                 <w:rStyle w:val="afc"/>
@@ -1071,7 +1117,7 @@
               <w:sz w:val="21"/>
             </w:rPr>
           </w:pPr>
-          <w:hyperlink w:anchor="_Toc240111677" w:history="1">
+          <w:hyperlink w:anchor="_Toc240359316" w:history="1">
             <w:r>
               <w:rPr>
                 <w:rStyle w:val="afc"/>
@@ -1117,7 +1163,7 @@
               <w:sz w:val="21"/>
             </w:rPr>
           </w:pPr>
-          <w:hyperlink w:anchor="_Toc240111678" w:history="1">
+          <w:hyperlink w:anchor="_Toc240359317" w:history="1">
             <w:r>
               <w:rPr>
                 <w:rStyle w:val="afc"/>
@@ -1170,7 +1216,7 @@
               <w:sz w:val="21"/>
             </w:rPr>
           </w:pPr>
-          <w:hyperlink w:anchor="_Toc240111679" w:history="1">
+          <w:hyperlink w:anchor="_Toc240359318" w:history="1">
             <w:r>
               <w:rPr>
                 <w:rStyle w:val="afc"/>
@@ -1209,7 +1255,7 @@
               <w:sz w:val="21"/>
             </w:rPr>
           </w:pPr>
-          <w:hyperlink w:anchor="_Toc240111680" w:history="1">
+          <w:hyperlink w:anchor="_Toc240359319" w:history="1">
             <w:r>
               <w:rPr>
                 <w:rStyle w:val="afc"/>
@@ -1262,7 +1308,7 @@
               <w:sz w:val="21"/>
             </w:rPr>
           </w:pPr>
-          <w:hyperlink w:anchor="_Toc240111681" w:history="1">
+          <w:hyperlink w:anchor="_Toc240359320" w:history="1">
             <w:r>
               <w:rPr>
                 <w:rStyle w:val="afc"/>
@@ -1322,7 +1368,7 @@
               <w:sz w:val="21"/>
             </w:rPr>
           </w:pPr>
-          <w:hyperlink w:anchor="_Toc240111682" w:history="1">
+          <w:hyperlink w:anchor="_Toc240359321" w:history="1">
             <w:r>
               <w:rPr>
                 <w:rStyle w:val="afc"/>
@@ -1368,7 +1414,7 @@
               <w:sz w:val="21"/>
             </w:rPr>
           </w:pPr>
-          <w:hyperlink w:anchor="_Toc240111683" w:history="1">
+          <w:hyperlink w:anchor="_Toc240359322" w:history="1">
             <w:r>
               <w:rPr>
                 <w:rStyle w:val="afc"/>
@@ -1414,7 +1460,7 @@
               <w:sz w:val="21"/>
             </w:rPr>
           </w:pPr>
-          <w:hyperlink w:anchor="_Toc240111684" w:history="1">
+          <w:hyperlink w:anchor="_Toc240359323" w:history="1">
             <w:r>
               <w:rPr>
                 <w:rStyle w:val="afc"/>
@@ -1467,7 +1513,7 @@
               <w:sz w:val="21"/>
             </w:rPr>
           </w:pPr>
-          <w:hyperlink w:anchor="_Toc240111685" w:history="1">
+          <w:hyperlink w:anchor="_Toc240359324" w:history="1">
             <w:r>
               <w:rPr>
                 <w:rStyle w:val="afc"/>
@@ -1513,7 +1559,7 @@
               <w:sz w:val="21"/>
             </w:rPr>
           </w:pPr>
-          <w:hyperlink w:anchor="_Toc240111686" w:history="1">
+          <w:hyperlink w:anchor="_Toc240359325" w:history="1">
             <w:r>
               <w:rPr>
                 <w:rStyle w:val="afc"/>
@@ -1559,7 +1605,7 @@
               <w:sz w:val="21"/>
             </w:rPr>
           </w:pPr>
-          <w:hyperlink w:anchor="_Toc240111687" w:history="1">
+          <w:hyperlink w:anchor="_Toc240359326" w:history="1">
             <w:r>
               <w:rPr>
                 <w:rStyle w:val="afc"/>
@@ -1605,7 +1651,7 @@
               <w:sz w:val="21"/>
             </w:rPr>
           </w:pPr>
-          <w:hyperlink w:anchor="_Toc240111688" w:history="1">
+          <w:hyperlink w:anchor="_Toc240359327" w:history="1">
             <w:r>
               <w:rPr>
                 <w:rStyle w:val="afc"/>
@@ -1651,7 +1697,7 @@
               <w:sz w:val="21"/>
             </w:rPr>
           </w:pPr>
-          <w:hyperlink w:anchor="_Toc240111689" w:history="1">
+          <w:hyperlink w:anchor="_Toc240359328" w:history="1">
             <w:r>
               <w:rPr>
                 <w:rStyle w:val="afc"/>
@@ -1690,7 +1736,7 @@
               <w:sz w:val="21"/>
             </w:rPr>
           </w:pPr>
-          <w:hyperlink w:anchor="_Toc240111690" w:history="1">
+          <w:hyperlink w:anchor="_Toc240359329" w:history="1">
             <w:r>
               <w:rPr>
                 <w:rStyle w:val="afc"/>
@@ -1736,7 +1782,7 @@
               <w:sz w:val="21"/>
             </w:rPr>
           </w:pPr>
-          <w:hyperlink w:anchor="_Toc240111691" w:history="1">
+          <w:hyperlink w:anchor="_Toc240359330" w:history="1">
             <w:r>
               <w:rPr>
                 <w:rStyle w:val="afc"/>
@@ -1782,7 +1828,7 @@
               <w:sz w:val="21"/>
             </w:rPr>
           </w:pPr>
-          <w:hyperlink w:anchor="_Toc240111692" w:history="1">
+          <w:hyperlink w:anchor="_Toc240359331" w:history="1">
             <w:r>
               <w:rPr>
                 <w:rStyle w:val="afc"/>
@@ -1828,7 +1874,7 @@
               <w:sz w:val="21"/>
             </w:rPr>
           </w:pPr>
-          <w:hyperlink w:anchor="_Toc240111693" w:history="1">
+          <w:hyperlink w:anchor="_Toc240359332" w:history="1">
             <w:r>
               <w:rPr>
                 <w:rStyle w:val="afc"/>
@@ -1874,7 +1920,7 @@
               <w:sz w:val="21"/>
             </w:rPr>
           </w:pPr>
-          <w:hyperlink w:anchor="_Toc240111694" w:history="1">
+          <w:hyperlink w:anchor="_Toc240359333" w:history="1">
             <w:r>
               <w:rPr>
                 <w:rStyle w:val="afc"/>
@@ -1913,7 +1959,7 @@
               <w:sz w:val="21"/>
             </w:rPr>
           </w:pPr>
-          <w:hyperlink w:anchor="_Toc240111695" w:history="1">
+          <w:hyperlink w:anchor="_Toc240359334" w:history="1">
             <w:r>
               <w:rPr>
                 <w:rStyle w:val="afc"/>
@@ -1959,7 +2005,7 @@
               <w:sz w:val="21"/>
             </w:rPr>
           </w:pPr>
-          <w:hyperlink w:anchor="_Toc240111696" w:history="1">
+          <w:hyperlink w:anchor="_Toc240359335" w:history="1">
             <w:r>
               <w:rPr>
                 <w:rStyle w:val="afc"/>
@@ -2005,7 +2051,7 @@
               <w:sz w:val="21"/>
             </w:rPr>
           </w:pPr>
-          <w:hyperlink w:anchor="_Toc240111697" w:history="1">
+          <w:hyperlink w:anchor="_Toc240359336" w:history="1">
             <w:r>
               <w:rPr>
                 <w:rStyle w:val="afc"/>
@@ -2051,7 +2097,7 @@
               <w:sz w:val="21"/>
             </w:rPr>
           </w:pPr>
-          <w:hyperlink w:anchor="_Toc240111698" w:history="1">
+          <w:hyperlink w:anchor="_Toc240359337" w:history="1">
             <w:r>
               <w:rPr>
                 <w:rStyle w:val="afc"/>
@@ -2111,7 +2157,7 @@
               <w:sz w:val="21"/>
             </w:rPr>
           </w:pPr>
-          <w:hyperlink w:anchor="_Toc240111699" w:history="1">
+          <w:hyperlink w:anchor="_Toc240359338" w:history="1">
             <w:r>
               <w:rPr>
                 <w:rStyle w:val="afc"/>
@@ -2171,7 +2217,7 @@
               <w:sz w:val="21"/>
             </w:rPr>
           </w:pPr>
-          <w:hyperlink w:anchor="_Toc240111700" w:history="1">
+          <w:hyperlink w:anchor="_Toc240359339" w:history="1">
             <w:r>
               <w:rPr>
                 <w:rStyle w:val="afc"/>
@@ -2238,7 +2284,7 @@
               <w:sz w:val="21"/>
             </w:rPr>
           </w:pPr>
-          <w:hyperlink w:anchor="_Toc240111701" w:history="1">
+          <w:hyperlink w:anchor="_Toc240359340" w:history="1">
             <w:r>
               <w:rPr>
                 <w:rStyle w:val="afc"/>
@@ -2312,7 +2358,7 @@
               <w:sz w:val="21"/>
             </w:rPr>
           </w:pPr>
-          <w:hyperlink w:anchor="_Toc240111702" w:history="1">
+          <w:hyperlink w:anchor="_Toc240359341" w:history="1">
             <w:r>
               <w:rPr>
                 <w:rStyle w:val="afc"/>
@@ -2379,7 +2425,7 @@
               <w:sz w:val="21"/>
             </w:rPr>
           </w:pPr>
-          <w:hyperlink w:anchor="_Toc240111703" w:history="1">
+          <w:hyperlink w:anchor="_Toc240359342" w:history="1">
             <w:r>
               <w:rPr>
                 <w:rStyle w:val="afc"/>
@@ -2446,7 +2492,7 @@
               <w:sz w:val="21"/>
             </w:rPr>
           </w:pPr>
-          <w:hyperlink w:anchor="_Toc240111704" w:history="1">
+          <w:hyperlink w:anchor="_Toc240359343" w:history="1">
             <w:r>
               <w:rPr>
                 <w:rStyle w:val="afc"/>
@@ -2513,7 +2559,7 @@
               <w:sz w:val="21"/>
             </w:rPr>
           </w:pPr>
-          <w:hyperlink w:anchor="_Toc240111705" w:history="1">
+          <w:hyperlink w:anchor="_Toc240359344" w:history="1">
             <w:r>
               <w:rPr>
                 <w:rStyle w:val="afc"/>
@@ -2580,7 +2626,7 @@
               <w:sz w:val="21"/>
             </w:rPr>
           </w:pPr>
-          <w:hyperlink w:anchor="_Toc240111706" w:history="1">
+          <w:hyperlink w:anchor="_Toc240359345" w:history="1">
             <w:r>
               <w:rPr>
                 <w:rStyle w:val="afc"/>
@@ -2640,7 +2686,7 @@
               <w:sz w:val="21"/>
             </w:rPr>
           </w:pPr>
-          <w:hyperlink w:anchor="_Toc240111707" w:history="1">
+          <w:hyperlink w:anchor="_Toc240359346" w:history="1">
             <w:r>
               <w:rPr>
                 <w:rStyle w:val="afc"/>
@@ -2707,7 +2753,7 @@
               <w:sz w:val="21"/>
             </w:rPr>
           </w:pPr>
-          <w:hyperlink w:anchor="_Toc240111708" w:history="1">
+          <w:hyperlink w:anchor="_Toc240359347" w:history="1">
             <w:r>
               <w:rPr>
                 <w:rStyle w:val="afc"/>
@@ -2774,7 +2820,7 @@
               <w:sz w:val="21"/>
             </w:rPr>
           </w:pPr>
-          <w:hyperlink w:anchor="_Toc240111709" w:history="1">
+          <w:hyperlink w:anchor="_Toc240359348" w:history="1">
             <w:r>
               <w:rPr>
                 <w:rStyle w:val="afc"/>
@@ -2841,7 +2887,7 @@
               <w:sz w:val="21"/>
             </w:rPr>
           </w:pPr>
-          <w:hyperlink w:anchor="_Toc240111710" w:history="1">
+          <w:hyperlink w:anchor="_Toc240359349" w:history="1">
             <w:r>
               <w:rPr>
                 <w:rStyle w:val="afc"/>
@@ -2908,7 +2954,7 @@
               <w:sz w:val="21"/>
             </w:rPr>
           </w:pPr>
-          <w:hyperlink w:anchor="_Toc240111711" w:history="1">
+          <w:hyperlink w:anchor="_Toc240359350" w:history="1">
             <w:r>
               <w:rPr>
                 <w:rStyle w:val="afc"/>
@@ -2996,7 +3042,7 @@
               <w:sz w:val="21"/>
             </w:rPr>
           </w:pPr>
-          <w:hyperlink w:anchor="_Toc240111712" w:history="1">
+          <w:hyperlink w:anchor="_Toc240359351" w:history="1">
             <w:r>
               <w:rPr>
                 <w:rStyle w:val="afc"/>
@@ -3056,7 +3102,7 @@
               <w:sz w:val="21"/>
             </w:rPr>
           </w:pPr>
-          <w:hyperlink w:anchor="_Toc240111713" w:history="1">
+          <w:hyperlink w:anchor="_Toc240359352" w:history="1">
             <w:r>
               <w:rPr>
                 <w:rStyle w:val="afc"/>
@@ -3123,7 +3169,7 @@
               <w:sz w:val="21"/>
             </w:rPr>
           </w:pPr>
-          <w:hyperlink w:anchor="_Toc240111714" w:history="1">
+          <w:hyperlink w:anchor="_Toc240359353" w:history="1">
             <w:r>
               <w:rPr>
                 <w:rStyle w:val="afc"/>
@@ -3190,7 +3236,7 @@
               <w:sz w:val="21"/>
             </w:rPr>
           </w:pPr>
-          <w:hyperlink w:anchor="_Toc240111715" w:history="1">
+          <w:hyperlink w:anchor="_Toc240359354" w:history="1">
             <w:r>
               <w:rPr>
                 <w:rStyle w:val="afc"/>
@@ -3211,7 +3257,7 @@
                 <w:rStyle w:val="afc"/>
                 <w:noProof/>
               </w:rPr>
-              <w:t xml:space="preserve">Controller </w:t>
+              <w:t xml:space="preserve">Tick </w:t>
             </w:r>
             <w:r>
               <w:rPr>
@@ -3225,21 +3271,21 @@
                 <w:rStyle w:val="afc"/>
                 <w:noProof/>
               </w:rPr>
-              <w:t xml:space="preserve"> 1 </w:t>
+              <w:t xml:space="preserve"> 18 </w:t>
             </w:r>
             <w:r>
               <w:rPr>
                 <w:rStyle w:val="afc"/>
                 <w:noProof/>
               </w:rPr>
-              <w:t>块：选择哪个</w:t>
+              <w:t>块：</w:t>
             </w:r>
             <w:r>
               <w:rPr>
                 <w:rStyle w:val="afc"/>
                 <w:noProof/>
               </w:rPr>
-              <w:t xml:space="preserve"> Network</w:t>
+              <w:t>Theremin / Chorale / Mouth</w:t>
             </w:r>
           </w:hyperlink>
         </w:p>
@@ -3257,7 +3303,7 @@
               <w:sz w:val="21"/>
             </w:rPr>
           </w:pPr>
-          <w:hyperlink w:anchor="_Toc240111716" w:history="1">
+          <w:hyperlink w:anchor="_Toc240359355" w:history="1">
             <w:r>
               <w:rPr>
                 <w:rStyle w:val="afc"/>
@@ -3278,7 +3324,7 @@
                 <w:rStyle w:val="afc"/>
                 <w:noProof/>
               </w:rPr>
-              <w:t xml:space="preserve">Controller </w:t>
+              <w:t xml:space="preserve">Tick </w:t>
             </w:r>
             <w:r>
               <w:rPr>
@@ -3292,21 +3338,21 @@
                 <w:rStyle w:val="afc"/>
                 <w:noProof/>
               </w:rPr>
-              <w:t xml:space="preserve"> 2 </w:t>
+              <w:t xml:space="preserve"> 19 </w:t>
             </w:r>
             <w:r>
               <w:rPr>
                 <w:rStyle w:val="afc"/>
                 <w:noProof/>
               </w:rPr>
-              <w:t>块：构造</w:t>
+              <w:t>块：最终进入</w:t>
             </w:r>
             <w:r>
               <w:rPr>
                 <w:rStyle w:val="afc"/>
                 <w:noProof/>
               </w:rPr>
-              <w:t xml:space="preserve"> Observation</w:t>
+              <w:t xml:space="preserve"> Safety</w:t>
             </w:r>
           </w:hyperlink>
         </w:p>
@@ -3324,7 +3370,7 @@
               <w:sz w:val="21"/>
             </w:rPr>
           </w:pPr>
-          <w:hyperlink w:anchor="_Toc240111717" w:history="1">
+          <w:hyperlink w:anchor="_Toc240359356" w:history="1">
             <w:r>
               <w:rPr>
                 <w:rStyle w:val="afc"/>
@@ -3345,7 +3391,7 @@
                 <w:rStyle w:val="afc"/>
                 <w:noProof/>
               </w:rPr>
-              <w:t xml:space="preserve">Controller </w:t>
+              <w:t xml:space="preserve">Tick </w:t>
             </w:r>
             <w:r>
               <w:rPr>
@@ -3359,21 +3405,21 @@
                 <w:rStyle w:val="afc"/>
                 <w:noProof/>
               </w:rPr>
-              <w:t xml:space="preserve"> 3 </w:t>
+              <w:t xml:space="preserve"> 20 </w:t>
             </w:r>
             <w:r>
               <w:rPr>
                 <w:rStyle w:val="afc"/>
                 <w:noProof/>
               </w:rPr>
-              <w:t>块：</w:t>
+              <w:t>块：发布</w:t>
             </w:r>
             <w:r>
               <w:rPr>
                 <w:rStyle w:val="afc"/>
                 <w:noProof/>
               </w:rPr>
-              <w:t>Action → Joint Target</w:t>
+              <w:t xml:space="preserve"> RobotState</w:t>
             </w:r>
           </w:hyperlink>
         </w:p>
@@ -3391,341 +3437,13 @@
               <w:sz w:val="21"/>
             </w:rPr>
           </w:pPr>
-          <w:hyperlink w:anchor="_Toc240111718" w:history="1">
+          <w:hyperlink w:anchor="_Toc240359357" w:history="1">
             <w:r>
               <w:rPr>
                 <w:rStyle w:val="afc"/>
                 <w:noProof/>
               </w:rPr>
               <w:t>6.1.2.3.28</w:t>
-            </w:r>
-            <w:r>
-              <w:rPr>
-                <w:noProof/>
-                <w:kern w:val="2"/>
-                <w:sz w:val="21"/>
-              </w:rPr>
-              <w:tab/>
-            </w:r>
-            <w:r>
-              <w:rPr>
-                <w:rStyle w:val="afc"/>
-                <w:noProof/>
-              </w:rPr>
-              <w:t xml:space="preserve">Controller </w:t>
-            </w:r>
-            <w:r>
-              <w:rPr>
-                <w:rStyle w:val="afc"/>
-                <w:noProof/>
-              </w:rPr>
-              <w:t>第</w:t>
-            </w:r>
-            <w:r>
-              <w:rPr>
-                <w:rStyle w:val="afc"/>
-                <w:noProof/>
-              </w:rPr>
-              <w:t xml:space="preserve"> 4 </w:t>
-            </w:r>
-            <w:r>
-              <w:rPr>
-                <w:rStyle w:val="afc"/>
-                <w:noProof/>
-              </w:rPr>
-              <w:t>块：</w:t>
-            </w:r>
-            <w:r>
-              <w:rPr>
-                <w:rStyle w:val="afc"/>
-                <w:noProof/>
-              </w:rPr>
-              <w:t>Low-pass</w:t>
-            </w:r>
-          </w:hyperlink>
-        </w:p>
-        <w:p>
-          <w:pPr>
-            <w:pStyle w:val="TOC5"/>
-            <w:tabs>
-              <w:tab w:val="left" w:pos="3218"/>
-              <w:tab w:val="right" w:leader="dot" w:pos="8630"/>
-            </w:tabs>
-            <w:ind w:firstLine="440"/>
-            <w:rPr>
-              <w:noProof/>
-              <w:kern w:val="2"/>
-              <w:sz w:val="21"/>
-            </w:rPr>
-          </w:pPr>
-          <w:hyperlink w:anchor="_Toc240111719" w:history="1">
-            <w:r>
-              <w:rPr>
-                <w:rStyle w:val="afc"/>
-                <w:noProof/>
-              </w:rPr>
-              <w:t>6.1.2.3.29</w:t>
-            </w:r>
-            <w:r>
-              <w:rPr>
-                <w:noProof/>
-                <w:kern w:val="2"/>
-                <w:sz w:val="21"/>
-              </w:rPr>
-              <w:tab/>
-            </w:r>
-            <w:r>
-              <w:rPr>
-                <w:rStyle w:val="afc"/>
-                <w:noProof/>
-              </w:rPr>
-              <w:t xml:space="preserve">Controller </w:t>
-            </w:r>
-            <w:r>
-              <w:rPr>
-                <w:rStyle w:val="afc"/>
-                <w:noProof/>
-              </w:rPr>
-              <w:t>第</w:t>
-            </w:r>
-            <w:r>
-              <w:rPr>
-                <w:rStyle w:val="afc"/>
-                <w:noProof/>
-              </w:rPr>
-              <w:t xml:space="preserve"> 5 </w:t>
-            </w:r>
-            <w:r>
-              <w:rPr>
-                <w:rStyle w:val="afc"/>
-                <w:noProof/>
-              </w:rPr>
-              <w:t>块：更新自己的状态</w:t>
-            </w:r>
-          </w:hyperlink>
-        </w:p>
-        <w:p>
-          <w:pPr>
-            <w:pStyle w:val="TOC5"/>
-            <w:tabs>
-              <w:tab w:val="left" w:pos="3218"/>
-              <w:tab w:val="right" w:leader="dot" w:pos="8630"/>
-            </w:tabs>
-            <w:ind w:firstLine="440"/>
-            <w:rPr>
-              <w:noProof/>
-              <w:kern w:val="2"/>
-              <w:sz w:val="21"/>
-            </w:rPr>
-          </w:pPr>
-          <w:hyperlink w:anchor="_Toc240111720" w:history="1">
-            <w:r>
-              <w:rPr>
-                <w:rStyle w:val="afc"/>
-                <w:noProof/>
-              </w:rPr>
-              <w:t>6.1.2.3.30</w:t>
-            </w:r>
-            <w:r>
-              <w:rPr>
-                <w:noProof/>
-                <w:kern w:val="2"/>
-                <w:sz w:val="21"/>
-              </w:rPr>
-              <w:tab/>
-            </w:r>
-            <w:r>
-              <w:rPr>
-                <w:rStyle w:val="afc"/>
-                <w:noProof/>
-              </w:rPr>
-              <w:t xml:space="preserve">Tick </w:t>
-            </w:r>
-            <w:r>
-              <w:rPr>
-                <w:rStyle w:val="afc"/>
-                <w:noProof/>
-              </w:rPr>
-              <w:t>第</w:t>
-            </w:r>
-            <w:r>
-              <w:rPr>
-                <w:rStyle w:val="afc"/>
-                <w:noProof/>
-              </w:rPr>
-              <w:t xml:space="preserve"> 18 </w:t>
-            </w:r>
-            <w:r>
-              <w:rPr>
-                <w:rStyle w:val="afc"/>
-                <w:noProof/>
-              </w:rPr>
-              <w:t>块：</w:t>
-            </w:r>
-            <w:r>
-              <w:rPr>
-                <w:rStyle w:val="afc"/>
-                <w:noProof/>
-              </w:rPr>
-              <w:t>Theremin / Chorale / Mouth</w:t>
-            </w:r>
-          </w:hyperlink>
-        </w:p>
-        <w:p>
-          <w:pPr>
-            <w:pStyle w:val="TOC5"/>
-            <w:tabs>
-              <w:tab w:val="left" w:pos="3218"/>
-              <w:tab w:val="right" w:leader="dot" w:pos="8630"/>
-            </w:tabs>
-            <w:ind w:firstLine="440"/>
-            <w:rPr>
-              <w:noProof/>
-              <w:kern w:val="2"/>
-              <w:sz w:val="21"/>
-            </w:rPr>
-          </w:pPr>
-          <w:hyperlink w:anchor="_Toc240111721" w:history="1">
-            <w:r>
-              <w:rPr>
-                <w:rStyle w:val="afc"/>
-                <w:noProof/>
-              </w:rPr>
-              <w:t>6.1.2.3.31</w:t>
-            </w:r>
-            <w:r>
-              <w:rPr>
-                <w:noProof/>
-                <w:kern w:val="2"/>
-                <w:sz w:val="21"/>
-              </w:rPr>
-              <w:tab/>
-            </w:r>
-            <w:r>
-              <w:rPr>
-                <w:rStyle w:val="afc"/>
-                <w:noProof/>
-              </w:rPr>
-              <w:t xml:space="preserve">Tick </w:t>
-            </w:r>
-            <w:r>
-              <w:rPr>
-                <w:rStyle w:val="afc"/>
-                <w:noProof/>
-              </w:rPr>
-              <w:t>第</w:t>
-            </w:r>
-            <w:r>
-              <w:rPr>
-                <w:rStyle w:val="afc"/>
-                <w:noProof/>
-              </w:rPr>
-              <w:t xml:space="preserve"> 19 </w:t>
-            </w:r>
-            <w:r>
-              <w:rPr>
-                <w:rStyle w:val="afc"/>
-                <w:noProof/>
-              </w:rPr>
-              <w:t>块：最终进入</w:t>
-            </w:r>
-            <w:r>
-              <w:rPr>
-                <w:rStyle w:val="afc"/>
-                <w:noProof/>
-              </w:rPr>
-              <w:t xml:space="preserve"> Safety</w:t>
-            </w:r>
-          </w:hyperlink>
-        </w:p>
-        <w:p>
-          <w:pPr>
-            <w:pStyle w:val="TOC5"/>
-            <w:tabs>
-              <w:tab w:val="left" w:pos="3218"/>
-              <w:tab w:val="right" w:leader="dot" w:pos="8630"/>
-            </w:tabs>
-            <w:ind w:firstLine="440"/>
-            <w:rPr>
-              <w:noProof/>
-              <w:kern w:val="2"/>
-              <w:sz w:val="21"/>
-            </w:rPr>
-          </w:pPr>
-          <w:hyperlink w:anchor="_Toc240111722" w:history="1">
-            <w:r>
-              <w:rPr>
-                <w:rStyle w:val="afc"/>
-                <w:noProof/>
-              </w:rPr>
-              <w:t>6.1.2.3.32</w:t>
-            </w:r>
-            <w:r>
-              <w:rPr>
-                <w:noProof/>
-                <w:kern w:val="2"/>
-                <w:sz w:val="21"/>
-              </w:rPr>
-              <w:tab/>
-            </w:r>
-            <w:r>
-              <w:rPr>
-                <w:rStyle w:val="afc"/>
-                <w:noProof/>
-              </w:rPr>
-              <w:t xml:space="preserve">Tick </w:t>
-            </w:r>
-            <w:r>
-              <w:rPr>
-                <w:rStyle w:val="afc"/>
-                <w:noProof/>
-              </w:rPr>
-              <w:t>第</w:t>
-            </w:r>
-            <w:r>
-              <w:rPr>
-                <w:rStyle w:val="afc"/>
-                <w:noProof/>
-              </w:rPr>
-              <w:t xml:space="preserve"> 20 </w:t>
-            </w:r>
-            <w:r>
-              <w:rPr>
-                <w:rStyle w:val="afc"/>
-                <w:noProof/>
-              </w:rPr>
-              <w:t>块：发布</w:t>
-            </w:r>
-            <w:r>
-              <w:rPr>
-                <w:rStyle w:val="afc"/>
-                <w:noProof/>
-              </w:rPr>
-              <w:t xml:space="preserve"> RobotState</w:t>
-            </w:r>
-          </w:hyperlink>
-        </w:p>
-        <w:p>
-          <w:pPr>
-            <w:pStyle w:val="TOC5"/>
-            <w:tabs>
-              <w:tab w:val="left" w:pos="3218"/>
-              <w:tab w:val="right" w:leader="dot" w:pos="8630"/>
-            </w:tabs>
-            <w:ind w:firstLine="440"/>
-            <w:rPr>
-              <w:noProof/>
-              <w:kern w:val="2"/>
-              <w:sz w:val="21"/>
-            </w:rPr>
-          </w:pPr>
-          <w:hyperlink w:anchor="_Toc240111723" w:history="1">
-            <w:r>
-              <w:rPr>
-                <w:rStyle w:val="afc"/>
-                <w:noProof/>
-              </w:rPr>
-              <w:t>6.1.2.3.33</w:t>
             </w:r>
             <w:r>
               <w:rPr>
@@ -3786,7 +3504,7 @@
               <w:sz w:val="21"/>
             </w:rPr>
           </w:pPr>
-          <w:hyperlink w:anchor="_Toc240111724" w:history="1">
+          <w:hyperlink w:anchor="_Toc240359358" w:history="1">
             <w:r>
               <w:rPr>
                 <w:rStyle w:val="afc"/>
@@ -3815,6 +3533,501 @@
                 <w:noProof/>
               </w:rPr>
               <w:t>的一些主要设计要点</w:t>
+            </w:r>
+          </w:hyperlink>
+        </w:p>
+        <w:p>
+          <w:pPr>
+            <w:pStyle w:val="TOC2"/>
+            <w:tabs>
+              <w:tab w:val="left" w:pos="1680"/>
+              <w:tab w:val="right" w:leader="dot" w:pos="8630"/>
+            </w:tabs>
+            <w:ind w:left="440" w:firstLine="440"/>
+            <w:rPr>
+              <w:noProof/>
+              <w:kern w:val="2"/>
+              <w:sz w:val="21"/>
+            </w:rPr>
+          </w:pPr>
+          <w:hyperlink w:anchor="_Toc240359359" w:history="1">
+            <w:r>
+              <w:rPr>
+                <w:rStyle w:val="afc"/>
+                <w:noProof/>
+              </w:rPr>
+              <w:t>6.2</w:t>
+            </w:r>
+            <w:r>
+              <w:rPr>
+                <w:noProof/>
+                <w:kern w:val="2"/>
+                <w:sz w:val="21"/>
+              </w:rPr>
+              <w:tab/>
+            </w:r>
+            <w:r>
+              <w:rPr>
+                <w:rStyle w:val="afc"/>
+                <w:noProof/>
+              </w:rPr>
+              <w:t>robotd</w:t>
+            </w:r>
+            <w:r>
+              <w:rPr>
+                <w:rStyle w:val="afc"/>
+                <w:noProof/>
+              </w:rPr>
+              <w:t>中关于</w:t>
+            </w:r>
+            <w:r>
+              <w:rPr>
+                <w:rStyle w:val="afc"/>
+                <w:noProof/>
+              </w:rPr>
+              <w:t>ONNX</w:t>
+            </w:r>
+            <w:r>
+              <w:rPr>
+                <w:rStyle w:val="afc"/>
+                <w:noProof/>
+              </w:rPr>
+              <w:t>的模型声明、例化、调用</w:t>
+            </w:r>
+          </w:hyperlink>
+        </w:p>
+        <w:p>
+          <w:pPr>
+            <w:pStyle w:val="TOC3"/>
+            <w:tabs>
+              <w:tab w:val="left" w:pos="1989"/>
+              <w:tab w:val="right" w:leader="dot" w:pos="8630"/>
+            </w:tabs>
+            <w:ind w:left="880" w:firstLine="440"/>
+            <w:rPr>
+              <w:noProof/>
+              <w:kern w:val="2"/>
+              <w:sz w:val="21"/>
+            </w:rPr>
+          </w:pPr>
+          <w:hyperlink w:anchor="_Toc240359360" w:history="1">
+            <w:r>
+              <w:rPr>
+                <w:rStyle w:val="afc"/>
+                <w:noProof/>
+              </w:rPr>
+              <w:t>6.2.1</w:t>
+            </w:r>
+            <w:r>
+              <w:rPr>
+                <w:noProof/>
+                <w:kern w:val="2"/>
+                <w:sz w:val="21"/>
+              </w:rPr>
+              <w:tab/>
+            </w:r>
+            <w:r>
+              <w:rPr>
+                <w:rStyle w:val="afc"/>
+                <w:noProof/>
+              </w:rPr>
+              <w:t>定义：定义一个</w:t>
+            </w:r>
+            <w:r>
+              <w:rPr>
+                <w:rStyle w:val="afc"/>
+                <w:noProof/>
+              </w:rPr>
+              <w:t xml:space="preserve"> ONNX </w:t>
+            </w:r>
+            <w:r>
+              <w:rPr>
+                <w:rStyle w:val="afc"/>
+                <w:noProof/>
+              </w:rPr>
+              <w:t>模型对象</w:t>
+            </w:r>
+          </w:hyperlink>
+        </w:p>
+        <w:p>
+          <w:pPr>
+            <w:pStyle w:val="TOC3"/>
+            <w:tabs>
+              <w:tab w:val="left" w:pos="1989"/>
+              <w:tab w:val="right" w:leader="dot" w:pos="8630"/>
+            </w:tabs>
+            <w:ind w:left="880" w:firstLine="440"/>
+            <w:rPr>
+              <w:noProof/>
+              <w:kern w:val="2"/>
+              <w:sz w:val="21"/>
+            </w:rPr>
+          </w:pPr>
+          <w:hyperlink w:anchor="_Toc240359361" w:history="1">
+            <w:r>
+              <w:rPr>
+                <w:rStyle w:val="afc"/>
+                <w:noProof/>
+              </w:rPr>
+              <w:t>6.2.2</w:t>
+            </w:r>
+            <w:r>
+              <w:rPr>
+                <w:noProof/>
+                <w:kern w:val="2"/>
+                <w:sz w:val="21"/>
+              </w:rPr>
+              <w:tab/>
+            </w:r>
+            <w:r>
+              <w:rPr>
+                <w:rStyle w:val="afc"/>
+                <w:noProof/>
+              </w:rPr>
+              <w:t>创建：把</w:t>
+            </w:r>
+            <w:r>
+              <w:rPr>
+                <w:rStyle w:val="afc"/>
+                <w:noProof/>
+              </w:rPr>
+              <w:t xml:space="preserve"> `.onnx` </w:t>
+            </w:r>
+            <w:r>
+              <w:rPr>
+                <w:rStyle w:val="afc"/>
+                <w:noProof/>
+              </w:rPr>
+              <w:t>文件加载成</w:t>
+            </w:r>
+            <w:r>
+              <w:rPr>
+                <w:rStyle w:val="afc"/>
+                <w:noProof/>
+              </w:rPr>
+              <w:t xml:space="preserve"> `Session`</w:t>
+            </w:r>
+          </w:hyperlink>
+        </w:p>
+        <w:p>
+          <w:pPr>
+            <w:pStyle w:val="TOC3"/>
+            <w:tabs>
+              <w:tab w:val="left" w:pos="1934"/>
+              <w:tab w:val="right" w:leader="dot" w:pos="8630"/>
+            </w:tabs>
+            <w:ind w:left="880" w:firstLine="440"/>
+            <w:rPr>
+              <w:noProof/>
+              <w:kern w:val="2"/>
+              <w:sz w:val="21"/>
+            </w:rPr>
+          </w:pPr>
+          <w:hyperlink w:anchor="_Toc240359362" w:history="1">
+            <w:r>
+              <w:rPr>
+                <w:rStyle w:val="afc"/>
+                <w:noProof/>
+              </w:rPr>
+              <w:t>6.2.3</w:t>
+            </w:r>
+            <w:r>
+              <w:rPr>
+                <w:noProof/>
+                <w:kern w:val="2"/>
+                <w:sz w:val="21"/>
+              </w:rPr>
+              <w:tab/>
+            </w:r>
+            <w:r>
+              <w:rPr>
+                <w:rStyle w:val="afc"/>
+                <w:noProof/>
+              </w:rPr>
+              <w:t xml:space="preserve">`robotd` </w:t>
+            </w:r>
+            <w:r>
+              <w:rPr>
+                <w:rStyle w:val="afc"/>
+                <w:noProof/>
+              </w:rPr>
+              <w:t>创建它</w:t>
+            </w:r>
+          </w:hyperlink>
+        </w:p>
+        <w:p>
+          <w:pPr>
+            <w:pStyle w:val="TOC3"/>
+            <w:tabs>
+              <w:tab w:val="left" w:pos="1989"/>
+              <w:tab w:val="right" w:leader="dot" w:pos="8630"/>
+            </w:tabs>
+            <w:ind w:left="880" w:firstLine="440"/>
+            <w:rPr>
+              <w:noProof/>
+              <w:kern w:val="2"/>
+              <w:sz w:val="21"/>
+            </w:rPr>
+          </w:pPr>
+          <w:hyperlink w:anchor="_Toc240359363" w:history="1">
+            <w:r>
+              <w:rPr>
+                <w:rStyle w:val="afc"/>
+                <w:noProof/>
+              </w:rPr>
+              <w:t>6.2.4</w:t>
+            </w:r>
+            <w:r>
+              <w:rPr>
+                <w:noProof/>
+                <w:kern w:val="2"/>
+                <w:sz w:val="21"/>
+              </w:rPr>
+              <w:tab/>
+            </w:r>
+            <w:r>
+              <w:rPr>
+                <w:rStyle w:val="afc"/>
+                <w:noProof/>
+              </w:rPr>
+              <w:t>执行：调用</w:t>
+            </w:r>
+            <w:r>
+              <w:rPr>
+                <w:rStyle w:val="afc"/>
+                <w:noProof/>
+              </w:rPr>
+              <w:t xml:space="preserve"> ONNX</w:t>
+            </w:r>
+          </w:hyperlink>
+        </w:p>
+        <w:p>
+          <w:pPr>
+            <w:pStyle w:val="TOC3"/>
+            <w:tabs>
+              <w:tab w:val="left" w:pos="1934"/>
+              <w:tab w:val="right" w:leader="dot" w:pos="8630"/>
+            </w:tabs>
+            <w:ind w:left="880" w:firstLine="440"/>
+            <w:rPr>
+              <w:noProof/>
+              <w:kern w:val="2"/>
+              <w:sz w:val="21"/>
+            </w:rPr>
+          </w:pPr>
+          <w:hyperlink w:anchor="_Toc240359364" w:history="1">
+            <w:r>
+              <w:rPr>
+                <w:rStyle w:val="afc"/>
+                <w:noProof/>
+              </w:rPr>
+              <w:t>6.2.5</w:t>
+            </w:r>
+            <w:r>
+              <w:rPr>
+                <w:noProof/>
+                <w:kern w:val="2"/>
+                <w:sz w:val="21"/>
+              </w:rPr>
+              <w:tab/>
+            </w:r>
+            <w:r>
+              <w:rPr>
+                <w:rStyle w:val="afc"/>
+                <w:noProof/>
+              </w:rPr>
+              <w:t xml:space="preserve">`robotd` </w:t>
+            </w:r>
+            <w:r>
+              <w:rPr>
+                <w:rStyle w:val="afc"/>
+                <w:noProof/>
+              </w:rPr>
+              <w:t>是怎么调用它的？</w:t>
+            </w:r>
+          </w:hyperlink>
+        </w:p>
+        <w:p>
+          <w:pPr>
+            <w:pStyle w:val="TOC3"/>
+            <w:tabs>
+              <w:tab w:val="left" w:pos="1989"/>
+              <w:tab w:val="right" w:leader="dot" w:pos="8630"/>
+            </w:tabs>
+            <w:ind w:left="880" w:firstLine="440"/>
+            <w:rPr>
+              <w:noProof/>
+              <w:kern w:val="2"/>
+              <w:sz w:val="21"/>
+            </w:rPr>
+          </w:pPr>
+          <w:hyperlink w:anchor="_Toc240359365" w:history="1">
+            <w:r>
+              <w:rPr>
+                <w:rStyle w:val="afc"/>
+                <w:noProof/>
+              </w:rPr>
+              <w:t>6.2.6</w:t>
+            </w:r>
+            <w:r>
+              <w:rPr>
+                <w:noProof/>
+                <w:kern w:val="2"/>
+                <w:sz w:val="21"/>
+              </w:rPr>
+              <w:tab/>
+            </w:r>
+            <w:r>
+              <w:rPr>
+                <w:rStyle w:val="afc"/>
+                <w:noProof/>
+              </w:rPr>
+              <w:t>三个动作总结</w:t>
+            </w:r>
+          </w:hyperlink>
+        </w:p>
+        <w:p>
+          <w:pPr>
+            <w:pStyle w:val="TOC2"/>
+            <w:tabs>
+              <w:tab w:val="left" w:pos="1680"/>
+              <w:tab w:val="right" w:leader="dot" w:pos="8630"/>
+            </w:tabs>
+            <w:ind w:left="440" w:firstLine="440"/>
+            <w:rPr>
+              <w:noProof/>
+              <w:kern w:val="2"/>
+              <w:sz w:val="21"/>
+            </w:rPr>
+          </w:pPr>
+          <w:hyperlink w:anchor="_Toc240359366" w:history="1">
+            <w:r>
+              <w:rPr>
+                <w:rStyle w:val="afc"/>
+                <w:noProof/>
+              </w:rPr>
+              <w:t>6.3</w:t>
+            </w:r>
+            <w:r>
+              <w:rPr>
+                <w:noProof/>
+                <w:kern w:val="2"/>
+                <w:sz w:val="21"/>
+              </w:rPr>
+              <w:tab/>
+            </w:r>
+            <w:r>
+              <w:rPr>
+                <w:rStyle w:val="afc"/>
+                <w:noProof/>
+              </w:rPr>
+              <w:t>从</w:t>
+            </w:r>
+            <w:r>
+              <w:rPr>
+                <w:rStyle w:val="afc"/>
+                <w:noProof/>
+              </w:rPr>
+              <w:t xml:space="preserve"> ONNX </w:t>
+            </w:r>
+            <w:r>
+              <w:rPr>
+                <w:rStyle w:val="afc"/>
+                <w:noProof/>
+              </w:rPr>
+              <w:t>文件到程序输出：完整流程</w:t>
+            </w:r>
+          </w:hyperlink>
+        </w:p>
+        <w:p>
+          <w:pPr>
+            <w:pStyle w:val="TOC3"/>
+            <w:tabs>
+              <w:tab w:val="left" w:pos="1989"/>
+              <w:tab w:val="right" w:leader="dot" w:pos="8630"/>
+            </w:tabs>
+            <w:ind w:left="880" w:firstLine="440"/>
+            <w:rPr>
+              <w:noProof/>
+              <w:kern w:val="2"/>
+              <w:sz w:val="21"/>
+            </w:rPr>
+          </w:pPr>
+          <w:hyperlink w:anchor="_Toc240359367" w:history="1">
+            <w:r>
+              <w:rPr>
+                <w:rStyle w:val="afc"/>
+                <w:noProof/>
+              </w:rPr>
+              <w:t>6.3.1</w:t>
+            </w:r>
+            <w:r>
+              <w:rPr>
+                <w:noProof/>
+                <w:kern w:val="2"/>
+                <w:sz w:val="21"/>
+              </w:rPr>
+              <w:tab/>
+            </w:r>
+            <w:r>
+              <w:rPr>
+                <w:rStyle w:val="afc"/>
+                <w:noProof/>
+              </w:rPr>
+              <w:t>先理解：</w:t>
+            </w:r>
+            <w:r>
+              <w:rPr>
+                <w:rStyle w:val="afc"/>
+                <w:noProof/>
+              </w:rPr>
+              <w:t xml:space="preserve">ONNX </w:t>
+            </w:r>
+            <w:r>
+              <w:rPr>
+                <w:rStyle w:val="afc"/>
+                <w:noProof/>
+              </w:rPr>
+              <w:t>文件本身是什么</w:t>
+            </w:r>
+          </w:hyperlink>
+        </w:p>
+        <w:p>
+          <w:pPr>
+            <w:pStyle w:val="TOC3"/>
+            <w:tabs>
+              <w:tab w:val="left" w:pos="1989"/>
+              <w:tab w:val="right" w:leader="dot" w:pos="8630"/>
+            </w:tabs>
+            <w:ind w:left="880" w:firstLine="440"/>
+            <w:rPr>
+              <w:noProof/>
+              <w:kern w:val="2"/>
+              <w:sz w:val="21"/>
+            </w:rPr>
+          </w:pPr>
+          <w:hyperlink w:anchor="_Toc240359368" w:history="1">
+            <w:r>
+              <w:rPr>
+                <w:rStyle w:val="afc"/>
+                <w:noProof/>
+              </w:rPr>
+              <w:t>6.3.2</w:t>
+            </w:r>
+            <w:r>
+              <w:rPr>
+                <w:noProof/>
+                <w:kern w:val="2"/>
+                <w:sz w:val="21"/>
+              </w:rPr>
+              <w:tab/>
+            </w:r>
+            <w:r>
+              <w:rPr>
+                <w:rStyle w:val="afc"/>
+                <w:noProof/>
+              </w:rPr>
+              <w:t>完整过程（四步）</w:t>
             </w:r>
           </w:hyperlink>
         </w:p>
@@ -3827,7 +4040,7 @@
               <w:sz w:val="21"/>
             </w:rPr>
           </w:pPr>
-          <w:hyperlink w:anchor="_Toc240111725" w:history="1">
+          <w:hyperlink w:anchor="_Toc240359369" w:history="1">
             <w:r>
               <w:rPr>
                 <w:rStyle w:val="afc"/>
@@ -3868,7 +4081,7 @@
               <w:sz w:val="21"/>
             </w:rPr>
           </w:pPr>
-          <w:hyperlink w:anchor="_Toc240111726" w:history="1">
+          <w:hyperlink w:anchor="_Toc240359370" w:history="1">
             <w:r>
               <w:rPr>
                 <w:rStyle w:val="afc"/>
@@ -3902,7 +4115,7 @@
               <w:sz w:val="21"/>
             </w:rPr>
           </w:pPr>
-          <w:hyperlink w:anchor="_Toc240111727" w:history="1">
+          <w:hyperlink w:anchor="_Toc240359371" w:history="1">
             <w:r>
               <w:rPr>
                 <w:rStyle w:val="afc"/>
@@ -3936,7 +4149,7 @@
               <w:sz w:val="21"/>
             </w:rPr>
           </w:pPr>
-          <w:hyperlink w:anchor="_Toc240111728" w:history="1">
+          <w:hyperlink w:anchor="_Toc240359372" w:history="1">
             <w:r>
               <w:rPr>
                 <w:rStyle w:val="afc"/>
@@ -4006,7 +4219,7 @@
       <w:pPr>
         <w:pStyle w:val="1"/>
       </w:pPr>
-      <w:bookmarkStart w:id="0" w:name="_Toc240111657"/>
+      <w:bookmarkStart w:id="1" w:name="_Toc240359296"/>
       <w:r>
         <w:rPr>
           <w:rFonts w:hint="eastAsia"/>
@@ -4024,7 +4237,7 @@
       <w:r>
         <w:t>ujoco</w:t>
       </w:r>
-      <w:bookmarkEnd w:id="0"/>
+      <w:bookmarkEnd w:id="1"/>
       <w:proofErr w:type="spellEnd"/>
     </w:p>
     <w:p>
@@ -4233,7 +4446,7 @@
       <w:pPr>
         <w:pStyle w:val="1"/>
       </w:pPr>
-      <w:bookmarkStart w:id="1" w:name="_Toc240111658"/>
+      <w:bookmarkStart w:id="2" w:name="_Toc240359297"/>
       <w:r>
         <w:rPr>
           <w:rFonts w:hint="eastAsia"/>
@@ -4255,7 +4468,7 @@
         </w:rPr>
         <w:t>World</w:t>
       </w:r>
-      <w:bookmarkEnd w:id="1"/>
+      <w:bookmarkEnd w:id="2"/>
     </w:p>
     <w:p>
       <w:pPr>
@@ -4336,7 +4549,7 @@
       <w:pPr>
         <w:pStyle w:val="1"/>
       </w:pPr>
-      <w:bookmarkStart w:id="2" w:name="_Toc240111659"/>
+      <w:bookmarkStart w:id="3" w:name="_Toc240359298"/>
       <w:r>
         <w:rPr>
           <w:rFonts w:hint="eastAsia"/>
@@ -4349,7 +4562,7 @@
         </w:rPr>
         <w:t>一些真家伙</w:t>
       </w:r>
-      <w:bookmarkEnd w:id="2"/>
+      <w:bookmarkEnd w:id="3"/>
     </w:p>
     <w:p>
       <w:pPr>
@@ -4504,7 +4717,7 @@
       <w:pPr>
         <w:pStyle w:val="1"/>
       </w:pPr>
-      <w:bookmarkStart w:id="3" w:name="_Toc240111660"/>
+      <w:bookmarkStart w:id="4" w:name="_Toc240359299"/>
       <w:proofErr w:type="spellStart"/>
       <w:r>
         <w:rPr>
@@ -4519,7 +4732,7 @@
         </w:rPr>
         <w:t>是什么？</w:t>
       </w:r>
-      <w:bookmarkEnd w:id="3"/>
+      <w:bookmarkEnd w:id="4"/>
     </w:p>
     <w:p>
       <w:pPr>
@@ -5439,20 +5652,20 @@
       <w:pPr>
         <w:pStyle w:val="1"/>
       </w:pPr>
-      <w:bookmarkStart w:id="4" w:name="_Toc240111661"/>
+      <w:bookmarkStart w:id="5" w:name="_Toc240359300"/>
       <w:r>
         <w:rPr>
           <w:rFonts w:hint="eastAsia"/>
         </w:rPr>
         <w:t>做一个机械臂</w:t>
       </w:r>
-      <w:bookmarkEnd w:id="4"/>
+      <w:bookmarkEnd w:id="5"/>
     </w:p>
     <w:p>
       <w:pPr>
         <w:pStyle w:val="2"/>
       </w:pPr>
-      <w:bookmarkStart w:id="5" w:name="_Toc240111662"/>
+      <w:bookmarkStart w:id="6" w:name="_Toc240359301"/>
       <w:r>
         <w:rPr>
           <w:rFonts w:hint="eastAsia"/>
@@ -5471,7 +5684,7 @@
         </w:rPr>
         <w:t>文件）</w:t>
       </w:r>
-      <w:bookmarkEnd w:id="5"/>
+      <w:bookmarkEnd w:id="6"/>
     </w:p>
     <w:p>
       <w:pPr>
@@ -5579,7 +5792,7 @@
       <w:pPr>
         <w:pStyle w:val="2"/>
       </w:pPr>
-      <w:bookmarkStart w:id="6" w:name="_Toc240111663"/>
+      <w:bookmarkStart w:id="7" w:name="_Toc240359302"/>
       <w:r>
         <w:rPr>
           <w:rFonts w:hint="eastAsia"/>
@@ -5598,7 +5811,7 @@
         </w:rPr>
         <w:t>）</w:t>
       </w:r>
-      <w:bookmarkEnd w:id="6"/>
+      <w:bookmarkEnd w:id="7"/>
     </w:p>
     <w:p>
       <w:pPr>
@@ -5654,7 +5867,7 @@
       <w:pPr>
         <w:pStyle w:val="2"/>
       </w:pPr>
-      <w:bookmarkStart w:id="7" w:name="_Toc240111664"/>
+      <w:bookmarkStart w:id="8" w:name="_Toc240359303"/>
       <w:r>
         <w:rPr>
           <w:rFonts w:hint="eastAsia"/>
@@ -5673,7 +5886,7 @@
         </w:rPr>
         <w:t>程序（完整开发流程）</w:t>
       </w:r>
-      <w:bookmarkEnd w:id="7"/>
+      <w:bookmarkEnd w:id="8"/>
     </w:p>
     <w:p>
       <w:pPr>
@@ -5819,14 +6032,14 @@
       <w:pPr>
         <w:pStyle w:val="3"/>
       </w:pPr>
-      <w:bookmarkStart w:id="8" w:name="_Toc240111665"/>
+      <w:bookmarkStart w:id="9" w:name="_Toc240359304"/>
       <w:r>
         <w:rPr>
           <w:rFonts w:hint="eastAsia"/>
         </w:rPr>
         <w:t>导入依赖与初始化</w:t>
       </w:r>
-      <w:bookmarkEnd w:id="8"/>
+      <w:bookmarkEnd w:id="9"/>
     </w:p>
     <w:p>
       <w:pPr>
@@ -5945,7 +6158,7 @@
       <w:pPr>
         <w:pStyle w:val="3"/>
       </w:pPr>
-      <w:bookmarkStart w:id="9" w:name="_Toc240111666"/>
+      <w:bookmarkStart w:id="10" w:name="_Toc240359305"/>
       <w:r>
         <w:rPr>
           <w:rFonts w:hint="eastAsia"/>
@@ -5990,7 +6203,7 @@
         </w:rPr>
         <w:t>函数）</w:t>
       </w:r>
-      <w:bookmarkEnd w:id="9"/>
+      <w:bookmarkEnd w:id="10"/>
     </w:p>
     <w:p>
       <w:pPr>
@@ -6067,7 +6280,7 @@
       <w:pPr>
         <w:pStyle w:val="3"/>
       </w:pPr>
-      <w:bookmarkStart w:id="10" w:name="_Toc240111667"/>
+      <w:bookmarkStart w:id="11" w:name="_Toc240359306"/>
       <w:r>
         <w:rPr>
           <w:rFonts w:hint="eastAsia"/>
@@ -6100,7 +6313,7 @@
         </w:rPr>
         <w:t>模型</w:t>
       </w:r>
-      <w:bookmarkEnd w:id="10"/>
+      <w:bookmarkEnd w:id="11"/>
     </w:p>
     <w:p>
       <w:pPr>
@@ -6204,14 +6417,14 @@
       <w:pPr>
         <w:pStyle w:val="3"/>
       </w:pPr>
-      <w:bookmarkStart w:id="11" w:name="_Toc240111668"/>
+      <w:bookmarkStart w:id="12" w:name="_Toc240359307"/>
       <w:r>
         <w:rPr>
           <w:rFonts w:hint="eastAsia"/>
         </w:rPr>
         <w:t>进入仿真主循环（带被动查看器）</w:t>
       </w:r>
-      <w:bookmarkEnd w:id="11"/>
+      <w:bookmarkEnd w:id="12"/>
     </w:p>
     <w:p>
       <w:pPr>
@@ -6303,7 +6516,7 @@
       <w:pPr>
         <w:pStyle w:val="3"/>
       </w:pPr>
-      <w:bookmarkStart w:id="12" w:name="_Toc240111669"/>
+      <w:bookmarkStart w:id="13" w:name="_Toc240359308"/>
       <w:r>
         <w:rPr>
           <w:rFonts w:hint="eastAsia"/>
@@ -6336,7 +6549,7 @@
         </w:rPr>
         <w:t>）</w:t>
       </w:r>
-      <w:bookmarkEnd w:id="12"/>
+      <w:bookmarkEnd w:id="13"/>
     </w:p>
     <w:p>
       <w:pPr>
@@ -6990,14 +7203,14 @@
       <w:pPr>
         <w:pStyle w:val="3"/>
       </w:pPr>
-      <w:bookmarkStart w:id="13" w:name="_Toc240111670"/>
+      <w:bookmarkStart w:id="14" w:name="_Toc240359309"/>
       <w:r>
         <w:rPr>
           <w:rFonts w:hint="eastAsia"/>
         </w:rPr>
         <w:t>退出循环与结束</w:t>
       </w:r>
-      <w:bookmarkEnd w:id="13"/>
+      <w:bookmarkEnd w:id="14"/>
     </w:p>
     <w:p>
       <w:pPr>
@@ -7090,8 +7303,6 @@
         </w:rPr>
         <w:t xml:space="preserve"> `"</w:t>
       </w:r>
-      <w:bookmarkStart w:id="14" w:name="_GoBack"/>
-      <w:bookmarkEnd w:id="14"/>
       <w:r>
         <w:rPr>
           <w:rFonts w:hint="eastAsia"/>
@@ -7115,7 +7326,7 @@
       <w:pPr>
         <w:pStyle w:val="3"/>
       </w:pPr>
-      <w:bookmarkStart w:id="15" w:name="_Toc240111671"/>
+      <w:bookmarkStart w:id="15" w:name="_Toc240359310"/>
       <w:r>
         <w:rPr>
           <w:rFonts w:hint="eastAsia"/>
@@ -7423,7 +7634,7 @@
       <w:pPr>
         <w:pStyle w:val="2"/>
       </w:pPr>
-      <w:bookmarkStart w:id="16" w:name="_Toc240111672"/>
+      <w:bookmarkStart w:id="16" w:name="_Toc240359311"/>
       <w:r>
         <w:rPr>
           <w:rFonts w:hint="eastAsia"/>
@@ -8329,11 +8540,95 @@
       <w:pPr>
         <w:pStyle w:val="1"/>
       </w:pPr>
-      <w:bookmarkStart w:id="17" w:name="_Toc240111673"/>
+      <w:bookmarkStart w:id="17" w:name="_Toc240359312"/>
       <w:r>
         <w:t>回到小鸭子</w:t>
       </w:r>
       <w:bookmarkEnd w:id="17"/>
+    </w:p>
+    <w:p>
+      <w:pPr>
+        <w:ind w:firstLine="440"/>
+        <w:rPr>
+          <w:color w:val="FF0000"/>
+        </w:rPr>
+      </w:pPr>
+      <w:r>
+        <w:rPr>
+          <w:rFonts w:hint="eastAsia"/>
+          <w:color w:val="FF0000"/>
+        </w:rPr>
+        <w:t>如果对</w:t>
+      </w:r>
+      <w:r>
+        <w:rPr>
+          <w:rFonts w:hint="eastAsia"/>
+          <w:color w:val="FF0000"/>
+        </w:rPr>
+        <w:t>ONNX</w:t>
+      </w:r>
+      <w:r>
+        <w:rPr>
+          <w:rFonts w:hint="eastAsia"/>
+          <w:color w:val="FF0000"/>
+        </w:rPr>
+        <w:t>等内容不够了解，可以先看</w:t>
+      </w:r>
+      <w:r>
+        <w:rPr>
+          <w:color w:val="FF0000"/>
+        </w:rPr>
+        <w:fldChar w:fldCharType="begin"/>
+      </w:r>
+      <w:r>
+        <w:rPr>
+          <w:color w:val="FF0000"/>
+        </w:rPr>
+        <w:instrText xml:space="preserve"> </w:instrText>
+      </w:r>
+      <w:r>
+        <w:rPr>
+          <w:rFonts w:hint="eastAsia"/>
+          <w:color w:val="FF0000"/>
+        </w:rPr>
+        <w:instrText>REF _Ref240357740 \r \h</w:instrText>
+      </w:r>
+      <w:r>
+        <w:rPr>
+          <w:color w:val="FF0000"/>
+        </w:rPr>
+        <w:instrText xml:space="preserve"> </w:instrText>
+      </w:r>
+      <w:r>
+        <w:rPr>
+          <w:color w:val="FF0000"/>
+        </w:rPr>
+      </w:r>
+      <w:r>
+        <w:rPr>
+          <w:color w:val="FF0000"/>
+        </w:rPr>
+        <w:fldChar w:fldCharType="separate"/>
+      </w:r>
+      <w:r>
+        <w:rPr>
+          <w:color w:val="FF0000"/>
+        </w:rPr>
+        <w:t>6.3</w:t>
+      </w:r>
+      <w:r>
+        <w:rPr>
+          <w:color w:val="FF0000"/>
+        </w:rPr>
+        <w:fldChar w:fldCharType="end"/>
+      </w:r>
+      <w:r>
+        <w:rPr>
+          <w:rFonts w:hint="eastAsia"/>
+          <w:color w:val="FF0000"/>
+        </w:rPr>
+        <w:t>。</w:t>
+      </w:r>
     </w:p>
     <w:p>
       <w:pPr>
@@ -8641,7 +8936,6 @@
         <w:rPr>
           <w:rFonts w:hint="eastAsia"/>
         </w:rPr>
-        <w:lastRenderedPageBreak/>
         <w:t>官方强化学习仓库，这个仓库专注于强化学习与仿真到现实（</w:t>
       </w:r>
       <w:r>
@@ -8820,7 +9114,7 @@
       <w:pPr>
         <w:pStyle w:val="2"/>
       </w:pPr>
-      <w:bookmarkStart w:id="18" w:name="_Toc240111674"/>
+      <w:bookmarkStart w:id="18" w:name="_Toc240359313"/>
       <w:proofErr w:type="spellStart"/>
       <w:r>
         <w:rPr>
@@ -9123,7 +9417,7 @@
       <w:pPr>
         <w:pStyle w:val="3"/>
       </w:pPr>
-      <w:bookmarkStart w:id="19" w:name="_Toc240111675"/>
+      <w:bookmarkStart w:id="19" w:name="_Toc240359314"/>
       <w:r>
         <w:rPr>
           <w:rFonts w:hint="eastAsia"/>
@@ -10441,10 +10735,10 @@
             <v:path o:extrusionok="f" gradientshapeok="t" o:connecttype="rect"/>
             <o:lock v:ext="edit" aspectratio="t"/>
           </v:shapetype>
-          <v:shape id="_x0000_i1025" type="#_x0000_t75" style="width:413.25pt;height:177.75pt" o:ole="">
+          <v:shape id="_x0000_i1025" type="#_x0000_t75" style="width:413.75pt;height:177.45pt" o:ole="">
             <v:imagedata r:id="rId23" o:title=""/>
           </v:shape>
-          <o:OLEObject Type="Embed" ProgID="Visio.Drawing.15" ShapeID="_x0000_i1025" DrawAspect="Content" ObjectID="_1850750163" r:id="rId24"/>
+          <o:OLEObject Type="Embed" ProgID="Visio.Drawing.15" ShapeID="_x0000_i1025" DrawAspect="Content" ObjectID="_1850976561" r:id="rId24"/>
         </w:object>
       </w:r>
     </w:p>
@@ -10507,7 +10801,7 @@
       <w:pPr>
         <w:pStyle w:val="3"/>
       </w:pPr>
-      <w:bookmarkStart w:id="20" w:name="_Toc240111676"/>
+      <w:bookmarkStart w:id="20" w:name="_Toc240359315"/>
       <w:proofErr w:type="spellStart"/>
       <w:r>
         <w:rPr>
@@ -10748,7 +11042,7 @@
       <w:pPr>
         <w:pStyle w:val="4"/>
       </w:pPr>
-      <w:bookmarkStart w:id="21" w:name="_Toc240111677"/>
+      <w:bookmarkStart w:id="21" w:name="_Toc240359316"/>
       <w:proofErr w:type="spellStart"/>
       <w:r>
         <w:rPr>
@@ -11719,7 +12013,7 @@
       <w:pPr>
         <w:pStyle w:val="4"/>
       </w:pPr>
-      <w:bookmarkStart w:id="24" w:name="_Toc240111678"/>
+      <w:bookmarkStart w:id="24" w:name="_Toc240359317"/>
       <w:r>
         <w:rPr>
           <w:rFonts w:hint="eastAsia"/>
@@ -12325,7 +12619,7 @@
         <w:keepLines w:val="0"/>
         <w:widowControl w:val="0"/>
       </w:pPr>
-      <w:bookmarkStart w:id="25" w:name="_Toc240111679"/>
+      <w:bookmarkStart w:id="25" w:name="_Toc240359318"/>
       <w:r>
         <w:rPr>
           <w:rFonts w:hint="eastAsia"/>
@@ -12496,7 +12790,7 @@
         <w:keepLines w:val="0"/>
         <w:widowControl w:val="0"/>
       </w:pPr>
-      <w:bookmarkStart w:id="26" w:name="_Toc240111680"/>
+      <w:bookmarkStart w:id="26" w:name="_Toc240359319"/>
       <w:r>
         <w:rPr>
           <w:rFonts w:hint="eastAsia"/>
@@ -12591,7 +12885,7 @@
       <w:pPr>
         <w:pStyle w:val="5"/>
       </w:pPr>
-      <w:bookmarkStart w:id="27" w:name="_Toc240111681"/>
+      <w:bookmarkStart w:id="27" w:name="_Toc240359320"/>
       <w:r>
         <w:rPr>
           <w:rFonts w:hint="eastAsia"/>
@@ -12671,7 +12965,7 @@
       <w:pPr>
         <w:pStyle w:val="5"/>
       </w:pPr>
-      <w:bookmarkStart w:id="28" w:name="_Toc240111682"/>
+      <w:bookmarkStart w:id="28" w:name="_Toc240359321"/>
       <w:r>
         <w:rPr>
           <w:rFonts w:hint="eastAsia"/>
@@ -12796,7 +13090,7 @@
       <w:pPr>
         <w:pStyle w:val="5"/>
       </w:pPr>
-      <w:bookmarkStart w:id="29" w:name="_Toc240111683"/>
+      <w:bookmarkStart w:id="29" w:name="_Toc240359322"/>
       <w:r>
         <w:rPr>
           <w:rFonts w:hint="eastAsia"/>
@@ -13443,7 +13737,7 @@
       <w:pPr>
         <w:pStyle w:val="5"/>
       </w:pPr>
-      <w:bookmarkStart w:id="30" w:name="_Toc240111684"/>
+      <w:bookmarkStart w:id="30" w:name="_Toc240359323"/>
       <w:r>
         <w:rPr>
           <w:rFonts w:hint="eastAsia"/>
@@ -13644,7 +13938,7 @@
       <w:pPr>
         <w:pStyle w:val="5"/>
       </w:pPr>
-      <w:bookmarkStart w:id="31" w:name="_Toc240111685"/>
+      <w:bookmarkStart w:id="31" w:name="_Toc240359324"/>
       <w:r>
         <w:rPr>
           <w:rFonts w:hint="eastAsia"/>
@@ -13913,7 +14207,7 @@
       <w:pPr>
         <w:pStyle w:val="5"/>
       </w:pPr>
-      <w:bookmarkStart w:id="32" w:name="_Toc240111686"/>
+      <w:bookmarkStart w:id="32" w:name="_Toc240359325"/>
       <w:r>
         <w:rPr>
           <w:rFonts w:hint="eastAsia"/>
@@ -14194,7 +14488,7 @@
       <w:pPr>
         <w:pStyle w:val="5"/>
       </w:pPr>
-      <w:bookmarkStart w:id="33" w:name="_Toc240111687"/>
+      <w:bookmarkStart w:id="33" w:name="_Toc240359326"/>
       <w:r>
         <w:rPr>
           <w:rFonts w:hint="eastAsia"/>
@@ -14732,7 +15026,7 @@
       <w:pPr>
         <w:pStyle w:val="5"/>
       </w:pPr>
-      <w:bookmarkStart w:id="34" w:name="_Toc240111688"/>
+      <w:bookmarkStart w:id="34" w:name="_Toc240359327"/>
       <w:r>
         <w:rPr>
           <w:rFonts w:hint="eastAsia"/>
@@ -15044,7 +15338,7 @@
       <w:pPr>
         <w:pStyle w:val="5"/>
       </w:pPr>
-      <w:bookmarkStart w:id="35" w:name="_Toc240111689"/>
+      <w:bookmarkStart w:id="35" w:name="_Toc240359328"/>
       <w:r>
         <w:rPr>
           <w:rFonts w:hint="eastAsia"/>
@@ -15384,7 +15678,7 @@
       <w:pPr>
         <w:pStyle w:val="4"/>
       </w:pPr>
-      <w:bookmarkStart w:id="36" w:name="_Toc240111690"/>
+      <w:bookmarkStart w:id="36" w:name="_Toc240359329"/>
       <w:r>
         <w:rPr>
           <w:rFonts w:hint="eastAsia"/>
@@ -15512,7 +15806,7 @@
       <w:pPr>
         <w:pStyle w:val="5"/>
       </w:pPr>
-      <w:bookmarkStart w:id="37" w:name="_Toc240111691"/>
+      <w:bookmarkStart w:id="37" w:name="_Toc240359330"/>
       <w:r>
         <w:rPr>
           <w:rFonts w:hint="eastAsia"/>
@@ -15784,7 +16078,7 @@
       <w:pPr>
         <w:pStyle w:val="5"/>
       </w:pPr>
-      <w:bookmarkStart w:id="38" w:name="_Toc240111692"/>
+      <w:bookmarkStart w:id="38" w:name="_Toc240359331"/>
       <w:r>
         <w:rPr>
           <w:rFonts w:hint="eastAsia"/>
@@ -15803,7 +16097,7 @@
       <w:pPr>
         <w:pStyle w:val="5"/>
       </w:pPr>
-      <w:bookmarkStart w:id="39" w:name="_Toc240111693"/>
+      <w:bookmarkStart w:id="39" w:name="_Toc240359332"/>
       <w:r>
         <w:rPr>
           <w:rFonts w:hint="eastAsia"/>
@@ -15822,7 +16116,7 @@
       <w:pPr>
         <w:pStyle w:val="5"/>
       </w:pPr>
-      <w:bookmarkStart w:id="40" w:name="_Toc240111694"/>
+      <w:bookmarkStart w:id="40" w:name="_Toc240359333"/>
       <w:r>
         <w:rPr>
           <w:rFonts w:hint="eastAsia"/>
@@ -15835,7 +16129,7 @@
       <w:pPr>
         <w:pStyle w:val="5"/>
       </w:pPr>
-      <w:bookmarkStart w:id="41" w:name="_Toc240111695"/>
+      <w:bookmarkStart w:id="41" w:name="_Toc240359334"/>
       <w:r>
         <w:rPr>
           <w:rFonts w:hint="eastAsia"/>
@@ -15854,7 +16148,7 @@
       <w:pPr>
         <w:pStyle w:val="5"/>
       </w:pPr>
-      <w:bookmarkStart w:id="42" w:name="_Toc240111696"/>
+      <w:bookmarkStart w:id="42" w:name="_Toc240359335"/>
       <w:r>
         <w:rPr>
           <w:rFonts w:hint="eastAsia"/>
@@ -16103,7 +16397,7 @@
       <w:pPr>
         <w:pStyle w:val="5"/>
       </w:pPr>
-      <w:bookmarkStart w:id="43" w:name="_Toc240111697"/>
+      <w:bookmarkStart w:id="43" w:name="_Toc240359336"/>
       <w:r>
         <w:rPr>
           <w:rFonts w:hint="eastAsia"/>
@@ -16198,7 +16492,7 @@
       <w:pPr>
         <w:pStyle w:val="5"/>
       </w:pPr>
-      <w:bookmarkStart w:id="44" w:name="_Toc240111698"/>
+      <w:bookmarkStart w:id="44" w:name="_Toc240359337"/>
       <w:r>
         <w:rPr>
           <w:rFonts w:hint="eastAsia"/>
@@ -16283,7 +16577,7 @@
       <w:pPr>
         <w:pStyle w:val="5"/>
       </w:pPr>
-      <w:bookmarkStart w:id="45" w:name="_Toc240111699"/>
+      <w:bookmarkStart w:id="45" w:name="_Toc240359338"/>
       <w:r>
         <w:rPr>
           <w:rFonts w:hint="eastAsia"/>
@@ -16314,7 +16608,7 @@
       <w:pPr>
         <w:pStyle w:val="5"/>
       </w:pPr>
-      <w:bookmarkStart w:id="46" w:name="_Toc240111700"/>
+      <w:bookmarkStart w:id="46" w:name="_Toc240359339"/>
       <w:r>
         <w:rPr>
           <w:rFonts w:hint="eastAsia"/>
@@ -16520,7 +16814,7 @@
       <w:pPr>
         <w:pStyle w:val="5"/>
       </w:pPr>
-      <w:bookmarkStart w:id="47" w:name="_Toc240111701"/>
+      <w:bookmarkStart w:id="47" w:name="_Toc240359340"/>
       <w:r>
         <w:rPr>
           <w:rFonts w:hint="eastAsia"/>
@@ -16563,7 +16857,7 @@
       <w:pPr>
         <w:pStyle w:val="5"/>
       </w:pPr>
-      <w:bookmarkStart w:id="48" w:name="_Toc240111702"/>
+      <w:bookmarkStart w:id="48" w:name="_Toc240359341"/>
       <w:r>
         <w:rPr>
           <w:rFonts w:hint="eastAsia"/>
@@ -16600,7 +16894,7 @@
       <w:pPr>
         <w:pStyle w:val="5"/>
       </w:pPr>
-      <w:bookmarkStart w:id="49" w:name="_Toc240111703"/>
+      <w:bookmarkStart w:id="49" w:name="_Toc240359342"/>
       <w:r>
         <w:rPr>
           <w:rFonts w:hint="eastAsia"/>
@@ -16648,7 +16942,7 @@
       <w:pPr>
         <w:pStyle w:val="5"/>
       </w:pPr>
-      <w:bookmarkStart w:id="50" w:name="_Toc240111704"/>
+      <w:bookmarkStart w:id="50" w:name="_Toc240359343"/>
       <w:r>
         <w:rPr>
           <w:rFonts w:hint="eastAsia"/>
@@ -16685,7 +16979,7 @@
       <w:pPr>
         <w:pStyle w:val="5"/>
       </w:pPr>
-      <w:bookmarkStart w:id="51" w:name="_Toc240111705"/>
+      <w:bookmarkStart w:id="51" w:name="_Toc240359344"/>
       <w:r>
         <w:rPr>
           <w:rFonts w:hint="eastAsia"/>
@@ -16905,7 +17199,7 @@
       <w:pPr>
         <w:pStyle w:val="5"/>
       </w:pPr>
-      <w:bookmarkStart w:id="52" w:name="_Toc240111706"/>
+      <w:bookmarkStart w:id="52" w:name="_Toc240359345"/>
       <w:r>
         <w:rPr>
           <w:rFonts w:hint="eastAsia"/>
@@ -16936,7 +17230,7 @@
       <w:pPr>
         <w:pStyle w:val="5"/>
       </w:pPr>
-      <w:bookmarkStart w:id="53" w:name="_Toc240111707"/>
+      <w:bookmarkStart w:id="53" w:name="_Toc240359346"/>
       <w:r>
         <w:rPr>
           <w:rFonts w:hint="eastAsia"/>
@@ -16973,7 +17267,7 @@
       <w:pPr>
         <w:pStyle w:val="5"/>
       </w:pPr>
-      <w:bookmarkStart w:id="54" w:name="_Toc240111708"/>
+      <w:bookmarkStart w:id="54" w:name="_Toc240359347"/>
       <w:r>
         <w:rPr>
           <w:rFonts w:hint="eastAsia"/>
@@ -17010,7 +17304,7 @@
       <w:pPr>
         <w:pStyle w:val="5"/>
       </w:pPr>
-      <w:bookmarkStart w:id="55" w:name="_Toc240111709"/>
+      <w:bookmarkStart w:id="55" w:name="_Toc240359348"/>
       <w:r>
         <w:rPr>
           <w:rFonts w:hint="eastAsia"/>
@@ -17047,7 +17341,7 @@
       <w:pPr>
         <w:pStyle w:val="5"/>
       </w:pPr>
-      <w:bookmarkStart w:id="56" w:name="_Toc240111710"/>
+      <w:bookmarkStart w:id="56" w:name="_Toc240359349"/>
       <w:r>
         <w:rPr>
           <w:rFonts w:hint="eastAsia"/>
@@ -17288,7 +17582,7 @@
       <w:pPr>
         <w:pStyle w:val="5"/>
       </w:pPr>
-      <w:bookmarkStart w:id="57" w:name="_Toc240111711"/>
+      <w:bookmarkStart w:id="57" w:name="_Toc240359350"/>
       <w:r>
         <w:rPr>
           <w:rFonts w:hint="eastAsia"/>
@@ -17343,7 +17637,7 @@
       <w:pPr>
         <w:pStyle w:val="5"/>
       </w:pPr>
-      <w:bookmarkStart w:id="58" w:name="_Toc240111712"/>
+      <w:bookmarkStart w:id="58" w:name="_Toc240359351"/>
       <w:r>
         <w:rPr>
           <w:rFonts w:hint="eastAsia"/>
@@ -17397,7 +17691,7 @@
       <w:pPr>
         <w:pStyle w:val="5"/>
       </w:pPr>
-      <w:bookmarkStart w:id="59" w:name="_Toc240111713"/>
+      <w:bookmarkStart w:id="59" w:name="_Toc240359352"/>
       <w:r>
         <w:rPr>
           <w:rFonts w:hint="eastAsia"/>
@@ -17434,7 +17728,7 @@
       <w:pPr>
         <w:pStyle w:val="5"/>
       </w:pPr>
-      <w:bookmarkStart w:id="60" w:name="_Toc240111714"/>
+      <w:bookmarkStart w:id="60" w:name="_Toc240359353"/>
       <w:r>
         <w:rPr>
           <w:rFonts w:hint="eastAsia"/>
@@ -18070,7 +18364,6 @@
       <w:pPr>
         <w:pStyle w:val="6"/>
       </w:pPr>
-      <w:bookmarkStart w:id="61" w:name="_Toc240111715"/>
       <w:r>
         <w:rPr>
           <w:rFonts w:hint="eastAsia"/>
@@ -18101,18 +18394,200 @@
         </w:rPr>
         <w:t xml:space="preserve"> Network</w:t>
       </w:r>
+    </w:p>
+    <w:p>
+      <w:pPr>
+        <w:pStyle w:val="6"/>
+      </w:pPr>
+      <w:r>
+        <w:rPr>
+          <w:rFonts w:hint="eastAsia"/>
+        </w:rPr>
+        <w:t xml:space="preserve">Controller </w:t>
+      </w:r>
+      <w:r>
+        <w:rPr>
+          <w:rFonts w:hint="eastAsia"/>
+        </w:rPr>
+        <w:t>第</w:t>
+      </w:r>
+      <w:r>
+        <w:rPr>
+          <w:rFonts w:hint="eastAsia"/>
+        </w:rPr>
+        <w:t xml:space="preserve"> 2 </w:t>
+      </w:r>
+      <w:r>
+        <w:rPr>
+          <w:rFonts w:hint="eastAsia"/>
+        </w:rPr>
+        <w:t>块：构造</w:t>
+      </w:r>
+      <w:r>
+        <w:rPr>
+          <w:rFonts w:hint="eastAsia"/>
+        </w:rPr>
+        <w:t xml:space="preserve"> Observation</w:t>
+      </w:r>
+    </w:p>
+    <w:p>
+      <w:pPr>
+        <w:pStyle w:val="6"/>
+      </w:pPr>
+      <w:r>
+        <w:rPr>
+          <w:rFonts w:hint="eastAsia"/>
+        </w:rPr>
+        <w:t xml:space="preserve">Controller </w:t>
+      </w:r>
+      <w:r>
+        <w:rPr>
+          <w:rFonts w:hint="eastAsia"/>
+        </w:rPr>
+        <w:t>第</w:t>
+      </w:r>
+      <w:r>
+        <w:rPr>
+          <w:rFonts w:hint="eastAsia"/>
+        </w:rPr>
+        <w:t xml:space="preserve"> 3 </w:t>
+      </w:r>
+      <w:r>
+        <w:rPr>
+          <w:rFonts w:hint="eastAsia"/>
+        </w:rPr>
+        <w:t>块：</w:t>
+      </w:r>
+      <w:r>
+        <w:rPr>
+          <w:rFonts w:hint="eastAsia"/>
+        </w:rPr>
+        <w:t xml:space="preserve">Action </w:t>
+      </w:r>
+      <w:r>
+        <w:rPr>
+          <w:rFonts w:hint="eastAsia"/>
+        </w:rPr>
+        <w:t>→</w:t>
+      </w:r>
+      <w:r>
+        <w:rPr>
+          <w:rFonts w:hint="eastAsia"/>
+        </w:rPr>
+        <w:t xml:space="preserve"> Joint Target</w:t>
+      </w:r>
+    </w:p>
+    <w:p>
+      <w:pPr>
+        <w:pStyle w:val="6"/>
+      </w:pPr>
+      <w:r>
+        <w:rPr>
+          <w:rFonts w:hint="eastAsia"/>
+        </w:rPr>
+        <w:t xml:space="preserve">Controller </w:t>
+      </w:r>
+      <w:r>
+        <w:rPr>
+          <w:rFonts w:hint="eastAsia"/>
+        </w:rPr>
+        <w:t>第</w:t>
+      </w:r>
+      <w:r>
+        <w:rPr>
+          <w:rFonts w:hint="eastAsia"/>
+        </w:rPr>
+        <w:t xml:space="preserve"> 4 </w:t>
+      </w:r>
+      <w:r>
+        <w:rPr>
+          <w:rFonts w:hint="eastAsia"/>
+        </w:rPr>
+        <w:t>块：</w:t>
+      </w:r>
+      <w:r>
+        <w:rPr>
+          <w:rFonts w:hint="eastAsia"/>
+        </w:rPr>
+        <w:t>Low-pass</w:t>
+      </w:r>
+    </w:p>
+    <w:p>
+      <w:pPr>
+        <w:pStyle w:val="6"/>
+      </w:pPr>
+      <w:r>
+        <w:rPr>
+          <w:rFonts w:hint="eastAsia"/>
+        </w:rPr>
+        <w:t xml:space="preserve">Controller </w:t>
+      </w:r>
+      <w:r>
+        <w:rPr>
+          <w:rFonts w:hint="eastAsia"/>
+        </w:rPr>
+        <w:t>第</w:t>
+      </w:r>
+      <w:r>
+        <w:rPr>
+          <w:rFonts w:hint="eastAsia"/>
+        </w:rPr>
+        <w:t xml:space="preserve"> 5 </w:t>
+      </w:r>
+      <w:r>
+        <w:rPr>
+          <w:rFonts w:hint="eastAsia"/>
+        </w:rPr>
+        <w:t>块：更新自己的状态</w:t>
+      </w:r>
+    </w:p>
+    <w:p>
+      <w:pPr>
+        <w:pStyle w:val="5"/>
+      </w:pPr>
+      <w:bookmarkStart w:id="61" w:name="_Toc240359354"/>
+      <w:r>
+        <w:rPr>
+          <w:rFonts w:hint="eastAsia"/>
+        </w:rPr>
+        <w:t xml:space="preserve">Tick </w:t>
+      </w:r>
+      <w:r>
+        <w:rPr>
+          <w:rFonts w:hint="eastAsia"/>
+        </w:rPr>
+        <w:t>第</w:t>
+      </w:r>
+      <w:r>
+        <w:rPr>
+          <w:rFonts w:hint="eastAsia"/>
+        </w:rPr>
+        <w:t xml:space="preserve"> 18 </w:t>
+      </w:r>
+      <w:r>
+        <w:rPr>
+          <w:rFonts w:hint="eastAsia"/>
+        </w:rPr>
+        <w:t>块：</w:t>
+      </w:r>
+      <w:r>
+        <w:rPr>
+          <w:rFonts w:hint="eastAsia"/>
+        </w:rPr>
+        <w:t>Theremin / Chorale / Mouth</w:t>
+      </w:r>
       <w:bookmarkEnd w:id="61"/>
     </w:p>
     <w:p>
       <w:pPr>
-        <w:pStyle w:val="6"/>
-      </w:pPr>
-      <w:bookmarkStart w:id="62" w:name="_Toc240111716"/>
-      <w:r>
-        <w:rPr>
-          <w:rFonts w:hint="eastAsia"/>
-        </w:rPr>
-        <w:t xml:space="preserve">Controller </w:t>
+        <w:pStyle w:val="5"/>
+      </w:pPr>
+      <w:bookmarkStart w:id="62" w:name="_Toc240359355"/>
+      <w:r>
+        <w:rPr>
+          <w:rFonts w:hint="eastAsia"/>
+        </w:rPr>
+        <w:t xml:space="preserve">Tick </w:t>
       </w:r>
       <w:r>
         <w:rPr>
@@ -18124,212 +18599,21 @@
         <w:rPr>
           <w:rFonts w:hint="eastAsia"/>
         </w:rPr>
-        <w:t xml:space="preserve"> 2 </w:t>
-      </w:r>
-      <w:r>
-        <w:rPr>
-          <w:rFonts w:hint="eastAsia"/>
-        </w:rPr>
-        <w:t>块：构造</w:t>
-      </w:r>
-      <w:r>
-        <w:rPr>
-          <w:rFonts w:hint="eastAsia"/>
-        </w:rPr>
-        <w:t xml:space="preserve"> Observation</w:t>
+        <w:t xml:space="preserve"> 19 </w:t>
+      </w:r>
+      <w:r>
+        <w:rPr>
+          <w:rFonts w:hint="eastAsia"/>
+        </w:rPr>
+        <w:t>块：最终进入</w:t>
+      </w:r>
+      <w:r>
+        <w:rPr>
+          <w:rFonts w:hint="eastAsia"/>
+        </w:rPr>
+        <w:t xml:space="preserve"> Safety</w:t>
       </w:r>
       <w:bookmarkEnd w:id="62"/>
-    </w:p>
-    <w:p>
-      <w:pPr>
-        <w:pStyle w:val="6"/>
-      </w:pPr>
-      <w:bookmarkStart w:id="63" w:name="_Toc240111717"/>
-      <w:r>
-        <w:rPr>
-          <w:rFonts w:hint="eastAsia"/>
-        </w:rPr>
-        <w:t xml:space="preserve">Controller </w:t>
-      </w:r>
-      <w:r>
-        <w:rPr>
-          <w:rFonts w:hint="eastAsia"/>
-        </w:rPr>
-        <w:t>第</w:t>
-      </w:r>
-      <w:r>
-        <w:rPr>
-          <w:rFonts w:hint="eastAsia"/>
-        </w:rPr>
-        <w:t xml:space="preserve"> 3 </w:t>
-      </w:r>
-      <w:r>
-        <w:rPr>
-          <w:rFonts w:hint="eastAsia"/>
-        </w:rPr>
-        <w:t>块：</w:t>
-      </w:r>
-      <w:r>
-        <w:rPr>
-          <w:rFonts w:hint="eastAsia"/>
-        </w:rPr>
-        <w:t xml:space="preserve">Action </w:t>
-      </w:r>
-      <w:r>
-        <w:rPr>
-          <w:rFonts w:hint="eastAsia"/>
-        </w:rPr>
-        <w:t>→</w:t>
-      </w:r>
-      <w:r>
-        <w:rPr>
-          <w:rFonts w:hint="eastAsia"/>
-        </w:rPr>
-        <w:t xml:space="preserve"> Joint Target</w:t>
-      </w:r>
-      <w:bookmarkEnd w:id="63"/>
-    </w:p>
-    <w:p>
-      <w:pPr>
-        <w:pStyle w:val="6"/>
-      </w:pPr>
-      <w:bookmarkStart w:id="64" w:name="_Toc240111718"/>
-      <w:r>
-        <w:rPr>
-          <w:rFonts w:hint="eastAsia"/>
-        </w:rPr>
-        <w:t xml:space="preserve">Controller </w:t>
-      </w:r>
-      <w:r>
-        <w:rPr>
-          <w:rFonts w:hint="eastAsia"/>
-        </w:rPr>
-        <w:t>第</w:t>
-      </w:r>
-      <w:r>
-        <w:rPr>
-          <w:rFonts w:hint="eastAsia"/>
-        </w:rPr>
-        <w:t xml:space="preserve"> 4 </w:t>
-      </w:r>
-      <w:r>
-        <w:rPr>
-          <w:rFonts w:hint="eastAsia"/>
-        </w:rPr>
-        <w:t>块：</w:t>
-      </w:r>
-      <w:r>
-        <w:rPr>
-          <w:rFonts w:hint="eastAsia"/>
-        </w:rPr>
-        <w:t>Low-pass</w:t>
-      </w:r>
-      <w:bookmarkEnd w:id="64"/>
-    </w:p>
-    <w:p>
-      <w:pPr>
-        <w:pStyle w:val="6"/>
-      </w:pPr>
-      <w:bookmarkStart w:id="65" w:name="_Toc240111719"/>
-      <w:r>
-        <w:rPr>
-          <w:rFonts w:hint="eastAsia"/>
-        </w:rPr>
-        <w:t xml:space="preserve">Controller </w:t>
-      </w:r>
-      <w:r>
-        <w:rPr>
-          <w:rFonts w:hint="eastAsia"/>
-        </w:rPr>
-        <w:t>第</w:t>
-      </w:r>
-      <w:r>
-        <w:rPr>
-          <w:rFonts w:hint="eastAsia"/>
-        </w:rPr>
-        <w:t xml:space="preserve"> 5 </w:t>
-      </w:r>
-      <w:r>
-        <w:rPr>
-          <w:rFonts w:hint="eastAsia"/>
-        </w:rPr>
-        <w:t>块：更新自己的状态</w:t>
-      </w:r>
-      <w:bookmarkEnd w:id="65"/>
-    </w:p>
-    <w:p>
-      <w:pPr>
-        <w:pStyle w:val="5"/>
-      </w:pPr>
-      <w:bookmarkStart w:id="66" w:name="_Toc240111720"/>
-      <w:r>
-        <w:rPr>
-          <w:rFonts w:hint="eastAsia"/>
-        </w:rPr>
-        <w:t xml:space="preserve">Tick </w:t>
-      </w:r>
-      <w:r>
-        <w:rPr>
-          <w:rFonts w:hint="eastAsia"/>
-        </w:rPr>
-        <w:t>第</w:t>
-      </w:r>
-      <w:r>
-        <w:rPr>
-          <w:rFonts w:hint="eastAsia"/>
-        </w:rPr>
-        <w:t xml:space="preserve"> 18 </w:t>
-      </w:r>
-      <w:r>
-        <w:rPr>
-          <w:rFonts w:hint="eastAsia"/>
-        </w:rPr>
-        <w:t>块：</w:t>
-      </w:r>
-      <w:r>
-        <w:rPr>
-          <w:rFonts w:hint="eastAsia"/>
-        </w:rPr>
-        <w:t>Theremin / Chorale / Mouth</w:t>
-      </w:r>
-      <w:bookmarkEnd w:id="66"/>
-    </w:p>
-    <w:p>
-      <w:pPr>
-        <w:pStyle w:val="5"/>
-      </w:pPr>
-      <w:bookmarkStart w:id="67" w:name="_Toc240111721"/>
-      <w:r>
-        <w:rPr>
-          <w:rFonts w:hint="eastAsia"/>
-        </w:rPr>
-        <w:t xml:space="preserve">Tick </w:t>
-      </w:r>
-      <w:r>
-        <w:rPr>
-          <w:rFonts w:hint="eastAsia"/>
-        </w:rPr>
-        <w:t>第</w:t>
-      </w:r>
-      <w:r>
-        <w:rPr>
-          <w:rFonts w:hint="eastAsia"/>
-        </w:rPr>
-        <w:t xml:space="preserve"> 19 </w:t>
-      </w:r>
-      <w:r>
-        <w:rPr>
-          <w:rFonts w:hint="eastAsia"/>
-        </w:rPr>
-        <w:t>块：最终进入</w:t>
-      </w:r>
-      <w:r>
-        <w:rPr>
-          <w:rFonts w:hint="eastAsia"/>
-        </w:rPr>
-        <w:t xml:space="preserve"> Safety</w:t>
-      </w:r>
-      <w:bookmarkEnd w:id="67"/>
     </w:p>
     <w:p>
       <w:pPr>
@@ -18739,7 +19023,7 @@
       <w:pPr>
         <w:pStyle w:val="5"/>
       </w:pPr>
-      <w:bookmarkStart w:id="68" w:name="_Toc240111722"/>
+      <w:bookmarkStart w:id="63" w:name="_Toc240359356"/>
       <w:r>
         <w:rPr>
           <w:rFonts w:hint="eastAsia"/>
@@ -18777,14 +19061,14 @@
         </w:rPr>
         <w:t>RobotState</w:t>
       </w:r>
-      <w:bookmarkEnd w:id="68"/>
+      <w:bookmarkEnd w:id="63"/>
       <w:proofErr w:type="spellEnd"/>
     </w:p>
     <w:p>
       <w:pPr>
         <w:pStyle w:val="5"/>
       </w:pPr>
-      <w:bookmarkStart w:id="69" w:name="_Toc240111723"/>
+      <w:bookmarkStart w:id="64" w:name="_Toc240359357"/>
       <w:r>
         <w:rPr>
           <w:rFonts w:hint="eastAsia"/>
@@ -18815,7 +19099,7 @@
         </w:rPr>
         <w:t xml:space="preserve"> loop health</w:t>
       </w:r>
-      <w:bookmarkEnd w:id="69"/>
+      <w:bookmarkEnd w:id="64"/>
     </w:p>
     <w:p>
       <w:pPr>
@@ -18826,7 +19110,7 @@
       <w:pPr>
         <w:pStyle w:val="4"/>
       </w:pPr>
-      <w:bookmarkStart w:id="70" w:name="_Toc240111724"/>
+      <w:bookmarkStart w:id="65" w:name="_Toc240359358"/>
       <w:proofErr w:type="spellStart"/>
       <w:r>
         <w:rPr>
@@ -18841,7 +19125,7 @@
         </w:rPr>
         <w:t>的一些主要设计要点</w:t>
       </w:r>
-      <w:bookmarkEnd w:id="70"/>
+      <w:bookmarkEnd w:id="65"/>
     </w:p>
     <w:p>
       <w:pPr>
@@ -19815,9 +20099,5509 @@
     </w:p>
     <w:p>
       <w:pPr>
+        <w:pStyle w:val="2"/>
+      </w:pPr>
+      <w:bookmarkStart w:id="66" w:name="_Toc240359359"/>
+      <w:proofErr w:type="spellStart"/>
+      <w:r>
+        <w:rPr>
+          <w:rFonts w:hint="eastAsia"/>
+        </w:rPr>
+        <w:t>robotd</w:t>
+      </w:r>
+      <w:proofErr w:type="spellEnd"/>
+      <w:r>
+        <w:rPr>
+          <w:rFonts w:hint="eastAsia"/>
+        </w:rPr>
+        <w:t>中关于</w:t>
+      </w:r>
+      <w:r>
+        <w:rPr>
+          <w:rFonts w:hint="eastAsia"/>
+        </w:rPr>
+        <w:t>ONNX</w:t>
+      </w:r>
+      <w:r>
+        <w:rPr>
+          <w:rFonts w:hint="eastAsia"/>
+        </w:rPr>
+        <w:t>的模型声明、例化、调用</w:t>
+      </w:r>
+      <w:bookmarkEnd w:id="66"/>
+    </w:p>
+    <w:p>
+      <w:pPr>
+        <w:ind w:firstLine="440"/>
+      </w:pPr>
+      <w:proofErr w:type="spellStart"/>
+      <w:r>
+        <w:rPr>
+          <w:rFonts w:hint="eastAsia"/>
+        </w:rPr>
+        <w:t>MicroDuck</w:t>
+      </w:r>
+      <w:proofErr w:type="spellEnd"/>
+      <w:r>
+        <w:rPr>
+          <w:rFonts w:hint="eastAsia"/>
+        </w:rPr>
+        <w:t>并不是</w:t>
+      </w:r>
+      <w:proofErr w:type="spellStart"/>
+      <w:r>
+        <w:rPr>
+          <w:rFonts w:hint="eastAsia"/>
+        </w:rPr>
+        <w:t>robotd</w:t>
+      </w:r>
+      <w:proofErr w:type="spellEnd"/>
+      <w:r>
+        <w:rPr>
+          <w:rFonts w:hint="eastAsia"/>
+        </w:rPr>
+        <w:t>自己直接管理</w:t>
+      </w:r>
+      <w:r>
+        <w:rPr>
+          <w:rFonts w:hint="eastAsia"/>
+        </w:rPr>
+        <w:t>ONNX Runtime</w:t>
+      </w:r>
+      <w:r>
+        <w:rPr>
+          <w:rFonts w:hint="eastAsia"/>
+        </w:rPr>
+        <w:t>的全部细节。真正的</w:t>
+      </w:r>
+      <w:r>
+        <w:rPr>
+          <w:rFonts w:hint="eastAsia"/>
+        </w:rPr>
+        <w:t>ONNX</w:t>
+      </w:r>
+      <w:r>
+        <w:rPr>
+          <w:rFonts w:hint="eastAsia"/>
+        </w:rPr>
+        <w:t>模型加载、</w:t>
+      </w:r>
+      <w:r>
+        <w:rPr>
+          <w:rFonts w:hint="eastAsia"/>
+        </w:rPr>
+        <w:t>session</w:t>
+      </w:r>
+      <w:r>
+        <w:rPr>
+          <w:rFonts w:hint="eastAsia"/>
+        </w:rPr>
+        <w:t>创建、</w:t>
+      </w:r>
+      <w:r>
+        <w:rPr>
+          <w:rFonts w:hint="eastAsia"/>
+        </w:rPr>
+        <w:t>shape</w:t>
+      </w:r>
+      <w:r>
+        <w:rPr>
+          <w:rFonts w:hint="eastAsia"/>
+        </w:rPr>
+        <w:t>校验、</w:t>
+      </w:r>
+      <w:r>
+        <w:rPr>
+          <w:rFonts w:hint="eastAsia"/>
+        </w:rPr>
+        <w:t>inference</w:t>
+      </w:r>
+      <w:r>
+        <w:rPr>
+          <w:rFonts w:hint="eastAsia"/>
+        </w:rPr>
+        <w:t>都已经抽到了</w:t>
+      </w:r>
+      <w:r>
+        <w:rPr>
+          <w:rFonts w:hint="eastAsia"/>
+        </w:rPr>
+        <w:t>duck-control::policy</w:t>
+      </w:r>
+      <w:r>
+        <w:rPr>
+          <w:rFonts w:hint="eastAsia"/>
+        </w:rPr>
+        <w:t>，即在</w:t>
+      </w:r>
+      <w:r>
+        <w:rPr>
+          <w:rFonts w:hint="eastAsia"/>
+        </w:rPr>
+        <w:t>control</w:t>
+      </w:r>
+      <w:r>
+        <w:rPr>
+          <w:rFonts w:hint="eastAsia"/>
+        </w:rPr>
+        <w:t>循环中</w:t>
+      </w:r>
+      <w:r>
+        <w:rPr>
+          <w:rFonts w:hint="eastAsia"/>
+        </w:rPr>
+        <w:t>；</w:t>
+      </w:r>
+      <w:proofErr w:type="spellStart"/>
+      <w:r>
+        <w:rPr>
+          <w:rFonts w:hint="eastAsia"/>
+        </w:rPr>
+        <w:t>robotd</w:t>
+      </w:r>
+      <w:proofErr w:type="spellEnd"/>
+      <w:r>
+        <w:rPr>
+          <w:rFonts w:hint="eastAsia"/>
+        </w:rPr>
+        <w:t>负责参数解析、策略选择和</w:t>
+      </w:r>
+      <w:r>
+        <w:rPr>
+          <w:rFonts w:hint="eastAsia"/>
+        </w:rPr>
+        <w:t>50 Hz</w:t>
+      </w:r>
+      <w:r>
+        <w:rPr>
+          <w:rFonts w:hint="eastAsia"/>
+        </w:rPr>
+        <w:t>控制循环。</w:t>
+      </w:r>
+    </w:p>
+    <w:p>
+      <w:pPr>
+        <w:ind w:firstLine="440"/>
+      </w:pPr>
+      <w:r>
+        <w:rPr>
+          <w:rFonts w:hint="eastAsia"/>
+        </w:rPr>
+        <w:t>最核心的文件：</w:t>
+      </w:r>
+      <w:r>
+        <w:rPr>
+          <w:rFonts w:hint="eastAsia"/>
+        </w:rPr>
+        <w:t>duck-control/src/policy.rs</w:t>
+      </w:r>
+      <w:r>
+        <w:rPr>
+          <w:rFonts w:hint="eastAsia"/>
+        </w:rPr>
+        <w:t>。</w:t>
+      </w:r>
+    </w:p>
+    <w:p>
+      <w:pPr>
+        <w:pStyle w:val="3"/>
+      </w:pPr>
+      <w:bookmarkStart w:id="67" w:name="_Toc240359360"/>
+      <w:r>
+        <w:rPr>
+          <w:rFonts w:hint="eastAsia"/>
+        </w:rPr>
+        <w:t>定义：定义一个</w:t>
+      </w:r>
+      <w:r>
+        <w:rPr>
+          <w:rFonts w:hint="eastAsia"/>
+        </w:rPr>
+        <w:t xml:space="preserve"> ONNX </w:t>
+      </w:r>
+      <w:r>
+        <w:rPr>
+          <w:rFonts w:hint="eastAsia"/>
+        </w:rPr>
+        <w:t>模型对象</w:t>
+      </w:r>
+      <w:bookmarkEnd w:id="67"/>
+    </w:p>
+    <w:p>
+      <w:pPr>
+        <w:ind w:firstLine="440"/>
+      </w:pPr>
+      <w:r>
+        <w:rPr>
+          <w:rFonts w:hint="eastAsia"/>
+        </w:rPr>
+        <w:t>文件：</w:t>
+      </w:r>
+      <w:r>
+        <w:t>`duck-control/</w:t>
+      </w:r>
+      <w:proofErr w:type="spellStart"/>
+      <w:r>
+        <w:t>src</w:t>
+      </w:r>
+      <w:proofErr w:type="spellEnd"/>
+      <w:r>
+        <w:t>/policy.rs`</w:t>
+      </w:r>
+      <w:r>
+        <w:rPr>
+          <w:rFonts w:hint="eastAsia"/>
+        </w:rPr>
+        <w:t>。</w:t>
+      </w:r>
+      <w:r>
+        <w:rPr>
+          <w:rFonts w:hint="eastAsia"/>
+        </w:rPr>
+        <w:t>定义阶段只是声明“我有一个</w:t>
+      </w:r>
+      <w:r>
+        <w:rPr>
+          <w:rFonts w:hint="eastAsia"/>
+        </w:rPr>
+        <w:t>ONNX</w:t>
+      </w:r>
+      <w:r>
+        <w:rPr>
+          <w:rFonts w:hint="eastAsia"/>
+        </w:rPr>
+        <w:t>模型对象”。还没有加载</w:t>
+      </w:r>
+      <w:r>
+        <w:rPr>
+          <w:rFonts w:hint="eastAsia"/>
+        </w:rPr>
+        <w:t xml:space="preserve"> `.</w:t>
+      </w:r>
+      <w:proofErr w:type="spellStart"/>
+      <w:r>
+        <w:rPr>
+          <w:rFonts w:hint="eastAsia"/>
+        </w:rPr>
+        <w:t>onnx</w:t>
+      </w:r>
+      <w:proofErr w:type="spellEnd"/>
+      <w:r>
+        <w:rPr>
+          <w:rFonts w:hint="eastAsia"/>
+        </w:rPr>
+        <w:t xml:space="preserve">` </w:t>
+      </w:r>
+      <w:r>
+        <w:rPr>
+          <w:rFonts w:hint="eastAsia"/>
+        </w:rPr>
+        <w:t>文件，也还不能执行。</w:t>
+      </w:r>
+    </w:p>
+    <w:p>
+      <w:pPr>
+        <w:pStyle w:val="3"/>
+      </w:pPr>
+      <w:bookmarkStart w:id="68" w:name="_Toc240359361"/>
+      <w:r>
+        <w:rPr>
+          <w:rFonts w:hint="eastAsia"/>
+        </w:rPr>
+        <w:t>创建：把</w:t>
+      </w:r>
+      <w:r>
+        <w:rPr>
+          <w:rFonts w:hint="eastAsia"/>
+        </w:rPr>
+        <w:t xml:space="preserve"> `.</w:t>
+      </w:r>
+      <w:proofErr w:type="spellStart"/>
+      <w:r>
+        <w:rPr>
+          <w:rFonts w:hint="eastAsia"/>
+        </w:rPr>
+        <w:t>onnx</w:t>
+      </w:r>
+      <w:proofErr w:type="spellEnd"/>
+      <w:r>
+        <w:rPr>
+          <w:rFonts w:hint="eastAsia"/>
+        </w:rPr>
+        <w:t xml:space="preserve">` </w:t>
+      </w:r>
+      <w:r>
+        <w:rPr>
+          <w:rFonts w:hint="eastAsia"/>
+        </w:rPr>
+        <w:t>文件加载成</w:t>
+      </w:r>
+      <w:r>
+        <w:rPr>
+          <w:rFonts w:hint="eastAsia"/>
+        </w:rPr>
+        <w:t xml:space="preserve"> `Session`</w:t>
+      </w:r>
+      <w:bookmarkEnd w:id="68"/>
+    </w:p>
+    <w:p>
+      <w:pPr>
+        <w:ind w:firstLine="440"/>
+      </w:pPr>
+      <w:r>
+        <w:rPr>
+          <w:rFonts w:hint="eastAsia"/>
+        </w:rPr>
+        <w:t>还是在：</w:t>
+      </w:r>
+      <w:r>
+        <w:t>`duck-control/</w:t>
+      </w:r>
+      <w:proofErr w:type="spellStart"/>
+      <w:r>
+        <w:t>src</w:t>
+      </w:r>
+      <w:proofErr w:type="spellEnd"/>
+      <w:r>
+        <w:t>/policy.rs`</w:t>
+      </w:r>
+      <w:r>
+        <w:rPr>
+          <w:rFonts w:hint="eastAsia"/>
+        </w:rPr>
+        <w:t>，</w:t>
+      </w:r>
+      <w:r>
+        <w:rPr>
+          <w:rFonts w:hint="eastAsia"/>
+        </w:rPr>
+        <w:t>创建发生在</w:t>
+      </w:r>
+      <w:r>
+        <w:rPr>
+          <w:rFonts w:hint="eastAsia"/>
+        </w:rPr>
+        <w:t xml:space="preserve"> `Network::open()` </w:t>
+      </w:r>
+      <w:r>
+        <w:rPr>
+          <w:rFonts w:hint="eastAsia"/>
+        </w:rPr>
+        <w:t>里面。</w:t>
+      </w:r>
+    </w:p>
+    <w:p>
+      <w:pPr>
+        <w:pStyle w:val="3"/>
+      </w:pPr>
+      <w:bookmarkStart w:id="69" w:name="_Toc240359362"/>
+      <w:r>
+        <w:rPr>
+          <w:rFonts w:hint="eastAsia"/>
+        </w:rPr>
+        <w:lastRenderedPageBreak/>
+        <w:t>`</w:t>
+      </w:r>
+      <w:proofErr w:type="spellStart"/>
+      <w:r>
+        <w:rPr>
+          <w:rFonts w:hint="eastAsia"/>
+        </w:rPr>
+        <w:t>robotd</w:t>
+      </w:r>
+      <w:proofErr w:type="spellEnd"/>
+      <w:r>
+        <w:rPr>
+          <w:rFonts w:hint="eastAsia"/>
+        </w:rPr>
+        <w:t xml:space="preserve">` </w:t>
+      </w:r>
+      <w:r>
+        <w:rPr>
+          <w:rFonts w:hint="eastAsia"/>
+        </w:rPr>
+        <w:t>创建它</w:t>
+      </w:r>
+      <w:bookmarkEnd w:id="69"/>
+    </w:p>
+    <w:p>
+      <w:pPr>
+        <w:ind w:firstLine="440"/>
+      </w:pPr>
+      <w:r>
+        <w:rPr>
+          <w:rFonts w:hint="eastAsia"/>
+        </w:rPr>
+        <w:t xml:space="preserve">`Policy::load()` </w:t>
+      </w:r>
+      <w:r>
+        <w:rPr>
+          <w:rFonts w:hint="eastAsia"/>
+        </w:rPr>
+        <w:t>内部：</w:t>
+      </w:r>
+    </w:p>
+    <w:p>
+      <w:pPr>
+        <w:ind w:firstLine="440"/>
+      </w:pPr>
+      <w:proofErr w:type="gramStart"/>
+      <w:r>
+        <w:t>Policy::</w:t>
+      </w:r>
+      <w:proofErr w:type="gramEnd"/>
+      <w:r>
+        <w:t>load()</w:t>
+      </w:r>
+    </w:p>
+    <w:p>
+      <w:pPr>
+        <w:ind w:firstLine="440"/>
+      </w:pPr>
+      <w:r>
+        <w:rPr>
+          <w:rFonts w:hint="eastAsia"/>
+        </w:rPr>
+        <w:t xml:space="preserve">    </w:t>
+      </w:r>
+      <w:r>
+        <w:rPr>
+          <w:rFonts w:hint="eastAsia"/>
+        </w:rPr>
+        <w:t>│</w:t>
+      </w:r>
+    </w:p>
+    <w:p>
+      <w:pPr>
+        <w:ind w:firstLine="440"/>
+      </w:pPr>
+      <w:r>
+        <w:rPr>
+          <w:rFonts w:hint="eastAsia"/>
+        </w:rPr>
+        <w:t xml:space="preserve">    </w:t>
+      </w:r>
+      <w:r>
+        <w:rPr>
+          <w:rFonts w:hint="eastAsia"/>
+        </w:rPr>
+        <w:t>├──</w:t>
+      </w:r>
+      <w:r>
+        <w:rPr>
+          <w:rFonts w:hint="eastAsia"/>
+        </w:rPr>
+        <w:t xml:space="preserve"> Network:</w:t>
+      </w:r>
+      <w:proofErr w:type="gramStart"/>
+      <w:r>
+        <w:rPr>
+          <w:rFonts w:hint="eastAsia"/>
+        </w:rPr>
+        <w:t>:open</w:t>
+      </w:r>
+      <w:proofErr w:type="gramEnd"/>
+      <w:r>
+        <w:rPr>
+          <w:rFonts w:hint="eastAsia"/>
+        </w:rPr>
+        <w:t>(</w:t>
+      </w:r>
+      <w:proofErr w:type="spellStart"/>
+      <w:r>
+        <w:rPr>
+          <w:rFonts w:hint="eastAsia"/>
+        </w:rPr>
+        <w:t>walk.onnx</w:t>
+      </w:r>
+      <w:proofErr w:type="spellEnd"/>
+      <w:r>
+        <w:rPr>
+          <w:rFonts w:hint="eastAsia"/>
+        </w:rPr>
+        <w:t>)</w:t>
+      </w:r>
+    </w:p>
+    <w:p>
+      <w:pPr>
+        <w:ind w:firstLine="440"/>
+      </w:pPr>
+      <w:r>
+        <w:rPr>
+          <w:rFonts w:hint="eastAsia"/>
+        </w:rPr>
+        <w:t xml:space="preserve">    </w:t>
+      </w:r>
+      <w:r>
+        <w:rPr>
+          <w:rFonts w:hint="eastAsia"/>
+        </w:rPr>
+        <w:t>├──</w:t>
+      </w:r>
+      <w:r>
+        <w:rPr>
+          <w:rFonts w:hint="eastAsia"/>
+        </w:rPr>
+        <w:t xml:space="preserve"> Network:</w:t>
+      </w:r>
+      <w:proofErr w:type="gramStart"/>
+      <w:r>
+        <w:rPr>
+          <w:rFonts w:hint="eastAsia"/>
+        </w:rPr>
+        <w:t>:open</w:t>
+      </w:r>
+      <w:proofErr w:type="gramEnd"/>
+      <w:r>
+        <w:rPr>
+          <w:rFonts w:hint="eastAsia"/>
+        </w:rPr>
+        <w:t>(</w:t>
+      </w:r>
+      <w:proofErr w:type="spellStart"/>
+      <w:r>
+        <w:rPr>
+          <w:rFonts w:hint="eastAsia"/>
+        </w:rPr>
+        <w:t>stand.onnx</w:t>
+      </w:r>
+      <w:proofErr w:type="spellEnd"/>
+      <w:r>
+        <w:rPr>
+          <w:rFonts w:hint="eastAsia"/>
+        </w:rPr>
+        <w:t>)</w:t>
+      </w:r>
+    </w:p>
+    <w:p>
+      <w:pPr>
+        <w:ind w:firstLine="440"/>
+      </w:pPr>
+      <w:r>
+        <w:rPr>
+          <w:rFonts w:hint="eastAsia"/>
+        </w:rPr>
+        <w:t xml:space="preserve">    </w:t>
+      </w:r>
+      <w:r>
+        <w:rPr>
+          <w:rFonts w:hint="eastAsia"/>
+        </w:rPr>
+        <w:t>├──</w:t>
+      </w:r>
+      <w:r>
+        <w:rPr>
+          <w:rFonts w:hint="eastAsia"/>
+        </w:rPr>
+        <w:t xml:space="preserve"> Network:</w:t>
+      </w:r>
+      <w:proofErr w:type="gramStart"/>
+      <w:r>
+        <w:rPr>
+          <w:rFonts w:hint="eastAsia"/>
+        </w:rPr>
+        <w:t>:open</w:t>
+      </w:r>
+      <w:proofErr w:type="gramEnd"/>
+      <w:r>
+        <w:rPr>
+          <w:rFonts w:hint="eastAsia"/>
+        </w:rPr>
+        <w:t>(...)</w:t>
+      </w:r>
+    </w:p>
+    <w:p>
+      <w:pPr>
+        <w:ind w:firstLine="440"/>
+      </w:pPr>
+      <w:r>
+        <w:rPr>
+          <w:rFonts w:hint="eastAsia"/>
+        </w:rPr>
+        <w:t xml:space="preserve">    </w:t>
+      </w:r>
+      <w:r>
+        <w:rPr>
+          <w:rFonts w:hint="eastAsia"/>
+        </w:rPr>
+        <w:t>└──</w:t>
+      </w:r>
+      <w:r>
+        <w:rPr>
+          <w:rFonts w:hint="eastAsia"/>
+        </w:rPr>
+        <w:t xml:space="preserve"> ...</w:t>
+      </w:r>
+    </w:p>
+    <w:p>
+      <w:pPr>
+        <w:ind w:firstLine="440"/>
+      </w:pPr>
+      <w:proofErr w:type="spellStart"/>
+      <w:r>
+        <w:t>robotd</w:t>
+      </w:r>
+      <w:proofErr w:type="spellEnd"/>
+    </w:p>
+    <w:p>
+      <w:pPr>
+        <w:ind w:firstLine="440"/>
+      </w:pPr>
+      <w:r>
+        <w:rPr>
+          <w:rFonts w:hint="eastAsia"/>
+        </w:rPr>
+        <w:t xml:space="preserve">  </w:t>
+      </w:r>
+      <w:r>
+        <w:rPr>
+          <w:rFonts w:hint="eastAsia"/>
+        </w:rPr>
+        <w:t>│</w:t>
+      </w:r>
+    </w:p>
+    <w:p>
+      <w:pPr>
+        <w:ind w:firstLine="440"/>
+      </w:pPr>
+      <w:r>
+        <w:rPr>
+          <w:rFonts w:hint="eastAsia"/>
+        </w:rPr>
+        <w:t xml:space="preserve">  </w:t>
+      </w:r>
+      <w:r>
+        <w:rPr>
+          <w:rFonts w:hint="eastAsia"/>
+        </w:rPr>
+        <w:t>│</w:t>
+      </w:r>
+      <w:r>
+        <w:rPr>
+          <w:rFonts w:hint="eastAsia"/>
+        </w:rPr>
+        <w:t xml:space="preserve"> Policy:</w:t>
+      </w:r>
+      <w:proofErr w:type="gramStart"/>
+      <w:r>
+        <w:rPr>
+          <w:rFonts w:hint="eastAsia"/>
+        </w:rPr>
+        <w:t>:load</w:t>
+      </w:r>
+      <w:proofErr w:type="gramEnd"/>
+      <w:r>
+        <w:rPr>
+          <w:rFonts w:hint="eastAsia"/>
+        </w:rPr>
+        <w:t>()</w:t>
+      </w:r>
+    </w:p>
+    <w:p>
+      <w:pPr>
+        <w:ind w:firstLine="440"/>
+      </w:pPr>
+      <w:r>
+        <w:rPr>
+          <w:rFonts w:hint="eastAsia"/>
+        </w:rPr>
+        <w:t xml:space="preserve">  </w:t>
+      </w:r>
+      <w:r>
+        <w:rPr>
+          <w:rFonts w:hint="eastAsia"/>
+        </w:rPr>
+        <w:t>▼</w:t>
+      </w:r>
+    </w:p>
+    <w:p>
+      <w:pPr>
+        <w:ind w:firstLine="440"/>
+      </w:pPr>
+      <w:r>
+        <w:t>Policy</w:t>
+      </w:r>
+    </w:p>
+    <w:p>
+      <w:pPr>
+        <w:ind w:firstLine="440"/>
+      </w:pPr>
+      <w:r>
+        <w:rPr>
+          <w:rFonts w:hint="eastAsia"/>
+        </w:rPr>
+        <w:t xml:space="preserve">  </w:t>
+      </w:r>
+      <w:r>
+        <w:rPr>
+          <w:rFonts w:hint="eastAsia"/>
+        </w:rPr>
+        <w:t>│</w:t>
+      </w:r>
+    </w:p>
+    <w:p>
+      <w:pPr>
+        <w:ind w:firstLine="440"/>
+      </w:pPr>
+      <w:r>
+        <w:rPr>
+          <w:rFonts w:hint="eastAsia"/>
+        </w:rPr>
+        <w:t xml:space="preserve">  </w:t>
+      </w:r>
+      <w:r>
+        <w:rPr>
+          <w:rFonts w:hint="eastAsia"/>
+        </w:rPr>
+        <w:t>└──</w:t>
+      </w:r>
+      <w:r>
+        <w:rPr>
+          <w:rFonts w:hint="eastAsia"/>
+        </w:rPr>
+        <w:t xml:space="preserve"> Network</w:t>
+      </w:r>
+    </w:p>
+    <w:p>
+      <w:pPr>
+        <w:ind w:firstLine="440"/>
+      </w:pPr>
+      <w:r>
+        <w:rPr>
+          <w:rFonts w:hint="eastAsia"/>
+        </w:rPr>
+        <w:t xml:space="preserve">        </w:t>
+      </w:r>
+      <w:r>
+        <w:rPr>
+          <w:rFonts w:hint="eastAsia"/>
+        </w:rPr>
+        <w:t>│</w:t>
+      </w:r>
+    </w:p>
+    <w:p>
+      <w:pPr>
+        <w:ind w:firstLine="440"/>
+      </w:pPr>
+      <w:r>
+        <w:rPr>
+          <w:rFonts w:hint="eastAsia"/>
+        </w:rPr>
+        <w:t xml:space="preserve">        </w:t>
+      </w:r>
+      <w:r>
+        <w:rPr>
+          <w:rFonts w:hint="eastAsia"/>
+        </w:rPr>
+        <w:t>└──</w:t>
+      </w:r>
+      <w:r>
+        <w:rPr>
+          <w:rFonts w:hint="eastAsia"/>
+        </w:rPr>
+        <w:t xml:space="preserve"> ort:</w:t>
+      </w:r>
+      <w:proofErr w:type="gramStart"/>
+      <w:r>
+        <w:rPr>
+          <w:rFonts w:hint="eastAsia"/>
+        </w:rPr>
+        <w:t>:Session</w:t>
+      </w:r>
+      <w:proofErr w:type="gramEnd"/>
+    </w:p>
+    <w:p>
+      <w:pPr>
+        <w:ind w:firstLine="440"/>
+      </w:pPr>
+      <w:r>
+        <w:rPr>
+          <w:rFonts w:hint="eastAsia"/>
+        </w:rPr>
+        <w:t>对于</w:t>
+      </w:r>
+      <w:r>
+        <w:rPr>
+          <w:rFonts w:hint="eastAsia"/>
+        </w:rPr>
+        <w:t xml:space="preserve"> walking</w:t>
+      </w:r>
+      <w:r>
+        <w:rPr>
+          <w:rFonts w:hint="eastAsia"/>
+        </w:rPr>
+        <w:t>：</w:t>
+      </w:r>
+    </w:p>
+    <w:p>
+      <w:pPr>
+        <w:ind w:firstLine="440"/>
+      </w:pPr>
+      <w:proofErr w:type="spellStart"/>
+      <w:r>
+        <w:t>alpha_</w:t>
+      </w:r>
+      <w:proofErr w:type="gramStart"/>
+      <w:r>
+        <w:t>walking.onnx</w:t>
+      </w:r>
+      <w:proofErr w:type="spellEnd"/>
+      <w:proofErr w:type="gramEnd"/>
+    </w:p>
+    <w:p>
+      <w:pPr>
+        <w:ind w:firstLine="440"/>
+      </w:pPr>
+      <w:r>
+        <w:rPr>
+          <w:rFonts w:hint="eastAsia"/>
+        </w:rPr>
+        <w:t xml:space="preserve">        </w:t>
+      </w:r>
+      <w:r>
+        <w:rPr>
+          <w:rFonts w:hint="eastAsia"/>
+        </w:rPr>
+        <w:t>↓</w:t>
+      </w:r>
+    </w:p>
+    <w:p>
+      <w:pPr>
+        <w:ind w:firstLine="440"/>
+      </w:pPr>
+      <w:r>
+        <w:t>Network</w:t>
+      </w:r>
+    </w:p>
+    <w:p>
+      <w:pPr>
+        <w:ind w:firstLine="440"/>
+      </w:pPr>
+      <w:r>
+        <w:rPr>
+          <w:rFonts w:hint="eastAsia"/>
+        </w:rPr>
+        <w:t xml:space="preserve">        </w:t>
+      </w:r>
+      <w:r>
+        <w:rPr>
+          <w:rFonts w:hint="eastAsia"/>
+        </w:rPr>
+        <w:t>↓</w:t>
+      </w:r>
+    </w:p>
+    <w:p>
+      <w:pPr>
+        <w:ind w:firstLine="440"/>
+      </w:pPr>
+      <w:r>
+        <w:t>Session</w:t>
+      </w:r>
+    </w:p>
+    <w:p>
+      <w:pPr>
+        <w:pStyle w:val="3"/>
+      </w:pPr>
+      <w:bookmarkStart w:id="70" w:name="_Toc240359363"/>
+      <w:r>
+        <w:rPr>
+          <w:rFonts w:hint="eastAsia"/>
+        </w:rPr>
+        <w:t>执行：调用</w:t>
+      </w:r>
+      <w:r>
+        <w:rPr>
+          <w:rFonts w:hint="eastAsia"/>
+        </w:rPr>
+        <w:t xml:space="preserve"> ONNX</w:t>
+      </w:r>
+      <w:bookmarkEnd w:id="70"/>
+    </w:p>
+    <w:p>
+      <w:pPr>
+        <w:ind w:firstLine="440"/>
+      </w:pPr>
+      <w:r>
+        <w:rPr>
+          <w:rFonts w:hint="eastAsia"/>
+        </w:rPr>
+        <w:t>真正执行发生在：</w:t>
+      </w:r>
+    </w:p>
+    <w:p>
+      <w:pPr>
+        <w:ind w:firstLine="440"/>
+      </w:pPr>
+      <w:r>
+        <w:t>`duck-control/</w:t>
+      </w:r>
+      <w:proofErr w:type="spellStart"/>
+      <w:r>
+        <w:t>src</w:t>
+      </w:r>
+      <w:proofErr w:type="spellEnd"/>
+      <w:r>
+        <w:t>/policy.rs`</w:t>
+      </w:r>
+    </w:p>
+    <w:p>
+      <w:pPr>
+        <w:ind w:firstLine="440"/>
+      </w:pPr>
+      <w:r>
+        <w:rPr>
+          <w:rFonts w:hint="eastAsia"/>
+        </w:rPr>
+        <w:t>`Network::run()`</w:t>
+      </w:r>
+      <w:r>
+        <w:rPr>
+          <w:rFonts w:hint="eastAsia"/>
+        </w:rPr>
+        <w:t>。</w:t>
+      </w:r>
+    </w:p>
+    <w:p>
+      <w:pPr>
+        <w:ind w:firstLine="440"/>
+      </w:pPr>
+      <w:r>
+        <w:rPr>
+          <w:rFonts w:hint="eastAsia"/>
+        </w:rPr>
+        <w:t>核心可以简化成：</w:t>
+      </w:r>
+    </w:p>
+    <w:p>
+      <w:pPr>
+        <w:ind w:firstLine="440"/>
+      </w:pPr>
+      <w:r>
+        <w:lastRenderedPageBreak/>
+        <w:t xml:space="preserve">let outputs = </w:t>
+      </w:r>
+      <w:proofErr w:type="spellStart"/>
+      <w:proofErr w:type="gramStart"/>
+      <w:r>
+        <w:t>self.session.run</w:t>
+      </w:r>
+      <w:proofErr w:type="spellEnd"/>
+      <w:r>
+        <w:t>(</w:t>
+      </w:r>
+      <w:proofErr w:type="gramEnd"/>
+      <w:r>
+        <w:t>inputs)?;</w:t>
+      </w:r>
+    </w:p>
+    <w:p>
+      <w:pPr>
+        <w:ind w:firstLine="440"/>
+      </w:pPr>
+      <w:r>
+        <w:rPr>
+          <w:rFonts w:hint="eastAsia"/>
+        </w:rPr>
+        <w:t>这就是</w:t>
+      </w:r>
+      <w:proofErr w:type="gramStart"/>
+      <w:r>
+        <w:rPr>
+          <w:rFonts w:hint="eastAsia"/>
+        </w:rPr>
+        <w:t>最</w:t>
+      </w:r>
+      <w:proofErr w:type="gramEnd"/>
+      <w:r>
+        <w:rPr>
+          <w:rFonts w:hint="eastAsia"/>
+        </w:rPr>
+        <w:t>关键的一句。</w:t>
+      </w:r>
+    </w:p>
+    <w:p>
+      <w:pPr>
+        <w:ind w:firstLine="440"/>
+      </w:pPr>
+      <w:r>
+        <w:rPr>
+          <w:rFonts w:hint="eastAsia"/>
+        </w:rPr>
+        <w:t>也就是说：</w:t>
+      </w:r>
+    </w:p>
+    <w:p>
+      <w:pPr>
+        <w:ind w:firstLine="440"/>
+      </w:pPr>
+      <w:r>
+        <w:t>```text</w:t>
+      </w:r>
+    </w:p>
+    <w:p>
+      <w:pPr>
+        <w:ind w:firstLine="440"/>
+      </w:pPr>
+      <w:r>
+        <w:t>observation</w:t>
+      </w:r>
+    </w:p>
+    <w:p>
+      <w:pPr>
+        <w:ind w:firstLine="440"/>
+      </w:pPr>
+      <w:r>
+        <w:rPr>
+          <w:rFonts w:hint="eastAsia"/>
+        </w:rPr>
+        <w:t xml:space="preserve">    </w:t>
+      </w:r>
+      <w:r>
+        <w:rPr>
+          <w:rFonts w:hint="eastAsia"/>
+        </w:rPr>
+        <w:t>│</w:t>
+      </w:r>
+    </w:p>
+    <w:p>
+      <w:pPr>
+        <w:ind w:firstLine="440"/>
+      </w:pPr>
+      <w:r>
+        <w:rPr>
+          <w:rFonts w:hint="eastAsia"/>
+        </w:rPr>
+        <w:t xml:space="preserve">    </w:t>
+      </w:r>
+      <w:r>
+        <w:rPr>
+          <w:rFonts w:hint="eastAsia"/>
+        </w:rPr>
+        <w:t>▼</w:t>
+      </w:r>
+    </w:p>
+    <w:p>
+      <w:pPr>
+        <w:ind w:firstLine="440"/>
+      </w:pPr>
+      <w:r>
+        <w:t>ONNX input tensor</w:t>
+      </w:r>
+    </w:p>
+    <w:p>
+      <w:pPr>
+        <w:ind w:firstLine="440"/>
+      </w:pPr>
+      <w:r>
+        <w:rPr>
+          <w:rFonts w:hint="eastAsia"/>
+        </w:rPr>
+        <w:t xml:space="preserve">    </w:t>
+      </w:r>
+      <w:r>
+        <w:rPr>
+          <w:rFonts w:hint="eastAsia"/>
+        </w:rPr>
+        <w:t>│</w:t>
+      </w:r>
+    </w:p>
+    <w:p>
+      <w:pPr>
+        <w:ind w:firstLine="440"/>
+      </w:pPr>
+      <w:r>
+        <w:rPr>
+          <w:rFonts w:hint="eastAsia"/>
+        </w:rPr>
+        <w:t xml:space="preserve">    </w:t>
+      </w:r>
+      <w:r>
+        <w:rPr>
+          <w:rFonts w:hint="eastAsia"/>
+        </w:rPr>
+        <w:t>▼</w:t>
+      </w:r>
+    </w:p>
+    <w:p>
+      <w:pPr>
+        <w:ind w:firstLine="440"/>
+      </w:pPr>
+      <w:proofErr w:type="spellStart"/>
+      <w:r>
+        <w:t>self.session.run</w:t>
+      </w:r>
+      <w:proofErr w:type="spellEnd"/>
+      <w:r>
+        <w:t>(...)</w:t>
+      </w:r>
+    </w:p>
+    <w:p>
+      <w:pPr>
+        <w:ind w:firstLine="440"/>
+      </w:pPr>
+      <w:r>
+        <w:rPr>
+          <w:rFonts w:hint="eastAsia"/>
+        </w:rPr>
+        <w:t xml:space="preserve">    </w:t>
+      </w:r>
+      <w:r>
+        <w:rPr>
+          <w:rFonts w:hint="eastAsia"/>
+        </w:rPr>
+        <w:t>│</w:t>
+      </w:r>
+    </w:p>
+    <w:p>
+      <w:pPr>
+        <w:ind w:firstLine="440"/>
+      </w:pPr>
+      <w:r>
+        <w:rPr>
+          <w:rFonts w:hint="eastAsia"/>
+        </w:rPr>
+        <w:t xml:space="preserve">    </w:t>
+      </w:r>
+      <w:r>
+        <w:rPr>
+          <w:rFonts w:hint="eastAsia"/>
+        </w:rPr>
+        <w:t>▼</w:t>
+      </w:r>
+    </w:p>
+    <w:p>
+      <w:pPr>
+        <w:ind w:firstLine="440"/>
+      </w:pPr>
+      <w:r>
+        <w:t>ONNX Runtime</w:t>
+      </w:r>
+    </w:p>
+    <w:p>
+      <w:pPr>
+        <w:ind w:firstLine="440"/>
+      </w:pPr>
+      <w:r>
+        <w:rPr>
+          <w:rFonts w:hint="eastAsia"/>
+        </w:rPr>
+        <w:t xml:space="preserve">    </w:t>
+      </w:r>
+      <w:r>
+        <w:rPr>
+          <w:rFonts w:hint="eastAsia"/>
+        </w:rPr>
+        <w:t>│</w:t>
+      </w:r>
+    </w:p>
+    <w:p>
+      <w:pPr>
+        <w:ind w:firstLine="440"/>
+      </w:pPr>
+      <w:r>
+        <w:rPr>
+          <w:rFonts w:hint="eastAsia"/>
+        </w:rPr>
+        <w:t xml:space="preserve">    </w:t>
+      </w:r>
+      <w:r>
+        <w:rPr>
+          <w:rFonts w:hint="eastAsia"/>
+        </w:rPr>
+        <w:t>▼</w:t>
+      </w:r>
+    </w:p>
+    <w:p>
+      <w:pPr>
+        <w:ind w:firstLine="440"/>
+      </w:pPr>
+      <w:r>
+        <w:t xml:space="preserve">[1, </w:t>
+      </w:r>
+      <w:proofErr w:type="gramStart"/>
+      <w:r>
+        <w:t>14]`</w:t>
+      </w:r>
+      <w:proofErr w:type="gramEnd"/>
+      <w:r>
+        <w:t>``</w:t>
+      </w:r>
+    </w:p>
+    <w:p>
+      <w:pPr>
+        <w:pStyle w:val="3"/>
+      </w:pPr>
+      <w:bookmarkStart w:id="71" w:name="_Toc240359364"/>
+      <w:r>
+        <w:rPr>
+          <w:rFonts w:hint="eastAsia"/>
+        </w:rPr>
+        <w:t>`</w:t>
+      </w:r>
+      <w:proofErr w:type="spellStart"/>
+      <w:r>
+        <w:rPr>
+          <w:rFonts w:hint="eastAsia"/>
+        </w:rPr>
+        <w:t>robotd</w:t>
+      </w:r>
+      <w:proofErr w:type="spellEnd"/>
+      <w:r>
+        <w:rPr>
+          <w:rFonts w:hint="eastAsia"/>
+        </w:rPr>
+        <w:t xml:space="preserve">` </w:t>
+      </w:r>
+      <w:r>
+        <w:rPr>
+          <w:rFonts w:hint="eastAsia"/>
+        </w:rPr>
+        <w:t>是怎么调用它的？</w:t>
+      </w:r>
+      <w:bookmarkEnd w:id="71"/>
+    </w:p>
+    <w:p>
+      <w:pPr>
+        <w:ind w:firstLine="440"/>
+      </w:pPr>
+      <w:r>
+        <w:rPr>
+          <w:rFonts w:hint="eastAsia"/>
+        </w:rPr>
+        <w:t>在控制循环中，</w:t>
+      </w:r>
+      <w:r>
+        <w:rPr>
+          <w:rFonts w:hint="eastAsia"/>
+        </w:rPr>
+        <w:t>`</w:t>
+      </w:r>
+      <w:proofErr w:type="spellStart"/>
+      <w:r>
+        <w:rPr>
+          <w:rFonts w:hint="eastAsia"/>
+        </w:rPr>
+        <w:t>robotd</w:t>
+      </w:r>
+      <w:proofErr w:type="spellEnd"/>
+      <w:r>
+        <w:rPr>
+          <w:rFonts w:hint="eastAsia"/>
+        </w:rPr>
+        <w:t xml:space="preserve">` </w:t>
+      </w:r>
+      <w:r>
+        <w:rPr>
+          <w:rFonts w:hint="eastAsia"/>
+        </w:rPr>
+        <w:t>最终会走到：</w:t>
+      </w:r>
+    </w:p>
+    <w:p>
+      <w:pPr>
+        <w:ind w:firstLine="440"/>
+      </w:pPr>
+      <w:proofErr w:type="spellStart"/>
+      <w:proofErr w:type="gramStart"/>
+      <w:r>
+        <w:t>self.policy</w:t>
+      </w:r>
+      <w:proofErr w:type="gramEnd"/>
+      <w:r>
+        <w:t>.infer</w:t>
+      </w:r>
+      <w:proofErr w:type="spellEnd"/>
+      <w:r>
+        <w:t>(&amp;observation, net)</w:t>
+      </w:r>
+    </w:p>
+    <w:p>
+      <w:pPr>
+        <w:ind w:firstLine="440"/>
+      </w:pPr>
+      <w:r>
+        <w:rPr>
+          <w:rFonts w:hint="eastAsia"/>
+        </w:rPr>
+        <w:t>然后：</w:t>
+      </w:r>
+    </w:p>
+    <w:p>
+      <w:pPr>
+        <w:ind w:firstLine="440"/>
+      </w:pPr>
+      <w:proofErr w:type="gramStart"/>
+      <w:r>
+        <w:t>Controller::</w:t>
+      </w:r>
+      <w:proofErr w:type="gramEnd"/>
+      <w:r>
+        <w:t>step()</w:t>
+      </w:r>
+    </w:p>
+    <w:p>
+      <w:pPr>
+        <w:ind w:firstLine="440"/>
+      </w:pPr>
+      <w:r>
+        <w:rPr>
+          <w:rFonts w:hint="eastAsia"/>
+        </w:rPr>
+        <w:t xml:space="preserve">       </w:t>
+      </w:r>
+      <w:r>
+        <w:rPr>
+          <w:rFonts w:hint="eastAsia"/>
+        </w:rPr>
+        <w:t>│</w:t>
+      </w:r>
+    </w:p>
+    <w:p>
+      <w:pPr>
+        <w:ind w:firstLine="440"/>
+      </w:pPr>
+      <w:r>
+        <w:rPr>
+          <w:rFonts w:hint="eastAsia"/>
+        </w:rPr>
+        <w:t xml:space="preserve">       </w:t>
+      </w:r>
+      <w:r>
+        <w:rPr>
+          <w:rFonts w:hint="eastAsia"/>
+        </w:rPr>
+        <w:t>▼</w:t>
+      </w:r>
+    </w:p>
+    <w:p>
+      <w:pPr>
+        <w:ind w:firstLine="440"/>
+      </w:pPr>
+      <w:proofErr w:type="gramStart"/>
+      <w:r>
+        <w:t>Policy::</w:t>
+      </w:r>
+      <w:proofErr w:type="gramEnd"/>
+      <w:r>
+        <w:t>infer()</w:t>
+      </w:r>
+    </w:p>
+    <w:p>
+      <w:pPr>
+        <w:ind w:firstLine="440"/>
+      </w:pPr>
+      <w:r>
+        <w:rPr>
+          <w:rFonts w:hint="eastAsia"/>
+        </w:rPr>
+        <w:t xml:space="preserve">       </w:t>
+      </w:r>
+      <w:r>
+        <w:rPr>
+          <w:rFonts w:hint="eastAsia"/>
+        </w:rPr>
+        <w:t>│</w:t>
+      </w:r>
+    </w:p>
+    <w:p>
+      <w:pPr>
+        <w:ind w:firstLine="440"/>
+      </w:pPr>
+      <w:r>
+        <w:rPr>
+          <w:rFonts w:hint="eastAsia"/>
+        </w:rPr>
+        <w:t xml:space="preserve">       </w:t>
+      </w:r>
+      <w:r>
+        <w:rPr>
+          <w:rFonts w:hint="eastAsia"/>
+        </w:rPr>
+        <w:t>▼</w:t>
+      </w:r>
+    </w:p>
+    <w:p>
+      <w:pPr>
+        <w:ind w:firstLine="440"/>
+      </w:pPr>
+      <w:proofErr w:type="gramStart"/>
+      <w:r>
+        <w:t>Network::</w:t>
+      </w:r>
+      <w:proofErr w:type="gramEnd"/>
+      <w:r>
+        <w:t>run()</w:t>
+      </w:r>
+    </w:p>
+    <w:p>
+      <w:pPr>
+        <w:ind w:firstLine="440"/>
+      </w:pPr>
+      <w:r>
+        <w:rPr>
+          <w:rFonts w:hint="eastAsia"/>
+        </w:rPr>
+        <w:lastRenderedPageBreak/>
+        <w:t xml:space="preserve">       </w:t>
+      </w:r>
+      <w:r>
+        <w:rPr>
+          <w:rFonts w:hint="eastAsia"/>
+        </w:rPr>
+        <w:t>│</w:t>
+      </w:r>
+    </w:p>
+    <w:p>
+      <w:pPr>
+        <w:ind w:firstLine="440"/>
+      </w:pPr>
+      <w:r>
+        <w:rPr>
+          <w:rFonts w:hint="eastAsia"/>
+        </w:rPr>
+        <w:t xml:space="preserve">       </w:t>
+      </w:r>
+      <w:r>
+        <w:rPr>
+          <w:rFonts w:hint="eastAsia"/>
+        </w:rPr>
+        <w:t>▼</w:t>
+      </w:r>
+    </w:p>
+    <w:p>
+      <w:pPr>
+        <w:ind w:firstLine="440"/>
+      </w:pPr>
+      <w:proofErr w:type="spellStart"/>
+      <w:proofErr w:type="gramStart"/>
+      <w:r>
+        <w:t>session.run</w:t>
+      </w:r>
+      <w:proofErr w:type="spellEnd"/>
+      <w:r>
+        <w:t>(</w:t>
+      </w:r>
+      <w:proofErr w:type="gramEnd"/>
+      <w:r>
+        <w:t>)</w:t>
+      </w:r>
+    </w:p>
+    <w:p>
+      <w:pPr>
+        <w:ind w:firstLine="440"/>
+      </w:pPr>
+      <w:r>
+        <w:rPr>
+          <w:rFonts w:hint="eastAsia"/>
+        </w:rPr>
+        <w:t xml:space="preserve">       </w:t>
+      </w:r>
+      <w:r>
+        <w:rPr>
+          <w:rFonts w:hint="eastAsia"/>
+        </w:rPr>
+        <w:t>│</w:t>
+      </w:r>
+    </w:p>
+    <w:p>
+      <w:pPr>
+        <w:ind w:firstLine="440"/>
+      </w:pPr>
+      <w:r>
+        <w:rPr>
+          <w:rFonts w:hint="eastAsia"/>
+        </w:rPr>
+        <w:t xml:space="preserve">       </w:t>
+      </w:r>
+      <w:r>
+        <w:rPr>
+          <w:rFonts w:hint="eastAsia"/>
+        </w:rPr>
+        <w:t>▼</w:t>
+      </w:r>
+    </w:p>
+    <w:p>
+      <w:pPr>
+        <w:ind w:firstLine="440"/>
+      </w:pPr>
+      <w:r>
+        <w:t>ONNX</w:t>
+      </w:r>
+    </w:p>
+    <w:p>
+      <w:pPr>
+        <w:ind w:firstLine="440"/>
+      </w:pPr>
+      <w:r>
+        <w:rPr>
+          <w:rFonts w:hint="eastAsia"/>
+        </w:rPr>
+        <w:t xml:space="preserve">       </w:t>
+      </w:r>
+      <w:r>
+        <w:rPr>
+          <w:rFonts w:hint="eastAsia"/>
+        </w:rPr>
+        <w:t>│</w:t>
+      </w:r>
+    </w:p>
+    <w:p>
+      <w:pPr>
+        <w:ind w:firstLine="440"/>
+      </w:pPr>
+      <w:r>
+        <w:rPr>
+          <w:rFonts w:hint="eastAsia"/>
+        </w:rPr>
+        <w:t xml:space="preserve">       </w:t>
+      </w:r>
+      <w:r>
+        <w:rPr>
+          <w:rFonts w:hint="eastAsia"/>
+        </w:rPr>
+        <w:t>▼</w:t>
+      </w:r>
+    </w:p>
+    <w:p>
+      <w:pPr>
+        <w:ind w:firstLine="440"/>
+      </w:pPr>
+      <w:r>
+        <w:t>14 actions</w:t>
+      </w:r>
+    </w:p>
+    <w:p>
+      <w:pPr>
+        <w:ind w:firstLine="440"/>
+      </w:pPr>
+      <w:r>
+        <w:rPr>
+          <w:rFonts w:hint="eastAsia"/>
+        </w:rPr>
+        <w:t>所以你只需要记住这条调用链：</w:t>
+      </w:r>
+    </w:p>
+    <w:p>
+      <w:pPr>
+        <w:ind w:firstLine="440"/>
+      </w:pPr>
+      <w:proofErr w:type="spellStart"/>
+      <w:r>
+        <w:t>robotd</w:t>
+      </w:r>
+      <w:proofErr w:type="spellEnd"/>
+    </w:p>
+    <w:p>
+      <w:pPr>
+        <w:ind w:firstLine="440"/>
+      </w:pPr>
+      <w:r>
+        <w:rPr>
+          <w:rFonts w:hint="eastAsia"/>
+        </w:rPr>
+        <w:t xml:space="preserve">  </w:t>
+      </w:r>
+      <w:r>
+        <w:rPr>
+          <w:rFonts w:hint="eastAsia"/>
+        </w:rPr>
+        <w:t>│</w:t>
+      </w:r>
+    </w:p>
+    <w:p>
+      <w:pPr>
+        <w:ind w:firstLine="440"/>
+      </w:pPr>
+      <w:r>
+        <w:rPr>
+          <w:rFonts w:hint="eastAsia"/>
+        </w:rPr>
+        <w:t xml:space="preserve">  </w:t>
+      </w:r>
+      <w:r>
+        <w:rPr>
+          <w:rFonts w:hint="eastAsia"/>
+        </w:rPr>
+        <w:t>▼</w:t>
+      </w:r>
+    </w:p>
+    <w:p>
+      <w:pPr>
+        <w:ind w:firstLine="440"/>
+      </w:pPr>
+      <w:proofErr w:type="gramStart"/>
+      <w:r>
+        <w:t>Policy::</w:t>
+      </w:r>
+      <w:proofErr w:type="gramEnd"/>
+      <w:r>
+        <w:t>infer()</w:t>
+      </w:r>
+    </w:p>
+    <w:p>
+      <w:pPr>
+        <w:ind w:firstLine="440"/>
+      </w:pPr>
+      <w:r>
+        <w:rPr>
+          <w:rFonts w:hint="eastAsia"/>
+        </w:rPr>
+        <w:t xml:space="preserve">  </w:t>
+      </w:r>
+      <w:r>
+        <w:rPr>
+          <w:rFonts w:hint="eastAsia"/>
+        </w:rPr>
+        <w:t>│</w:t>
+      </w:r>
+    </w:p>
+    <w:p>
+      <w:pPr>
+        <w:ind w:firstLine="440"/>
+      </w:pPr>
+      <w:r>
+        <w:rPr>
+          <w:rFonts w:hint="eastAsia"/>
+        </w:rPr>
+        <w:t xml:space="preserve">  </w:t>
+      </w:r>
+      <w:r>
+        <w:rPr>
+          <w:rFonts w:hint="eastAsia"/>
+        </w:rPr>
+        <w:t>▼</w:t>
+      </w:r>
+    </w:p>
+    <w:p>
+      <w:pPr>
+        <w:ind w:firstLine="440"/>
+      </w:pPr>
+      <w:proofErr w:type="gramStart"/>
+      <w:r>
+        <w:t>Network::</w:t>
+      </w:r>
+      <w:proofErr w:type="gramEnd"/>
+      <w:r>
+        <w:t>run()</w:t>
+      </w:r>
+    </w:p>
+    <w:p>
+      <w:pPr>
+        <w:ind w:firstLine="440"/>
+      </w:pPr>
+      <w:r>
+        <w:rPr>
+          <w:rFonts w:hint="eastAsia"/>
+        </w:rPr>
+        <w:t xml:space="preserve">  </w:t>
+      </w:r>
+      <w:r>
+        <w:rPr>
+          <w:rFonts w:hint="eastAsia"/>
+        </w:rPr>
+        <w:t>│</w:t>
+      </w:r>
+    </w:p>
+    <w:p>
+      <w:pPr>
+        <w:ind w:firstLine="440"/>
+      </w:pPr>
+      <w:r>
+        <w:rPr>
+          <w:rFonts w:hint="eastAsia"/>
+        </w:rPr>
+        <w:t xml:space="preserve">  </w:t>
+      </w:r>
+      <w:r>
+        <w:rPr>
+          <w:rFonts w:hint="eastAsia"/>
+        </w:rPr>
+        <w:t>▼</w:t>
+      </w:r>
+    </w:p>
+    <w:p>
+      <w:pPr>
+        <w:ind w:firstLine="440"/>
+      </w:pPr>
+      <w:proofErr w:type="gramStart"/>
+      <w:r>
+        <w:t>Session::</w:t>
+      </w:r>
+      <w:proofErr w:type="gramEnd"/>
+      <w:r>
+        <w:t>run()</w:t>
+      </w:r>
+    </w:p>
+    <w:p>
+      <w:pPr>
+        <w:ind w:firstLine="440"/>
+      </w:pPr>
+      <w:r>
+        <w:rPr>
+          <w:rFonts w:hint="eastAsia"/>
+        </w:rPr>
+        <w:t xml:space="preserve">  </w:t>
+      </w:r>
+      <w:r>
+        <w:rPr>
+          <w:rFonts w:hint="eastAsia"/>
+        </w:rPr>
+        <w:t>│</w:t>
+      </w:r>
+    </w:p>
+    <w:p>
+      <w:pPr>
+        <w:ind w:firstLine="440"/>
+      </w:pPr>
+      <w:r>
+        <w:rPr>
+          <w:rFonts w:hint="eastAsia"/>
+        </w:rPr>
+        <w:t xml:space="preserve">  </w:t>
+      </w:r>
+      <w:r>
+        <w:rPr>
+          <w:rFonts w:hint="eastAsia"/>
+        </w:rPr>
+        <w:t>▼</w:t>
+      </w:r>
+    </w:p>
+    <w:p>
+      <w:pPr>
+        <w:ind w:firstLine="440"/>
+      </w:pPr>
+      <w:proofErr w:type="spellStart"/>
+      <w:r>
+        <w:t>alpha_</w:t>
+      </w:r>
+      <w:proofErr w:type="gramStart"/>
+      <w:r>
+        <w:t>walking.onnx</w:t>
+      </w:r>
+      <w:proofErr w:type="spellEnd"/>
+      <w:proofErr w:type="gramEnd"/>
+    </w:p>
+    <w:p>
+      <w:pPr>
+        <w:pStyle w:val="3"/>
+      </w:pPr>
+      <w:bookmarkStart w:id="72" w:name="_Toc240359365"/>
+      <w:r>
+        <w:rPr>
+          <w:rFonts w:hint="eastAsia"/>
+        </w:rPr>
+        <w:t>三个动作总结</w:t>
+      </w:r>
+      <w:bookmarkEnd w:id="72"/>
+    </w:p>
+    <w:p>
+      <w:pPr>
+        <w:ind w:firstLine="440"/>
+      </w:pPr>
+      <w:r>
+        <w:rPr>
+          <w:rFonts w:hint="eastAsia"/>
+        </w:rPr>
+        <w:t>①</w:t>
+      </w:r>
+      <w:r>
+        <w:rPr>
+          <w:rFonts w:hint="eastAsia"/>
+        </w:rPr>
+        <w:t xml:space="preserve"> </w:t>
+      </w:r>
+      <w:r>
+        <w:rPr>
+          <w:rFonts w:hint="eastAsia"/>
+        </w:rPr>
+        <w:t>定义</w:t>
+      </w:r>
+    </w:p>
+    <w:p>
+      <w:pPr>
+        <w:ind w:firstLine="440"/>
+      </w:pPr>
+      <w:r>
+        <w:rPr>
+          <w:rFonts w:hint="eastAsia"/>
+        </w:rPr>
+        <w:t>告诉</w:t>
+      </w:r>
+      <w:r>
+        <w:rPr>
+          <w:rFonts w:hint="eastAsia"/>
+        </w:rPr>
+        <w:t xml:space="preserve"> Rust</w:t>
+      </w:r>
+      <w:r>
+        <w:rPr>
+          <w:rFonts w:hint="eastAsia"/>
+        </w:rPr>
+        <w:t>：</w:t>
+      </w:r>
+    </w:p>
+    <w:p>
+      <w:pPr>
+        <w:ind w:firstLine="440"/>
+      </w:pPr>
+      <w:r>
+        <w:t>struct Network {</w:t>
+      </w:r>
+    </w:p>
+    <w:p>
+      <w:pPr>
+        <w:ind w:firstLine="440"/>
+      </w:pPr>
+      <w:r>
+        <w:t xml:space="preserve">    session: Session,</w:t>
+      </w:r>
+    </w:p>
+    <w:p>
+      <w:pPr>
+        <w:ind w:firstLine="440"/>
+      </w:pPr>
+      <w:r>
+        <w:lastRenderedPageBreak/>
+        <w:t>}</w:t>
+      </w:r>
+    </w:p>
+    <w:p>
+      <w:pPr>
+        <w:ind w:firstLine="440"/>
+      </w:pPr>
+      <w:r>
+        <w:rPr>
+          <w:rFonts w:hint="eastAsia"/>
+        </w:rPr>
+        <w:t>意思：一个</w:t>
+      </w:r>
+      <w:r>
+        <w:rPr>
+          <w:rFonts w:hint="eastAsia"/>
+        </w:rPr>
+        <w:t xml:space="preserve"> Network </w:t>
+      </w:r>
+      <w:r>
+        <w:rPr>
+          <w:rFonts w:hint="eastAsia"/>
+        </w:rPr>
+        <w:t>里面有一个</w:t>
+      </w:r>
+      <w:r>
+        <w:rPr>
+          <w:rFonts w:hint="eastAsia"/>
+        </w:rPr>
+        <w:t xml:space="preserve"> ONNX Runtime Session</w:t>
+      </w:r>
+      <w:r>
+        <w:rPr>
+          <w:rFonts w:hint="eastAsia"/>
+        </w:rPr>
+        <w:t>。</w:t>
+      </w:r>
+    </w:p>
+    <w:p>
+      <w:pPr>
+        <w:ind w:firstLine="440"/>
+      </w:pPr>
+      <w:r>
+        <w:rPr>
+          <w:rFonts w:hint="eastAsia"/>
+        </w:rPr>
+        <w:t>②</w:t>
+      </w:r>
+      <w:r>
+        <w:rPr>
+          <w:rFonts w:hint="eastAsia"/>
+        </w:rPr>
+        <w:t xml:space="preserve"> </w:t>
+      </w:r>
+      <w:r>
+        <w:rPr>
+          <w:rFonts w:hint="eastAsia"/>
+        </w:rPr>
+        <w:t>创建</w:t>
+      </w:r>
+    </w:p>
+    <w:p>
+      <w:pPr>
+        <w:ind w:firstLine="440"/>
+      </w:pPr>
+      <w:r>
+        <w:t xml:space="preserve">let session = </w:t>
+      </w:r>
+      <w:proofErr w:type="gramStart"/>
+      <w:r>
+        <w:t>Session::</w:t>
+      </w:r>
+      <w:proofErr w:type="gramEnd"/>
+      <w:r>
+        <w:t>builder()</w:t>
+      </w:r>
+    </w:p>
+    <w:p>
+      <w:pPr>
+        <w:ind w:firstLine="440"/>
+      </w:pPr>
+      <w:r>
+        <w:t xml:space="preserve">    </w:t>
+      </w:r>
+      <w:proofErr w:type="gramStart"/>
+      <w:r>
+        <w:t>.</w:t>
+      </w:r>
+      <w:proofErr w:type="spellStart"/>
+      <w:r>
+        <w:t>commit</w:t>
+      </w:r>
+      <w:proofErr w:type="gramEnd"/>
+      <w:r>
+        <w:t>_from_file</w:t>
+      </w:r>
+      <w:proofErr w:type="spellEnd"/>
+      <w:r>
+        <w:t>(path)?;</w:t>
+      </w:r>
+    </w:p>
+    <w:p>
+      <w:pPr>
+        <w:ind w:firstLine="440"/>
+      </w:pPr>
+      <w:r>
+        <w:rPr>
+          <w:rFonts w:hint="eastAsia"/>
+        </w:rPr>
+        <w:t>意思：把</w:t>
+      </w:r>
+      <w:r>
+        <w:rPr>
+          <w:rFonts w:hint="eastAsia"/>
+        </w:rPr>
+        <w:t xml:space="preserve"> `</w:t>
+      </w:r>
+      <w:proofErr w:type="spellStart"/>
+      <w:r>
+        <w:rPr>
+          <w:rFonts w:hint="eastAsia"/>
+        </w:rPr>
+        <w:t>alpha_walking.onnx</w:t>
+      </w:r>
+      <w:proofErr w:type="spellEnd"/>
+      <w:r>
+        <w:rPr>
+          <w:rFonts w:hint="eastAsia"/>
+        </w:rPr>
+        <w:t xml:space="preserve">` </w:t>
+      </w:r>
+      <w:proofErr w:type="gramStart"/>
+      <w:r>
+        <w:rPr>
+          <w:rFonts w:hint="eastAsia"/>
+        </w:rPr>
+        <w:t>加载进</w:t>
+      </w:r>
+      <w:proofErr w:type="gramEnd"/>
+      <w:r>
+        <w:rPr>
+          <w:rFonts w:hint="eastAsia"/>
+        </w:rPr>
+        <w:t xml:space="preserve"> ONNX Runtime</w:t>
+      </w:r>
+      <w:r>
+        <w:rPr>
+          <w:rFonts w:hint="eastAsia"/>
+        </w:rPr>
+        <w:t>，创建</w:t>
+      </w:r>
+      <w:r>
+        <w:rPr>
+          <w:rFonts w:hint="eastAsia"/>
+        </w:rPr>
+        <w:t xml:space="preserve"> `Session`</w:t>
+      </w:r>
+      <w:r>
+        <w:rPr>
+          <w:rFonts w:hint="eastAsia"/>
+        </w:rPr>
+        <w:t>。</w:t>
+      </w:r>
+    </w:p>
+    <w:p>
+      <w:pPr>
+        <w:ind w:firstLine="440"/>
+      </w:pPr>
+      <w:r>
+        <w:rPr>
+          <w:rFonts w:hint="eastAsia"/>
+        </w:rPr>
+        <w:t>③</w:t>
+      </w:r>
+      <w:r>
+        <w:rPr>
+          <w:rFonts w:hint="eastAsia"/>
+        </w:rPr>
+        <w:t xml:space="preserve"> </w:t>
+      </w:r>
+      <w:r>
+        <w:rPr>
+          <w:rFonts w:hint="eastAsia"/>
+        </w:rPr>
+        <w:t>执行</w:t>
+      </w:r>
+    </w:p>
+    <w:p>
+      <w:pPr>
+        <w:ind w:firstLine="440"/>
+      </w:pPr>
+      <w:r>
+        <w:t xml:space="preserve">let outputs = </w:t>
+      </w:r>
+      <w:proofErr w:type="spellStart"/>
+      <w:proofErr w:type="gramStart"/>
+      <w:r>
+        <w:t>self.session.run</w:t>
+      </w:r>
+      <w:proofErr w:type="spellEnd"/>
+      <w:r>
+        <w:t>(</w:t>
+      </w:r>
+      <w:proofErr w:type="gramEnd"/>
+      <w:r>
+        <w:t>inputs)?;</w:t>
+      </w:r>
+    </w:p>
+    <w:p>
+      <w:pPr>
+        <w:ind w:firstLine="440"/>
+      </w:pPr>
+      <w:r>
+        <w:rPr>
+          <w:rFonts w:hint="eastAsia"/>
+        </w:rPr>
+        <w:t>意思：把</w:t>
+      </w:r>
+      <w:r>
+        <w:rPr>
+          <w:rFonts w:hint="eastAsia"/>
+        </w:rPr>
+        <w:t xml:space="preserve"> 61 </w:t>
+      </w:r>
+      <w:r>
+        <w:rPr>
+          <w:rFonts w:hint="eastAsia"/>
+        </w:rPr>
+        <w:t>维</w:t>
+      </w:r>
+      <w:r>
+        <w:rPr>
+          <w:rFonts w:hint="eastAsia"/>
+        </w:rPr>
+        <w:t xml:space="preserve"> observation </w:t>
+      </w:r>
+      <w:r>
+        <w:rPr>
+          <w:rFonts w:hint="eastAsia"/>
+        </w:rPr>
+        <w:t>喂给</w:t>
+      </w:r>
+      <w:r>
+        <w:rPr>
+          <w:rFonts w:hint="eastAsia"/>
+        </w:rPr>
+        <w:t xml:space="preserve"> ONNX</w:t>
+      </w:r>
+      <w:r>
+        <w:rPr>
+          <w:rFonts w:hint="eastAsia"/>
+        </w:rPr>
+        <w:t>，执行神经网络，得到</w:t>
+      </w:r>
+      <w:r>
+        <w:rPr>
+          <w:rFonts w:hint="eastAsia"/>
+        </w:rPr>
+        <w:t xml:space="preserve"> 14 </w:t>
+      </w:r>
+      <w:r>
+        <w:rPr>
+          <w:rFonts w:hint="eastAsia"/>
+        </w:rPr>
+        <w:t>维</w:t>
+      </w:r>
+      <w:r>
+        <w:rPr>
+          <w:rFonts w:hint="eastAsia"/>
+        </w:rPr>
+        <w:t xml:space="preserve"> action</w:t>
+      </w:r>
+      <w:r>
+        <w:rPr>
+          <w:rFonts w:hint="eastAsia"/>
+        </w:rPr>
+        <w:t>。</w:t>
+      </w:r>
+    </w:p>
+    <w:p>
+      <w:pPr>
+        <w:ind w:firstLine="440"/>
+      </w:pPr>
+      <w:r>
+        <w:rPr>
+          <w:rFonts w:hint="eastAsia"/>
+        </w:rPr>
+        <w:t>最简单的一张图</w:t>
+      </w:r>
+    </w:p>
+    <w:p>
+      <w:pPr>
+        <w:ind w:firstLine="440"/>
+      </w:pPr>
+      <w:r>
+        <w:rPr>
+          <w:rFonts w:hint="eastAsia"/>
+        </w:rPr>
+        <w:t xml:space="preserve">             </w:t>
+      </w:r>
+      <w:r>
+        <w:rPr>
+          <w:rFonts w:hint="eastAsia"/>
+        </w:rPr>
+        <w:t>定义</w:t>
+      </w:r>
+    </w:p>
+    <w:p>
+      <w:pPr>
+        <w:ind w:firstLine="440"/>
+      </w:pPr>
+      <w:r>
+        <w:rPr>
+          <w:rFonts w:hint="eastAsia"/>
+        </w:rPr>
+        <w:t xml:space="preserve">              </w:t>
+      </w:r>
+      <w:r>
+        <w:rPr>
+          <w:rFonts w:hint="eastAsia"/>
+        </w:rPr>
+        <w:t>│</w:t>
+      </w:r>
+    </w:p>
+    <w:p>
+      <w:pPr>
+        <w:ind w:firstLine="440"/>
+      </w:pPr>
+      <w:r>
+        <w:rPr>
+          <w:rFonts w:hint="eastAsia"/>
+        </w:rPr>
+        <w:t xml:space="preserve">              </w:t>
+      </w:r>
+      <w:r>
+        <w:rPr>
+          <w:rFonts w:hint="eastAsia"/>
+        </w:rPr>
+        <w:t>▼</w:t>
+      </w:r>
+    </w:p>
+    <w:p>
+      <w:pPr>
+        <w:ind w:firstLine="440"/>
+      </w:pPr>
+      <w:r>
+        <w:t xml:space="preserve">     Network </w:t>
+      </w:r>
+      <w:proofErr w:type="gramStart"/>
+      <w:r>
+        <w:t>{ Session</w:t>
+      </w:r>
+      <w:proofErr w:type="gramEnd"/>
+      <w:r>
+        <w:t xml:space="preserve"> }</w:t>
+      </w:r>
+    </w:p>
+    <w:p>
+      <w:pPr>
+        <w:ind w:firstLine="440"/>
+      </w:pPr>
+      <w:r>
+        <w:rPr>
+          <w:rFonts w:hint="eastAsia"/>
+        </w:rPr>
+        <w:t xml:space="preserve">              </w:t>
+      </w:r>
+      <w:r>
+        <w:rPr>
+          <w:rFonts w:hint="eastAsia"/>
+        </w:rPr>
+        <w:t>│</w:t>
+      </w:r>
+    </w:p>
+    <w:p>
+      <w:pPr>
+        <w:ind w:firstLine="440"/>
+      </w:pPr>
+      <w:r>
+        <w:rPr>
+          <w:rFonts w:hint="eastAsia"/>
+        </w:rPr>
+        <w:t xml:space="preserve">             </w:t>
+      </w:r>
+      <w:r>
+        <w:rPr>
+          <w:rFonts w:hint="eastAsia"/>
+        </w:rPr>
+        <w:t>创建</w:t>
+      </w:r>
+    </w:p>
+    <w:p>
+      <w:pPr>
+        <w:ind w:firstLine="440"/>
+      </w:pPr>
+      <w:r>
+        <w:rPr>
+          <w:rFonts w:hint="eastAsia"/>
+        </w:rPr>
+        <w:t xml:space="preserve">              </w:t>
+      </w:r>
+      <w:r>
+        <w:rPr>
+          <w:rFonts w:hint="eastAsia"/>
+        </w:rPr>
+        <w:t>│</w:t>
+      </w:r>
+    </w:p>
+    <w:p>
+      <w:pPr>
+        <w:ind w:firstLine="440"/>
+      </w:pPr>
+      <w:r>
+        <w:rPr>
+          <w:rFonts w:hint="eastAsia"/>
+        </w:rPr>
+        <w:t xml:space="preserve">              </w:t>
+      </w:r>
+      <w:r>
+        <w:rPr>
+          <w:rFonts w:hint="eastAsia"/>
+        </w:rPr>
+        <w:t>▼</w:t>
+      </w:r>
+    </w:p>
+    <w:p>
+      <w:pPr>
+        <w:ind w:firstLine="440"/>
+      </w:pPr>
+      <w:r>
+        <w:t xml:space="preserve">   </w:t>
+      </w:r>
+      <w:proofErr w:type="spellStart"/>
+      <w:r>
+        <w:t>alpha_</w:t>
+      </w:r>
+      <w:proofErr w:type="gramStart"/>
+      <w:r>
+        <w:t>walking.onnx</w:t>
+      </w:r>
+      <w:proofErr w:type="spellEnd"/>
+      <w:proofErr w:type="gramEnd"/>
+    </w:p>
+    <w:p>
+      <w:pPr>
+        <w:ind w:firstLine="440"/>
+      </w:pPr>
+      <w:r>
+        <w:rPr>
+          <w:rFonts w:hint="eastAsia"/>
+        </w:rPr>
+        <w:t xml:space="preserve">              </w:t>
+      </w:r>
+      <w:r>
+        <w:rPr>
+          <w:rFonts w:hint="eastAsia"/>
+        </w:rPr>
+        <w:t>│</w:t>
+      </w:r>
+    </w:p>
+    <w:p>
+      <w:pPr>
+        <w:ind w:firstLine="440"/>
+      </w:pPr>
+      <w:r>
+        <w:rPr>
+          <w:rFonts w:hint="eastAsia"/>
+        </w:rPr>
+        <w:t xml:space="preserve">              </w:t>
+      </w:r>
+      <w:r>
+        <w:rPr>
+          <w:rFonts w:hint="eastAsia"/>
+        </w:rPr>
+        <w:t>▼</w:t>
+      </w:r>
+    </w:p>
+    <w:p>
+      <w:pPr>
+        <w:ind w:firstLine="440"/>
+      </w:pPr>
+      <w:r>
+        <w:t xml:space="preserve">        </w:t>
+      </w:r>
+      <w:proofErr w:type="gramStart"/>
+      <w:r>
+        <w:t>ort::</w:t>
+      </w:r>
+      <w:proofErr w:type="gramEnd"/>
+      <w:r>
+        <w:t>Session</w:t>
+      </w:r>
+    </w:p>
+    <w:p>
+      <w:pPr>
+        <w:ind w:firstLine="440"/>
+      </w:pPr>
+      <w:r>
+        <w:rPr>
+          <w:rFonts w:hint="eastAsia"/>
+        </w:rPr>
+        <w:t xml:space="preserve">              </w:t>
+      </w:r>
+      <w:r>
+        <w:rPr>
+          <w:rFonts w:hint="eastAsia"/>
+        </w:rPr>
+        <w:t>│</w:t>
+      </w:r>
+    </w:p>
+    <w:p>
+      <w:pPr>
+        <w:ind w:firstLine="440"/>
+      </w:pPr>
+      <w:r>
+        <w:rPr>
+          <w:rFonts w:hint="eastAsia"/>
+        </w:rPr>
+        <w:t xml:space="preserve">             </w:t>
+      </w:r>
+      <w:r>
+        <w:rPr>
+          <w:rFonts w:hint="eastAsia"/>
+        </w:rPr>
+        <w:t>执行</w:t>
+      </w:r>
+    </w:p>
+    <w:p>
+      <w:pPr>
+        <w:ind w:firstLine="440"/>
+      </w:pPr>
+      <w:r>
+        <w:rPr>
+          <w:rFonts w:hint="eastAsia"/>
+        </w:rPr>
+        <w:t xml:space="preserve">              </w:t>
+      </w:r>
+      <w:r>
+        <w:rPr>
+          <w:rFonts w:hint="eastAsia"/>
+        </w:rPr>
+        <w:t>│</w:t>
+      </w:r>
+    </w:p>
+    <w:p>
+      <w:pPr>
+        <w:ind w:firstLine="440"/>
+      </w:pPr>
+      <w:r>
+        <w:rPr>
+          <w:rFonts w:hint="eastAsia"/>
+        </w:rPr>
+        <w:t xml:space="preserve">              </w:t>
+      </w:r>
+      <w:r>
+        <w:rPr>
+          <w:rFonts w:hint="eastAsia"/>
+        </w:rPr>
+        <w:t>▼</w:t>
+      </w:r>
+    </w:p>
+    <w:p>
+      <w:pPr>
+        <w:ind w:firstLine="440"/>
+      </w:pPr>
+      <w:r>
+        <w:t xml:space="preserve">       </w:t>
+      </w:r>
+      <w:proofErr w:type="gramStart"/>
+      <w:r>
+        <w:t>Session::</w:t>
+      </w:r>
+      <w:proofErr w:type="gramEnd"/>
+      <w:r>
+        <w:t>run()</w:t>
+      </w:r>
+    </w:p>
+    <w:p>
+      <w:pPr>
+        <w:ind w:firstLine="440"/>
+      </w:pPr>
+      <w:r>
+        <w:rPr>
+          <w:rFonts w:hint="eastAsia"/>
+        </w:rPr>
+        <w:t xml:space="preserve">              </w:t>
+      </w:r>
+      <w:r>
+        <w:rPr>
+          <w:rFonts w:hint="eastAsia"/>
+        </w:rPr>
+        <w:t>│</w:t>
+      </w:r>
+    </w:p>
+    <w:p>
+      <w:pPr>
+        <w:ind w:firstLine="440"/>
+      </w:pPr>
+      <w:r>
+        <w:rPr>
+          <w:rFonts w:hint="eastAsia"/>
+        </w:rPr>
+        <w:lastRenderedPageBreak/>
+        <w:t xml:space="preserve">              </w:t>
+      </w:r>
+      <w:r>
+        <w:rPr>
+          <w:rFonts w:hint="eastAsia"/>
+        </w:rPr>
+        <w:t>▼</w:t>
+      </w:r>
+    </w:p>
+    <w:p>
+      <w:pPr>
+        <w:ind w:firstLine="440"/>
+      </w:pPr>
+      <w:r>
+        <w:rPr>
+          <w:rFonts w:hint="eastAsia"/>
+        </w:rPr>
+        <w:t xml:space="preserve">       [1, 61] </w:t>
+      </w:r>
+      <w:r>
+        <w:rPr>
+          <w:rFonts w:hint="eastAsia"/>
+        </w:rPr>
+        <w:t>→</w:t>
+      </w:r>
+      <w:r>
+        <w:rPr>
+          <w:rFonts w:hint="eastAsia"/>
+        </w:rPr>
+        <w:t xml:space="preserve"> [1, 14]</w:t>
+      </w:r>
+    </w:p>
+    <w:p>
+      <w:pPr>
+        <w:ind w:firstLine="440"/>
+      </w:pPr>
+      <w:r>
+        <w:rPr>
+          <w:rFonts w:hint="eastAsia"/>
+        </w:rPr>
+        <w:t>定义</w:t>
+      </w:r>
+      <w:r>
+        <w:rPr>
+          <w:rFonts w:hint="eastAsia"/>
+        </w:rPr>
+        <w:t xml:space="preserve"> </w:t>
+      </w:r>
+      <w:r>
+        <w:rPr>
+          <w:rFonts w:hint="eastAsia"/>
+        </w:rPr>
+        <w:t>声明对象长什么样。</w:t>
+      </w:r>
+    </w:p>
+    <w:p>
+      <w:pPr>
+        <w:ind w:firstLine="440"/>
+      </w:pPr>
+      <w:r>
+        <w:rPr>
+          <w:rFonts w:hint="eastAsia"/>
+        </w:rPr>
+        <w:t>创建</w:t>
+      </w:r>
+      <w:r>
+        <w:rPr>
+          <w:rFonts w:hint="eastAsia"/>
+        </w:rPr>
+        <w:t xml:space="preserve"> = </w:t>
+      </w:r>
+      <w:r>
+        <w:rPr>
+          <w:rFonts w:hint="eastAsia"/>
+        </w:rPr>
+        <w:t>加载</w:t>
+      </w:r>
+      <w:r>
+        <w:rPr>
+          <w:rFonts w:hint="eastAsia"/>
+        </w:rPr>
+        <w:t xml:space="preserve"> ONNX </w:t>
+      </w:r>
+      <w:r>
+        <w:rPr>
+          <w:rFonts w:hint="eastAsia"/>
+        </w:rPr>
+        <w:t>文件，得到</w:t>
+      </w:r>
+      <w:r>
+        <w:rPr>
+          <w:rFonts w:hint="eastAsia"/>
+        </w:rPr>
+        <w:t xml:space="preserve"> `Session`</w:t>
+      </w:r>
+      <w:r>
+        <w:rPr>
+          <w:rFonts w:hint="eastAsia"/>
+        </w:rPr>
+        <w:t>。</w:t>
+      </w:r>
+      <w:r>
+        <w:rPr>
+          <w:rFonts w:hint="eastAsia"/>
+        </w:rPr>
+        <w:t>**</w:t>
+      </w:r>
+    </w:p>
+    <w:p>
+      <w:pPr>
+        <w:ind w:firstLine="440"/>
+      </w:pPr>
+      <w:r>
+        <w:rPr>
+          <w:rFonts w:hint="eastAsia"/>
+        </w:rPr>
+        <w:t>执行</w:t>
+      </w:r>
+      <w:r>
+        <w:rPr>
+          <w:rFonts w:hint="eastAsia"/>
+        </w:rPr>
+        <w:t xml:space="preserve"> = `Session::run()`</w:t>
+      </w:r>
+      <w:r>
+        <w:rPr>
+          <w:rFonts w:hint="eastAsia"/>
+        </w:rPr>
+        <w:t>，输入</w:t>
+      </w:r>
+      <w:r>
+        <w:rPr>
+          <w:rFonts w:hint="eastAsia"/>
+        </w:rPr>
+        <w:t xml:space="preserve"> observation</w:t>
+      </w:r>
+      <w:r>
+        <w:rPr>
+          <w:rFonts w:hint="eastAsia"/>
+        </w:rPr>
+        <w:t>，输出</w:t>
+      </w:r>
+      <w:r>
+        <w:rPr>
+          <w:rFonts w:hint="eastAsia"/>
+        </w:rPr>
+        <w:t xml:space="preserve"> action</w:t>
+      </w:r>
+      <w:r>
+        <w:rPr>
+          <w:rFonts w:hint="eastAsia"/>
+        </w:rPr>
+        <w:t>。</w:t>
+      </w:r>
+      <w:r>
+        <w:rPr>
+          <w:rFonts w:hint="eastAsia"/>
+        </w:rPr>
+        <w:t>**</w:t>
+      </w:r>
+    </w:p>
+    <w:p>
+      <w:pPr>
+        <w:ind w:firstLine="440"/>
+      </w:pPr>
+      <w:r>
+        <w:rPr>
+          <w:rFonts w:hint="eastAsia"/>
+        </w:rPr>
+        <w:t>这三个层次分清楚后，再看</w:t>
+      </w:r>
+      <w:r>
+        <w:rPr>
+          <w:rFonts w:hint="eastAsia"/>
+        </w:rPr>
+        <w:t xml:space="preserve"> `</w:t>
+      </w:r>
+      <w:proofErr w:type="spellStart"/>
+      <w:r>
+        <w:rPr>
+          <w:rFonts w:hint="eastAsia"/>
+        </w:rPr>
+        <w:t>robotd</w:t>
+      </w:r>
+      <w:proofErr w:type="spellEnd"/>
+      <w:r>
+        <w:rPr>
+          <w:rFonts w:hint="eastAsia"/>
+        </w:rPr>
+        <w:t xml:space="preserve">` </w:t>
+      </w:r>
+      <w:r>
+        <w:rPr>
+          <w:rFonts w:hint="eastAsia"/>
+        </w:rPr>
+        <w:t>的其它代码就不会乱了。</w:t>
+      </w:r>
+    </w:p>
+    <w:p>
+      <w:pPr>
+        <w:pStyle w:val="2"/>
+      </w:pPr>
+      <w:bookmarkStart w:id="73" w:name="_Ref240357740"/>
+      <w:bookmarkStart w:id="74" w:name="_Toc240359366"/>
+      <w:r>
+        <w:rPr>
+          <w:rFonts w:hint="eastAsia"/>
+        </w:rPr>
+        <w:t>从</w:t>
+      </w:r>
+      <w:r>
+        <w:rPr>
+          <w:rFonts w:hint="eastAsia"/>
+        </w:rPr>
+        <w:t xml:space="preserve"> ONNX </w:t>
+      </w:r>
+      <w:r>
+        <w:rPr>
+          <w:rFonts w:hint="eastAsia"/>
+        </w:rPr>
+        <w:t>文件到程序输出：完整流程</w:t>
+      </w:r>
+      <w:bookmarkEnd w:id="73"/>
+      <w:bookmarkEnd w:id="74"/>
+    </w:p>
+    <w:p>
+      <w:pPr>
+        <w:ind w:firstLine="440"/>
+      </w:pPr>
+      <w:r>
+        <w:rPr>
+          <w:rFonts w:hint="eastAsia"/>
+        </w:rPr>
+        <w:t>这段讲述一般的</w:t>
+      </w:r>
+      <w:r>
+        <w:rPr>
+          <w:rFonts w:hint="eastAsia"/>
+        </w:rPr>
+        <w:t>ONNX</w:t>
+      </w:r>
+      <w:r>
+        <w:rPr>
+          <w:rFonts w:hint="eastAsia"/>
+        </w:rPr>
+        <w:t>概念和</w:t>
+      </w:r>
+      <w:r>
+        <w:rPr>
+          <w:rFonts w:hint="eastAsia"/>
+        </w:rPr>
+        <w:t>工作流程。</w:t>
+      </w:r>
+    </w:p>
+    <w:p>
+      <w:pPr>
+        <w:pStyle w:val="3"/>
+      </w:pPr>
+      <w:bookmarkStart w:id="75" w:name="_Toc240359367"/>
+      <w:r>
+        <w:rPr>
+          <w:rFonts w:hint="eastAsia"/>
+        </w:rPr>
+        <w:t>先理解：</w:t>
+      </w:r>
+      <w:r>
+        <w:rPr>
+          <w:rFonts w:hint="eastAsia"/>
+        </w:rPr>
+        <w:t xml:space="preserve">ONNX </w:t>
+      </w:r>
+      <w:r>
+        <w:rPr>
+          <w:rFonts w:hint="eastAsia"/>
+        </w:rPr>
+        <w:t>文件本身是什么</w:t>
+      </w:r>
+      <w:bookmarkEnd w:id="75"/>
+    </w:p>
+    <w:p>
+      <w:pPr>
+        <w:ind w:firstLine="440"/>
+      </w:pPr>
+      <w:r>
+        <w:rPr>
+          <w:rFonts w:hint="eastAsia"/>
+        </w:rPr>
+        <w:t>ONNX</w:t>
+      </w:r>
+      <w:r>
+        <w:rPr>
+          <w:rFonts w:hint="eastAsia"/>
+        </w:rPr>
+        <w:t>（</w:t>
+      </w:r>
+      <w:r>
+        <w:rPr>
+          <w:rFonts w:hint="eastAsia"/>
+        </w:rPr>
+        <w:t>Open Neural Network Exchange</w:t>
+      </w:r>
+      <w:r>
+        <w:rPr>
+          <w:rFonts w:hint="eastAsia"/>
+        </w:rPr>
+        <w:t>）文件本质上是一个</w:t>
+      </w:r>
+      <w:r>
+        <w:rPr>
+          <w:rFonts w:hint="eastAsia"/>
+        </w:rPr>
+        <w:t>“</w:t>
+      </w:r>
+      <w:r>
+        <w:rPr>
+          <w:rFonts w:hint="eastAsia"/>
+        </w:rPr>
+        <w:t>静态计算图描述</w:t>
+      </w:r>
+      <w:r>
+        <w:rPr>
+          <w:rFonts w:hint="eastAsia"/>
+        </w:rPr>
+        <w:t>”</w:t>
+      </w:r>
+      <w:r>
+        <w:rPr>
+          <w:rFonts w:hint="eastAsia"/>
+        </w:rPr>
+        <w:t>——它只描述</w:t>
+      </w:r>
+      <w:r>
+        <w:rPr>
+          <w:rFonts w:hint="eastAsia"/>
+        </w:rPr>
+        <w:t>"</w:t>
+      </w:r>
+      <w:r>
+        <w:rPr>
+          <w:rFonts w:hint="eastAsia"/>
+        </w:rPr>
+        <w:t>数据怎么流动、经过哪些算子</w:t>
+      </w:r>
+      <w:r>
+        <w:rPr>
+          <w:rFonts w:hint="eastAsia"/>
+        </w:rPr>
+        <w:t>"</w:t>
+      </w:r>
+      <w:r>
+        <w:rPr>
+          <w:rFonts w:hint="eastAsia"/>
+        </w:rPr>
+        <w:t>，不包含执行引擎</w:t>
+      </w:r>
+      <w:r>
+        <w:rPr>
+          <w:rFonts w:hint="eastAsia"/>
+        </w:rPr>
+        <w:t>本身</w:t>
+      </w:r>
+      <w:r>
+        <w:rPr>
+          <w:rFonts w:hint="eastAsia"/>
+        </w:rPr>
+        <w:t>。所以一个</w:t>
+      </w:r>
+      <w:r>
+        <w:rPr>
+          <w:rFonts w:hint="eastAsia"/>
+        </w:rPr>
+        <w:t>“</w:t>
+      </w:r>
+      <w:r>
+        <w:rPr>
+          <w:rFonts w:hint="eastAsia"/>
+        </w:rPr>
+        <w:t>.</w:t>
+      </w:r>
+      <w:proofErr w:type="spellStart"/>
+      <w:r>
+        <w:rPr>
+          <w:rFonts w:hint="eastAsia"/>
+        </w:rPr>
+        <w:t>onnx</w:t>
+      </w:r>
+      <w:proofErr w:type="spellEnd"/>
+      <w:r>
+        <w:rPr>
+          <w:rFonts w:hint="eastAsia"/>
+        </w:rPr>
+        <w:t>”</w:t>
+      </w:r>
+      <w:r>
+        <w:rPr>
+          <w:rFonts w:hint="eastAsia"/>
+        </w:rPr>
+        <w:t>文件在程序里是</w:t>
+      </w:r>
+      <w:r>
+        <w:rPr>
+          <w:rFonts w:hint="eastAsia"/>
+        </w:rPr>
+        <w:t>“</w:t>
+      </w:r>
+      <w:r>
+        <w:rPr>
+          <w:rFonts w:hint="eastAsia"/>
+        </w:rPr>
+        <w:t>跑不起来的</w:t>
+      </w:r>
+      <w:r>
+        <w:rPr>
+          <w:rFonts w:hint="eastAsia"/>
+        </w:rPr>
+        <w:t>”</w:t>
+      </w:r>
+      <w:r>
+        <w:rPr>
+          <w:rFonts w:hint="eastAsia"/>
+        </w:rPr>
+        <w:t>，</w:t>
+      </w:r>
+      <w:r>
+        <w:rPr>
+          <w:rFonts w:hint="eastAsia"/>
+        </w:rPr>
+        <w:t>而</w:t>
+      </w:r>
+      <w:r>
+        <w:rPr>
+          <w:rFonts w:hint="eastAsia"/>
+        </w:rPr>
+        <w:t>必须：</w:t>
+      </w:r>
+    </w:p>
+    <w:p>
+      <w:pPr>
+        <w:ind w:firstLine="440"/>
+      </w:pPr>
+      <w:r>
+        <w:rPr>
+          <w:rFonts w:hint="eastAsia"/>
+        </w:rPr>
+        <w:t xml:space="preserve">ONNX </w:t>
+      </w:r>
+      <w:r>
+        <w:rPr>
+          <w:rFonts w:hint="eastAsia"/>
+        </w:rPr>
+        <w:t>模型文件</w:t>
+      </w:r>
+      <w:r>
+        <w:rPr>
+          <w:rFonts w:hint="eastAsia"/>
+        </w:rPr>
+        <w:t xml:space="preserve">  </w:t>
+      </w:r>
+      <w:r>
+        <w:rPr>
+          <w:rFonts w:hint="eastAsia"/>
+        </w:rPr>
+        <w:t>→</w:t>
+      </w:r>
+      <w:r>
+        <w:rPr>
+          <w:rFonts w:hint="eastAsia"/>
+        </w:rPr>
+        <w:t xml:space="preserve">  </w:t>
+      </w:r>
+      <w:r>
+        <w:rPr>
+          <w:rFonts w:hint="eastAsia"/>
+        </w:rPr>
+        <w:t>推理引擎（</w:t>
+      </w:r>
+      <w:r>
+        <w:rPr>
+          <w:rFonts w:hint="eastAsia"/>
+        </w:rPr>
+        <w:t>Runtime</w:t>
+      </w:r>
+      <w:r>
+        <w:rPr>
+          <w:rFonts w:hint="eastAsia"/>
+        </w:rPr>
+        <w:t>）</w:t>
+      </w:r>
+      <w:r>
+        <w:rPr>
+          <w:rFonts w:hint="eastAsia"/>
+        </w:rPr>
+        <w:t xml:space="preserve">  </w:t>
+      </w:r>
+      <w:r>
+        <w:rPr>
+          <w:rFonts w:hint="eastAsia"/>
+        </w:rPr>
+        <w:t>→</w:t>
+      </w:r>
+      <w:r>
+        <w:rPr>
+          <w:rFonts w:hint="eastAsia"/>
+        </w:rPr>
+        <w:t xml:space="preserve">  </w:t>
+      </w:r>
+      <w:r>
+        <w:rPr>
+          <w:rFonts w:hint="eastAsia"/>
+        </w:rPr>
+        <w:t>你的程序拿到输出</w:t>
+      </w:r>
+    </w:p>
+    <w:p>
+      <w:pPr>
+        <w:ind w:firstLine="440"/>
+      </w:pPr>
+      <w:r>
+        <w:rPr>
+          <w:rFonts w:hint="eastAsia"/>
+        </w:rPr>
+        <w:t>这正是</w:t>
+      </w:r>
+      <w:r>
+        <w:rPr>
+          <w:rFonts w:hint="eastAsia"/>
+        </w:rPr>
+        <w:t xml:space="preserve"> </w:t>
+      </w:r>
+      <w:proofErr w:type="spellStart"/>
+      <w:r>
+        <w:rPr>
+          <w:rFonts w:hint="eastAsia"/>
+        </w:rPr>
+        <w:t>MicroDuck</w:t>
+      </w:r>
+      <w:proofErr w:type="spellEnd"/>
+      <w:r>
+        <w:rPr>
+          <w:rFonts w:hint="eastAsia"/>
+        </w:rPr>
+        <w:t xml:space="preserve"> </w:t>
+      </w:r>
+      <w:r>
+        <w:rPr>
+          <w:rFonts w:hint="eastAsia"/>
+        </w:rPr>
+        <w:t>架构里分层的原因：策略训练在</w:t>
+      </w:r>
+      <w:r>
+        <w:rPr>
+          <w:rFonts w:hint="eastAsia"/>
+        </w:rPr>
+        <w:t xml:space="preserve"> `</w:t>
+      </w:r>
+      <w:proofErr w:type="spellStart"/>
+      <w:r>
+        <w:rPr>
+          <w:rFonts w:hint="eastAsia"/>
+        </w:rPr>
+        <w:t>microduck_rl</w:t>
+      </w:r>
+      <w:proofErr w:type="spellEnd"/>
+      <w:r>
+        <w:rPr>
+          <w:rFonts w:hint="eastAsia"/>
+        </w:rPr>
+        <w:t>`</w:t>
+      </w:r>
+      <w:r>
+        <w:rPr>
+          <w:rFonts w:hint="eastAsia"/>
+        </w:rPr>
+        <w:t>（</w:t>
+      </w:r>
+      <w:proofErr w:type="spellStart"/>
+      <w:r>
+        <w:rPr>
+          <w:rFonts w:hint="eastAsia"/>
+        </w:rPr>
+        <w:t>PyTorch</w:t>
+      </w:r>
+      <w:proofErr w:type="spellEnd"/>
+      <w:r>
+        <w:rPr>
+          <w:rFonts w:hint="eastAsia"/>
+        </w:rPr>
+        <w:t xml:space="preserve"> + PPO</w:t>
+      </w:r>
+      <w:r>
+        <w:rPr>
+          <w:rFonts w:hint="eastAsia"/>
+        </w:rPr>
+        <w:t>）里完成</w:t>
+      </w:r>
+      <w:r>
+        <w:rPr>
+          <w:rFonts w:hint="eastAsia"/>
+        </w:rPr>
+        <w:t>（后面的章节讲述）</w:t>
+      </w:r>
+      <w:r>
+        <w:rPr>
+          <w:rFonts w:hint="eastAsia"/>
+        </w:rPr>
+        <w:t>，导出成</w:t>
+      </w:r>
+      <w:r>
+        <w:rPr>
+          <w:rFonts w:hint="eastAsia"/>
+        </w:rPr>
+        <w:t>ONNX</w:t>
+      </w:r>
+      <w:r>
+        <w:rPr>
+          <w:rFonts w:hint="eastAsia"/>
+        </w:rPr>
+        <w:t>后，</w:t>
+      </w:r>
+      <w:proofErr w:type="spellStart"/>
+      <w:r>
+        <w:rPr>
+          <w:rFonts w:hint="eastAsia"/>
+        </w:rPr>
+        <w:t>MicroDuck</w:t>
+      </w:r>
+      <w:proofErr w:type="spellEnd"/>
+      <w:r>
+        <w:rPr>
+          <w:rFonts w:hint="eastAsia"/>
+        </w:rPr>
+        <w:t>机器人</w:t>
+      </w:r>
+      <w:r>
+        <w:rPr>
+          <w:rFonts w:hint="eastAsia"/>
+        </w:rPr>
+        <w:t>上的</w:t>
+      </w:r>
+      <w:r>
+        <w:rPr>
+          <w:rFonts w:hint="eastAsia"/>
+        </w:rPr>
+        <w:t>`</w:t>
+      </w:r>
+      <w:proofErr w:type="spellStart"/>
+      <w:r>
+        <w:rPr>
+          <w:rFonts w:hint="eastAsia"/>
+        </w:rPr>
+        <w:t>robotd</w:t>
+      </w:r>
+      <w:proofErr w:type="spellEnd"/>
+      <w:r>
+        <w:rPr>
+          <w:rFonts w:hint="eastAsia"/>
+        </w:rPr>
+        <w:t>`</w:t>
+      </w:r>
+      <w:r>
+        <w:rPr>
+          <w:rFonts w:hint="eastAsia"/>
+        </w:rPr>
+        <w:t>守护进程用</w:t>
+      </w:r>
+      <w:r>
+        <w:rPr>
+          <w:rFonts w:hint="eastAsia"/>
+        </w:rPr>
+        <w:t>ONNX Runtime</w:t>
+      </w:r>
+      <w:r>
+        <w:rPr>
+          <w:rFonts w:hint="eastAsia"/>
+        </w:rPr>
+        <w:t>加载它以</w:t>
+      </w:r>
+      <w:r>
+        <w:rPr>
+          <w:rFonts w:hint="eastAsia"/>
+        </w:rPr>
+        <w:t>50Hz</w:t>
+      </w:r>
+      <w:r>
+        <w:rPr>
+          <w:rFonts w:hint="eastAsia"/>
+        </w:rPr>
+        <w:t>实时推理——训练框架和推理引擎完全解耦。</w:t>
+      </w:r>
+      <w:proofErr w:type="spellStart"/>
+      <w:r>
+        <w:rPr>
+          <w:rFonts w:hint="eastAsia"/>
+        </w:rPr>
+        <w:t>MicroDuck</w:t>
+      </w:r>
+      <w:proofErr w:type="spellEnd"/>
+      <w:r>
+        <w:rPr>
+          <w:rFonts w:hint="eastAsia"/>
+        </w:rPr>
+        <w:t>控制循环就是</w:t>
+      </w:r>
+      <w:r>
+        <w:rPr>
+          <w:rFonts w:hint="eastAsia"/>
+        </w:rPr>
+        <w:t>`</w:t>
+      </w:r>
+      <w:r>
+        <w:rPr>
+          <w:rFonts w:hint="eastAsia"/>
+        </w:rPr>
+        <w:t>状态→观测→神经网络</w:t>
+      </w:r>
+      <w:r>
+        <w:rPr>
+          <w:rFonts w:hint="eastAsia"/>
+        </w:rPr>
+        <w:t>(ONNX)</w:t>
+      </w:r>
+      <w:r>
+        <w:rPr>
+          <w:rFonts w:hint="eastAsia"/>
+        </w:rPr>
+        <w:t>→动作→物理→新状态</w:t>
+      </w:r>
+      <w:r>
+        <w:rPr>
+          <w:rFonts w:hint="eastAsia"/>
+        </w:rPr>
+        <w:t>`</w:t>
+      </w:r>
+      <w:r>
+        <w:rPr>
+          <w:rFonts w:hint="eastAsia"/>
+        </w:rPr>
+        <w:t>的闭环。</w:t>
+      </w:r>
+    </w:p>
+    <w:p>
+      <w:pPr>
+        <w:pStyle w:val="3"/>
+      </w:pPr>
+      <w:bookmarkStart w:id="76" w:name="_Toc240359368"/>
+      <w:r>
+        <w:rPr>
+          <w:rFonts w:hint="eastAsia"/>
+        </w:rPr>
+        <w:t>完整过程（四步）</w:t>
+      </w:r>
+      <w:bookmarkEnd w:id="76"/>
+    </w:p>
+    <w:p>
+      <w:pPr>
+        <w:ind w:firstLine="440"/>
+      </w:pPr>
+      <w:r>
+        <w:rPr>
+          <w:rFonts w:hint="eastAsia"/>
+        </w:rPr>
+        <w:t>第</w:t>
+      </w:r>
+      <w:r>
+        <w:t>1</w:t>
+      </w:r>
+      <w:r>
+        <w:rPr>
+          <w:rFonts w:hint="eastAsia"/>
+        </w:rPr>
+        <w:t>步：确认</w:t>
+      </w:r>
+      <w:r>
+        <w:rPr>
+          <w:rFonts w:hint="eastAsia"/>
+        </w:rPr>
+        <w:t>"</w:t>
+      </w:r>
+      <w:r>
+        <w:rPr>
+          <w:rFonts w:hint="eastAsia"/>
+        </w:rPr>
+        <w:t>模型契约</w:t>
+      </w:r>
+      <w:r>
+        <w:rPr>
+          <w:rFonts w:hint="eastAsia"/>
+        </w:rPr>
+        <w:t>"</w:t>
+      </w:r>
+      <w:r>
+        <w:rPr>
+          <w:rFonts w:hint="eastAsia"/>
+        </w:rPr>
+        <w:t>（最容易被忽略的一步）</w:t>
+      </w:r>
+    </w:p>
+    <w:p>
+      <w:pPr>
+        <w:ind w:firstLine="440"/>
+      </w:pPr>
+      <w:r>
+        <w:rPr>
+          <w:rFonts w:hint="eastAsia"/>
+        </w:rPr>
+        <w:t>拿到</w:t>
+      </w:r>
+      <w:r>
+        <w:rPr>
+          <w:rFonts w:hint="eastAsia"/>
+        </w:rPr>
+        <w:t>ONNX</w:t>
+      </w:r>
+      <w:r>
+        <w:rPr>
+          <w:rFonts w:hint="eastAsia"/>
+        </w:rPr>
+        <w:t>文件第一件事不是写代码，而是搞清楚它的输入输出契约——形状、数据类型、语义。以</w:t>
+      </w:r>
+      <w:proofErr w:type="spellStart"/>
+      <w:r>
+        <w:rPr>
+          <w:rFonts w:hint="eastAsia"/>
+        </w:rPr>
+        <w:t>MicroDuck</w:t>
+      </w:r>
+      <w:proofErr w:type="spellEnd"/>
+      <w:r>
+        <w:rPr>
+          <w:rFonts w:hint="eastAsia"/>
+        </w:rPr>
+        <w:t>的行走策略为例：</w:t>
+      </w:r>
+    </w:p>
+    <w:p>
+      <w:pPr>
+        <w:ind w:firstLine="440"/>
+      </w:pPr>
+      <w:r>
+        <w:rPr>
+          <w:rFonts w:hint="eastAsia"/>
+        </w:rPr>
+        <w:lastRenderedPageBreak/>
+        <w:t>-</w:t>
+      </w:r>
+      <w:r>
+        <w:rPr>
+          <w:rFonts w:hint="eastAsia"/>
+        </w:rPr>
+        <w:t>输入：</w:t>
+      </w:r>
+      <w:r>
+        <w:rPr>
+          <w:rFonts w:hint="eastAsia"/>
+        </w:rPr>
+        <w:t>`</w:t>
+      </w:r>
+      <w:proofErr w:type="spellStart"/>
+      <w:r>
+        <w:rPr>
+          <w:rFonts w:hint="eastAsia"/>
+        </w:rPr>
+        <w:t>obs`</w:t>
+      </w:r>
+      <w:proofErr w:type="spellEnd"/>
+      <w:r>
+        <w:rPr>
+          <w:rFonts w:hint="eastAsia"/>
+          <w:color w:val="FF0000"/>
+          <w:vertAlign w:val="superscript"/>
+        </w:rPr>
+        <w:t>[</w:t>
+      </w:r>
+      <w:r>
+        <w:rPr>
+          <w:rStyle w:val="aff4"/>
+          <w:color w:val="FF0000"/>
+        </w:rPr>
+        <w:footnoteReference w:id="5"/>
+      </w:r>
+      <w:r>
+        <w:rPr>
+          <w:color w:val="FF0000"/>
+          <w:vertAlign w:val="superscript"/>
+        </w:rPr>
+        <w:t>]</w:t>
+      </w:r>
+      <w:r>
+        <w:rPr>
+          <w:rFonts w:hint="eastAsia"/>
+        </w:rPr>
+        <w:t>，</w:t>
+      </w:r>
+      <w:r>
+        <w:rPr>
+          <w:rFonts w:hint="eastAsia"/>
+        </w:rPr>
+        <w:t>float32</w:t>
+      </w:r>
+      <w:r>
+        <w:rPr>
+          <w:rFonts w:hint="eastAsia"/>
+        </w:rPr>
+        <w:t>，</w:t>
+      </w:r>
+      <w:r>
+        <w:rPr>
+          <w:rFonts w:hint="eastAsia"/>
+        </w:rPr>
+        <w:t>shape</w:t>
+      </w:r>
+      <w:r>
+        <w:rPr>
+          <w:rFonts w:hint="eastAsia"/>
+          <w:color w:val="FF0000"/>
+          <w:vertAlign w:val="superscript"/>
+        </w:rPr>
+        <w:t>[</w:t>
+      </w:r>
+      <w:r>
+        <w:rPr>
+          <w:rStyle w:val="aff4"/>
+        </w:rPr>
+        <w:footnoteReference w:id="6"/>
+      </w:r>
+      <w:r>
+        <w:rPr>
+          <w:color w:val="FF0000"/>
+          <w:vertAlign w:val="superscript"/>
+        </w:rPr>
+        <w:t>]</w:t>
+      </w:r>
+      <w:r>
+        <w:rPr>
+          <w:rFonts w:hint="eastAsia"/>
+        </w:rPr>
+        <w:t>`[1, 61]`</w:t>
+      </w:r>
+    </w:p>
+    <w:p>
+      <w:pPr>
+        <w:ind w:firstLine="440"/>
+      </w:pPr>
+      <w:r>
+        <w:rPr>
+          <w:rFonts w:hint="eastAsia"/>
+        </w:rPr>
+        <w:t>-</w:t>
+      </w:r>
+      <w:r>
+        <w:rPr>
+          <w:rFonts w:hint="eastAsia"/>
+        </w:rPr>
+        <w:t>输出：</w:t>
+      </w:r>
+      <w:r>
+        <w:rPr>
+          <w:rFonts w:hint="eastAsia"/>
+        </w:rPr>
+        <w:t>`actions`</w:t>
+      </w:r>
+      <w:r>
+        <w:rPr>
+          <w:rFonts w:hint="eastAsia"/>
+        </w:rPr>
+        <w:t>，</w:t>
+      </w:r>
+      <w:r>
+        <w:rPr>
+          <w:rFonts w:hint="eastAsia"/>
+        </w:rPr>
+        <w:t>float32</w:t>
+      </w:r>
+      <w:r>
+        <w:rPr>
+          <w:rFonts w:hint="eastAsia"/>
+        </w:rPr>
+        <w:t>，</w:t>
+      </w:r>
+      <w:r>
+        <w:rPr>
+          <w:rFonts w:hint="eastAsia"/>
+        </w:rPr>
+        <w:t>shape `[1, 14]`</w:t>
+      </w:r>
+      <w:r>
+        <w:rPr>
+          <w:rFonts w:hint="eastAsia"/>
+        </w:rPr>
+        <w:t>（对应</w:t>
+      </w:r>
+      <w:r>
+        <w:rPr>
+          <w:rFonts w:hint="eastAsia"/>
+        </w:rPr>
+        <w:t xml:space="preserve"> 14 </w:t>
+      </w:r>
+      <w:proofErr w:type="gramStart"/>
+      <w:r>
+        <w:rPr>
+          <w:rFonts w:hint="eastAsia"/>
+        </w:rPr>
+        <w:t>个</w:t>
+      </w:r>
+      <w:proofErr w:type="gramEnd"/>
+      <w:r>
+        <w:rPr>
+          <w:rFonts w:hint="eastAsia"/>
+        </w:rPr>
+        <w:t>舵机的动作）</w:t>
+      </w:r>
+    </w:p>
+    <w:p>
+      <w:pPr>
+        <w:ind w:firstLine="440"/>
+      </w:pPr>
+      <w:r>
+        <w:rPr>
+          <w:rFonts w:hint="eastAsia"/>
+        </w:rPr>
+        <w:t>-</w:t>
+      </w:r>
+      <w:r>
+        <w:rPr>
+          <w:rFonts w:hint="eastAsia"/>
+        </w:rPr>
+        <w:t>控制频率：</w:t>
+      </w:r>
+      <w:r>
+        <w:rPr>
+          <w:rFonts w:hint="eastAsia"/>
+        </w:rPr>
+        <w:t>50 Hz</w:t>
+      </w:r>
+      <w:r>
+        <w:rPr>
+          <w:rFonts w:hint="eastAsia"/>
+        </w:rPr>
+        <w:t>（每</w:t>
+      </w:r>
+      <w:r>
+        <w:rPr>
+          <w:rFonts w:hint="eastAsia"/>
+        </w:rPr>
+        <w:t xml:space="preserve"> 20ms </w:t>
+      </w:r>
+      <w:r>
+        <w:rPr>
+          <w:rFonts w:hint="eastAsia"/>
+        </w:rPr>
+        <w:t>推理一次）</w:t>
+      </w:r>
+    </w:p>
+    <w:p>
+      <w:pPr>
+        <w:ind w:firstLine="440"/>
+      </w:pPr>
+      <w:r>
+        <w:rPr>
+          <w:rFonts w:hint="eastAsia"/>
+        </w:rPr>
+        <w:t>-</w:t>
+      </w:r>
+      <w:r>
+        <w:rPr>
+          <w:rFonts w:hint="eastAsia"/>
+        </w:rPr>
+        <w:t>重要细节：观测归一化器已经烘焙进了</w:t>
+      </w:r>
+      <w:r>
+        <w:rPr>
+          <w:rFonts w:hint="eastAsia"/>
+        </w:rPr>
+        <w:t>ONNX</w:t>
+      </w:r>
+      <w:r>
+        <w:rPr>
+          <w:rFonts w:hint="eastAsia"/>
+        </w:rPr>
+        <w:t>图内部，调用方不要再自己归一化</w:t>
+      </w:r>
+      <w:r>
+        <w:rPr>
+          <w:rFonts w:hint="eastAsia"/>
+        </w:rPr>
+        <w:t>。</w:t>
+      </w:r>
+    </w:p>
+    <w:p>
+      <w:pPr>
+        <w:ind w:firstLine="440"/>
+      </w:pPr>
+      <w:r>
+        <w:rPr>
+          <w:rFonts w:hint="eastAsia"/>
+        </w:rPr>
+        <w:t>查看方法（任选其一）：</w:t>
+      </w:r>
+    </w:p>
+    <w:p>
+      <w:pPr>
+        <w:ind w:firstLine="440"/>
+      </w:pPr>
+      <w:r>
+        <w:t>```python</w:t>
+      </w:r>
+    </w:p>
+    <w:p>
+      <w:pPr>
+        <w:ind w:firstLine="440"/>
+      </w:pPr>
+      <w:r>
+        <w:t xml:space="preserve">import </w:t>
+      </w:r>
+      <w:proofErr w:type="spellStart"/>
+      <w:r>
+        <w:t>onnx</w:t>
+      </w:r>
+      <w:proofErr w:type="spellEnd"/>
+    </w:p>
+    <w:p>
+      <w:pPr>
+        <w:ind w:firstLine="440"/>
+      </w:pPr>
+      <w:r>
+        <w:t xml:space="preserve">model = </w:t>
+      </w:r>
+      <w:proofErr w:type="spellStart"/>
+      <w:proofErr w:type="gramStart"/>
+      <w:r>
+        <w:t>onnx.load</w:t>
+      </w:r>
+      <w:proofErr w:type="spellEnd"/>
+      <w:proofErr w:type="gramEnd"/>
+      <w:r>
+        <w:t>("</w:t>
+      </w:r>
+      <w:proofErr w:type="spellStart"/>
+      <w:r>
+        <w:t>policy.onnx</w:t>
+      </w:r>
+      <w:proofErr w:type="spellEnd"/>
+      <w:r>
+        <w:t>")</w:t>
+      </w:r>
+    </w:p>
+    <w:p>
+      <w:pPr>
+        <w:ind w:firstLine="440"/>
+      </w:pPr>
+      <w:r>
+        <w:t>print(</w:t>
+      </w:r>
+      <w:proofErr w:type="spellStart"/>
+      <w:proofErr w:type="gramStart"/>
+      <w:r>
+        <w:t>onnx.helper</w:t>
+      </w:r>
+      <w:proofErr w:type="gramEnd"/>
+      <w:r>
+        <w:t>.printable_graph</w:t>
+      </w:r>
+      <w:proofErr w:type="spellEnd"/>
+      <w:r>
+        <w:t>(</w:t>
+      </w:r>
+      <w:proofErr w:type="spellStart"/>
+      <w:r>
+        <w:t>model.graph</w:t>
+      </w:r>
+      <w:proofErr w:type="spellEnd"/>
+      <w:r>
+        <w:t>))</w:t>
+      </w:r>
+    </w:p>
+    <w:p>
+      <w:pPr>
+        <w:ind w:firstLine="440"/>
+      </w:pPr>
+      <w:r>
+        <w:t>```</w:t>
+      </w:r>
+    </w:p>
+    <w:p>
+      <w:pPr>
+        <w:ind w:firstLine="440"/>
+      </w:pPr>
+      <w:r>
+        <w:rPr>
+          <w:rFonts w:hint="eastAsia"/>
+        </w:rPr>
+        <w:t>或在线工具</w:t>
+      </w:r>
+      <w:hyperlink r:id="rId25" w:history="1">
+        <w:r>
+          <w:rPr>
+            <w:rStyle w:val="afc"/>
+            <w:rFonts w:hint="eastAsia"/>
+          </w:rPr>
+          <w:t>netron.app</w:t>
+        </w:r>
+      </w:hyperlink>
+      <w:r>
+        <w:rPr>
+          <w:rFonts w:hint="eastAsia"/>
+        </w:rPr>
+        <w:t>可视化打开。</w:t>
+      </w:r>
+    </w:p>
+    <w:p>
+      <w:pPr>
+        <w:ind w:firstLine="440"/>
+      </w:pPr>
+    </w:p>
+    <w:p>
+      <w:pPr>
+        <w:ind w:firstLine="440"/>
+      </w:pPr>
+      <w:r>
+        <w:rPr>
+          <w:rFonts w:hint="eastAsia"/>
+        </w:rPr>
+        <w:t>第</w:t>
+      </w:r>
+      <w:r>
+        <w:t>2</w:t>
+      </w:r>
+      <w:r>
+        <w:rPr>
+          <w:rFonts w:hint="eastAsia"/>
+        </w:rPr>
+        <w:t>步：安装推理引擎</w:t>
+      </w:r>
+    </w:p>
+    <w:p>
+      <w:pPr>
+        <w:ind w:firstLine="440"/>
+      </w:pPr>
+      <w:r>
+        <w:rPr>
+          <w:rFonts w:hint="eastAsia"/>
+        </w:rPr>
+        <w:t>最常见的选择是</w:t>
+      </w:r>
+      <w:r>
+        <w:rPr>
+          <w:rFonts w:hint="eastAsia"/>
+        </w:rPr>
+        <w:t>ONNX Runtime</w:t>
+      </w:r>
+      <w:r>
+        <w:rPr>
+          <w:rFonts w:hint="eastAsia"/>
+        </w:rPr>
+        <w:t>（微软维护，支持</w:t>
+      </w:r>
+      <w:r>
+        <w:rPr>
+          <w:rFonts w:hint="eastAsia"/>
+        </w:rPr>
+        <w:t xml:space="preserve"> Python/C++/C#/Rust/Java</w:t>
+      </w:r>
+      <w:r>
+        <w:rPr>
+          <w:rFonts w:hint="eastAsia"/>
+        </w:rPr>
+        <w:t>，可在</w:t>
+      </w:r>
+      <w:r>
+        <w:rPr>
+          <w:rFonts w:hint="eastAsia"/>
+        </w:rPr>
+        <w:t xml:space="preserve"> CPU </w:t>
+      </w:r>
+      <w:r>
+        <w:rPr>
+          <w:rFonts w:hint="eastAsia"/>
+        </w:rPr>
+        <w:t>上零依赖运行；</w:t>
+      </w:r>
+      <w:r>
+        <w:rPr>
+          <w:rFonts w:hint="eastAsia"/>
+        </w:rPr>
+        <w:t xml:space="preserve">RK3566/RDK X5 </w:t>
+      </w:r>
+      <w:r>
+        <w:rPr>
+          <w:rFonts w:hint="eastAsia"/>
+        </w:rPr>
+        <w:t>这类</w:t>
+      </w:r>
+      <w:r>
+        <w:rPr>
+          <w:rFonts w:hint="eastAsia"/>
+        </w:rPr>
+        <w:t xml:space="preserve"> ARM64 </w:t>
+      </w:r>
+      <w:r>
+        <w:rPr>
+          <w:rFonts w:hint="eastAsia"/>
+        </w:rPr>
+        <w:t>板上也有对应预编译包：</w:t>
+      </w:r>
+    </w:p>
+    <w:p>
+      <w:pPr>
+        <w:ind w:firstLine="440"/>
+      </w:pPr>
+      <w:r>
+        <w:t>```bash</w:t>
+      </w:r>
+    </w:p>
+    <w:p>
+      <w:pPr>
+        <w:ind w:firstLine="440"/>
+      </w:pPr>
+      <w:r>
+        <w:t xml:space="preserve">pip install </w:t>
+      </w:r>
+      <w:proofErr w:type="spellStart"/>
+      <w:r>
+        <w:t>onnxruntime</w:t>
+      </w:r>
+      <w:proofErr w:type="spellEnd"/>
+    </w:p>
+    <w:p>
+      <w:pPr>
+        <w:ind w:firstLine="440"/>
+      </w:pPr>
+      <w:r>
+        <w:rPr>
+          <w:rFonts w:hint="eastAsia"/>
+        </w:rPr>
+        <w:lastRenderedPageBreak/>
+        <w:t xml:space="preserve"># </w:t>
+      </w:r>
+      <w:r>
+        <w:rPr>
+          <w:rFonts w:hint="eastAsia"/>
+        </w:rPr>
+        <w:t>如果有</w:t>
+      </w:r>
+      <w:r>
+        <w:rPr>
+          <w:rFonts w:hint="eastAsia"/>
+        </w:rPr>
+        <w:t xml:space="preserve"> NVIDIA GPU</w:t>
+      </w:r>
+      <w:r>
+        <w:rPr>
+          <w:rFonts w:hint="eastAsia"/>
+        </w:rPr>
+        <w:t>：</w:t>
+      </w:r>
+      <w:r>
+        <w:rPr>
+          <w:rFonts w:hint="eastAsia"/>
+        </w:rPr>
+        <w:t xml:space="preserve">pip install </w:t>
+      </w:r>
+      <w:proofErr w:type="spellStart"/>
+      <w:r>
+        <w:rPr>
+          <w:rFonts w:hint="eastAsia"/>
+        </w:rPr>
+        <w:t>onnxruntime-gpu</w:t>
+      </w:r>
+      <w:proofErr w:type="spellEnd"/>
+    </w:p>
+    <w:p>
+      <w:pPr>
+        <w:ind w:firstLine="440"/>
+      </w:pPr>
+      <w:r>
+        <w:t>```</w:t>
+      </w:r>
+    </w:p>
+    <w:p>
+      <w:pPr>
+        <w:ind w:firstLine="440"/>
+      </w:pPr>
+      <w:r>
+        <w:rPr>
+          <w:rFonts w:hint="eastAsia"/>
+        </w:rPr>
+        <w:t>备选引擎（按场景）：</w:t>
+      </w:r>
+      <w:proofErr w:type="spellStart"/>
+      <w:r>
+        <w:rPr>
+          <w:rFonts w:hint="eastAsia"/>
+        </w:rPr>
+        <w:t>TensorRT</w:t>
+      </w:r>
+      <w:proofErr w:type="spellEnd"/>
+      <w:r>
+        <w:rPr>
+          <w:rFonts w:hint="eastAsia"/>
+        </w:rPr>
+        <w:t>（</w:t>
+      </w:r>
+      <w:proofErr w:type="gramStart"/>
+      <w:r>
+        <w:rPr>
+          <w:rFonts w:hint="eastAsia"/>
+        </w:rPr>
+        <w:t>英伟达</w:t>
+      </w:r>
+      <w:proofErr w:type="gramEnd"/>
+      <w:r>
+        <w:rPr>
+          <w:rFonts w:hint="eastAsia"/>
+        </w:rPr>
+        <w:t>加速）、</w:t>
+      </w:r>
+      <w:r>
+        <w:rPr>
+          <w:rFonts w:hint="eastAsia"/>
+        </w:rPr>
+        <w:t>RKNN</w:t>
+      </w:r>
+      <w:r>
+        <w:rPr>
+          <w:rFonts w:hint="eastAsia"/>
+        </w:rPr>
+        <w:t>（</w:t>
+      </w:r>
+      <w:proofErr w:type="gramStart"/>
+      <w:r>
+        <w:rPr>
+          <w:rFonts w:hint="eastAsia"/>
+        </w:rPr>
+        <w:t>瑞芯</w:t>
+      </w:r>
+      <w:proofErr w:type="gramEnd"/>
+      <w:r>
+        <w:rPr>
+          <w:rFonts w:hint="eastAsia"/>
+        </w:rPr>
+        <w:t>微</w:t>
+      </w:r>
+      <w:r>
+        <w:rPr>
+          <w:rFonts w:hint="eastAsia"/>
+        </w:rPr>
+        <w:t xml:space="preserve"> NPU</w:t>
+      </w:r>
+      <w:r>
+        <w:rPr>
+          <w:rFonts w:hint="eastAsia"/>
+        </w:rPr>
+        <w:t>）、</w:t>
+      </w:r>
+      <w:r>
+        <w:rPr>
+          <w:rFonts w:hint="eastAsia"/>
+        </w:rPr>
+        <w:t>ONNX Runtime Web</w:t>
+      </w:r>
+      <w:r>
+        <w:rPr>
+          <w:rFonts w:hint="eastAsia"/>
+        </w:rPr>
+        <w:t>（浏览器，</w:t>
+      </w:r>
+      <w:proofErr w:type="spellStart"/>
+      <w:r>
+        <w:rPr>
+          <w:rFonts w:hint="eastAsia"/>
+        </w:rPr>
+        <w:t>MicroDuck</w:t>
+      </w:r>
+      <w:proofErr w:type="spellEnd"/>
+      <w:r>
+        <w:rPr>
+          <w:rFonts w:hint="eastAsia"/>
+        </w:rPr>
+        <w:t xml:space="preserve"> </w:t>
+      </w:r>
+      <w:proofErr w:type="gramStart"/>
+      <w:r>
+        <w:rPr>
+          <w:rFonts w:hint="eastAsia"/>
+        </w:rPr>
+        <w:t>官方沙盒就</w:t>
+      </w:r>
+      <w:proofErr w:type="gramEnd"/>
+      <w:r>
+        <w:rPr>
+          <w:rFonts w:hint="eastAsia"/>
+        </w:rPr>
+        <w:t>是这么做的）。</w:t>
+      </w:r>
+    </w:p>
+    <w:p>
+      <w:pPr>
+        <w:ind w:firstLine="440"/>
+      </w:pPr>
+    </w:p>
+    <w:p>
+      <w:pPr>
+        <w:ind w:firstLine="440"/>
+      </w:pPr>
+      <w:r>
+        <w:rPr>
+          <w:rFonts w:hint="eastAsia"/>
+        </w:rPr>
+        <w:t>第</w:t>
+      </w:r>
+      <w:r>
+        <w:t>3</w:t>
+      </w:r>
+      <w:r>
+        <w:rPr>
+          <w:rFonts w:hint="eastAsia"/>
+        </w:rPr>
+        <w:t>步：加载模型，跑一次推理</w:t>
+      </w:r>
+    </w:p>
+    <w:p>
+      <w:pPr>
+        <w:ind w:firstLine="440"/>
+      </w:pPr>
+      <w:r>
+        <w:rPr>
+          <w:rFonts w:hint="eastAsia"/>
+        </w:rPr>
+        <w:t xml:space="preserve">Python </w:t>
+      </w:r>
+      <w:r>
+        <w:rPr>
+          <w:rFonts w:hint="eastAsia"/>
+        </w:rPr>
+        <w:t>完整最小示例（对应</w:t>
+      </w:r>
+      <w:r>
+        <w:rPr>
+          <w:rFonts w:hint="eastAsia"/>
+        </w:rPr>
+        <w:t xml:space="preserve"> </w:t>
+      </w:r>
+      <w:proofErr w:type="spellStart"/>
+      <w:r>
+        <w:rPr>
+          <w:rFonts w:hint="eastAsia"/>
+        </w:rPr>
+        <w:t>MicroDuck</w:t>
+      </w:r>
+      <w:proofErr w:type="spellEnd"/>
+      <w:r>
+        <w:rPr>
+          <w:rFonts w:hint="eastAsia"/>
+        </w:rPr>
+        <w:t xml:space="preserve"> </w:t>
+      </w:r>
+      <w:r>
+        <w:rPr>
+          <w:rFonts w:hint="eastAsia"/>
+        </w:rPr>
+        <w:t>契约）：</w:t>
+      </w:r>
+    </w:p>
+    <w:p>
+      <w:pPr>
+        <w:ind w:firstLine="440"/>
+      </w:pPr>
+      <w:r>
+        <w:t>```python</w:t>
+      </w:r>
+    </w:p>
+    <w:p>
+      <w:pPr>
+        <w:ind w:firstLine="440"/>
+      </w:pPr>
+      <w:r>
+        <w:t xml:space="preserve">import </w:t>
+      </w:r>
+      <w:proofErr w:type="spellStart"/>
+      <w:r>
+        <w:t>numpy</w:t>
+      </w:r>
+      <w:proofErr w:type="spellEnd"/>
+      <w:r>
+        <w:t xml:space="preserve"> as np</w:t>
+      </w:r>
+    </w:p>
+    <w:p>
+      <w:pPr>
+        <w:ind w:firstLine="440"/>
+      </w:pPr>
+      <w:r>
+        <w:t xml:space="preserve">import </w:t>
+      </w:r>
+      <w:proofErr w:type="spellStart"/>
+      <w:r>
+        <w:t>onnxruntime</w:t>
+      </w:r>
+      <w:proofErr w:type="spellEnd"/>
+      <w:r>
+        <w:t xml:space="preserve"> as ort</w:t>
+      </w:r>
+    </w:p>
+    <w:p>
+      <w:pPr>
+        <w:ind w:firstLine="440"/>
+      </w:pPr>
+    </w:p>
+    <w:p>
+      <w:pPr>
+        <w:ind w:firstLine="440"/>
+      </w:pPr>
+      <w:r>
+        <w:rPr>
+          <w:rFonts w:hint="eastAsia"/>
+        </w:rPr>
+        <w:t>①创建推理会话（</w:t>
+      </w:r>
+      <w:r>
+        <w:rPr>
+          <w:rFonts w:hint="eastAsia"/>
+        </w:rPr>
+        <w:t xml:space="preserve">Session </w:t>
+      </w:r>
+      <w:r>
+        <w:rPr>
+          <w:rFonts w:hint="eastAsia"/>
+        </w:rPr>
+        <w:t>是资源句柄，</w:t>
+      </w:r>
+      <w:proofErr w:type="gramStart"/>
+      <w:r>
+        <w:rPr>
+          <w:rFonts w:hint="eastAsia"/>
+        </w:rPr>
+        <w:t>只创建</w:t>
+      </w:r>
+      <w:proofErr w:type="gramEnd"/>
+      <w:r>
+        <w:rPr>
+          <w:rFonts w:hint="eastAsia"/>
+        </w:rPr>
+        <w:t>一次，别放进循环里）</w:t>
+      </w:r>
+    </w:p>
+    <w:p>
+      <w:pPr>
+        <w:ind w:firstLine="440"/>
+      </w:pPr>
+      <w:proofErr w:type="spellStart"/>
+      <w:r>
+        <w:t>sess</w:t>
+      </w:r>
+      <w:proofErr w:type="spellEnd"/>
+      <w:r>
+        <w:t xml:space="preserve"> = </w:t>
+      </w:r>
+      <w:proofErr w:type="spellStart"/>
+      <w:proofErr w:type="gramStart"/>
+      <w:r>
+        <w:t>ort.InferenceSession</w:t>
+      </w:r>
+      <w:proofErr w:type="spellEnd"/>
+      <w:proofErr w:type="gramEnd"/>
+      <w:r>
+        <w:t>("</w:t>
+      </w:r>
+      <w:proofErr w:type="spellStart"/>
+      <w:r>
+        <w:t>policy.onnx</w:t>
+      </w:r>
+      <w:proofErr w:type="spellEnd"/>
+      <w:r>
+        <w:t>", providers=["</w:t>
+      </w:r>
+      <w:proofErr w:type="spellStart"/>
+      <w:r>
+        <w:t>CPUExecutionProvider</w:t>
+      </w:r>
+      <w:proofErr w:type="spellEnd"/>
+      <w:r>
+        <w:t>"])</w:t>
+      </w:r>
+    </w:p>
+    <w:p>
+      <w:pPr>
+        <w:ind w:firstLine="440"/>
+      </w:pPr>
+      <w:r>
+        <w:rPr>
+          <w:rFonts w:hint="eastAsia"/>
+        </w:rPr>
+        <w:t>②</w:t>
+      </w:r>
+      <w:r>
+        <w:rPr>
+          <w:rFonts w:hint="eastAsia"/>
+        </w:rPr>
+        <w:t xml:space="preserve"> </w:t>
+      </w:r>
+      <w:r>
+        <w:rPr>
+          <w:rFonts w:hint="eastAsia"/>
+        </w:rPr>
+        <w:t>确认输入输出（与模型契约核对）</w:t>
+      </w:r>
+    </w:p>
+    <w:p>
+      <w:pPr>
+        <w:ind w:firstLine="440"/>
+      </w:pPr>
+      <w:proofErr w:type="spellStart"/>
+      <w:r>
+        <w:t>inp</w:t>
+      </w:r>
+      <w:proofErr w:type="spellEnd"/>
+      <w:r>
+        <w:t xml:space="preserve"> = </w:t>
+      </w:r>
+      <w:proofErr w:type="spellStart"/>
+      <w:r>
+        <w:t>sess.get_</w:t>
+      </w:r>
+      <w:proofErr w:type="gramStart"/>
+      <w:r>
+        <w:t>inputs</w:t>
+      </w:r>
+      <w:proofErr w:type="spellEnd"/>
+      <w:r>
+        <w:t>(</w:t>
+      </w:r>
+      <w:proofErr w:type="gramEnd"/>
+      <w:r>
+        <w:t>)[0]</w:t>
+      </w:r>
+    </w:p>
+    <w:p>
+      <w:pPr>
+        <w:ind w:firstLine="440"/>
+      </w:pPr>
+      <w:r>
+        <w:rPr>
+          <w:rFonts w:hint="eastAsia"/>
+        </w:rPr>
+        <w:t xml:space="preserve">print(inp.name, </w:t>
+      </w:r>
+      <w:proofErr w:type="spellStart"/>
+      <w:r>
+        <w:rPr>
+          <w:rFonts w:hint="eastAsia"/>
+        </w:rPr>
+        <w:t>inp.shape</w:t>
+      </w:r>
+      <w:proofErr w:type="spellEnd"/>
+      <w:r>
+        <w:rPr>
+          <w:rFonts w:hint="eastAsia"/>
+        </w:rPr>
+        <w:t xml:space="preserve">, </w:t>
+      </w:r>
+      <w:proofErr w:type="spellStart"/>
+      <w:r>
+        <w:rPr>
+          <w:rFonts w:hint="eastAsia"/>
+        </w:rPr>
+        <w:t>inp.type</w:t>
+      </w:r>
+      <w:proofErr w:type="spellEnd"/>
+      <w:r>
+        <w:rPr>
+          <w:rFonts w:hint="eastAsia"/>
+        </w:rPr>
+        <w:t xml:space="preserve">)   # </w:t>
+      </w:r>
+      <w:r>
+        <w:rPr>
+          <w:rFonts w:hint="eastAsia"/>
+        </w:rPr>
+        <w:t>例如</w:t>
+      </w:r>
+      <w:r>
+        <w:rPr>
+          <w:rFonts w:hint="eastAsia"/>
+        </w:rPr>
+        <w:t xml:space="preserve">: </w:t>
+      </w:r>
+      <w:proofErr w:type="spellStart"/>
+      <w:r>
+        <w:rPr>
+          <w:rFonts w:hint="eastAsia"/>
+        </w:rPr>
+        <w:t>obs</w:t>
+      </w:r>
+      <w:proofErr w:type="spellEnd"/>
+      <w:r>
+        <w:rPr>
+          <w:rFonts w:hint="eastAsia"/>
+        </w:rPr>
+        <w:t xml:space="preserve"> ['1', 61] tensor(float)</w:t>
+      </w:r>
+    </w:p>
+    <w:p>
+      <w:pPr>
+        <w:ind w:firstLine="440"/>
+      </w:pPr>
+      <w:r>
+        <w:rPr>
+          <w:rFonts w:hint="eastAsia"/>
+        </w:rPr>
+        <w:t>③</w:t>
+      </w:r>
+      <w:r>
+        <w:rPr>
+          <w:rFonts w:hint="eastAsia"/>
+        </w:rPr>
+        <w:t xml:space="preserve"> </w:t>
+      </w:r>
+      <w:r>
+        <w:rPr>
+          <w:rFonts w:hint="eastAsia"/>
+        </w:rPr>
+        <w:t>准备输入：严格按契约构造</w:t>
+      </w:r>
+      <w:r>
+        <w:rPr>
+          <w:rFonts w:hint="eastAsia"/>
+        </w:rPr>
+        <w:t xml:space="preserve"> float32 </w:t>
+      </w:r>
+      <w:r>
+        <w:rPr>
+          <w:rFonts w:hint="eastAsia"/>
+        </w:rPr>
+        <w:t>数组</w:t>
+      </w:r>
+    </w:p>
+    <w:p>
+      <w:pPr>
+        <w:ind w:firstLine="440"/>
+      </w:pPr>
+      <w:proofErr w:type="spellStart"/>
+      <w:r>
+        <w:rPr>
+          <w:rFonts w:hint="eastAsia"/>
+        </w:rPr>
+        <w:t>obs</w:t>
+      </w:r>
+      <w:proofErr w:type="spellEnd"/>
+      <w:r>
+        <w:rPr>
+          <w:rFonts w:hint="eastAsia"/>
+        </w:rPr>
+        <w:t xml:space="preserve"> = </w:t>
+      </w:r>
+      <w:proofErr w:type="spellStart"/>
+      <w:r>
+        <w:rPr>
+          <w:rFonts w:hint="eastAsia"/>
+        </w:rPr>
+        <w:t>np.zeros</w:t>
+      </w:r>
+      <w:proofErr w:type="spellEnd"/>
+      <w:r>
+        <w:rPr>
+          <w:rFonts w:hint="eastAsia"/>
+        </w:rPr>
+        <w:t xml:space="preserve">((1, 61), </w:t>
+      </w:r>
+      <w:proofErr w:type="spellStart"/>
+      <w:r>
+        <w:rPr>
+          <w:rFonts w:hint="eastAsia"/>
+        </w:rPr>
+        <w:t>dtype</w:t>
+      </w:r>
+      <w:proofErr w:type="spellEnd"/>
+      <w:r>
+        <w:rPr>
+          <w:rFonts w:hint="eastAsia"/>
+        </w:rPr>
+        <w:t xml:space="preserve">=np.float32)   # </w:t>
+      </w:r>
+      <w:r>
+        <w:rPr>
+          <w:rFonts w:hint="eastAsia"/>
+        </w:rPr>
+        <w:t>实际应从</w:t>
+      </w:r>
+      <w:r>
+        <w:rPr>
+          <w:rFonts w:hint="eastAsia"/>
+        </w:rPr>
+        <w:t xml:space="preserve"> IMU/</w:t>
+      </w:r>
+      <w:r>
+        <w:rPr>
+          <w:rFonts w:hint="eastAsia"/>
+        </w:rPr>
+        <w:t>舵机读取观测</w:t>
+      </w:r>
+    </w:p>
+    <w:p>
+      <w:pPr>
+        <w:ind w:firstLine="440"/>
+      </w:pPr>
+      <w:r>
+        <w:rPr>
+          <w:rFonts w:hint="eastAsia"/>
+        </w:rPr>
+        <w:t>④</w:t>
+      </w:r>
+      <w:r>
+        <w:rPr>
+          <w:rFonts w:hint="eastAsia"/>
+        </w:rPr>
+        <w:t xml:space="preserve"> </w:t>
+      </w:r>
+      <w:r>
+        <w:rPr>
+          <w:rFonts w:hint="eastAsia"/>
+        </w:rPr>
+        <w:t>推理：传入</w:t>
+      </w:r>
+      <w:r>
+        <w:rPr>
+          <w:rFonts w:hint="eastAsia"/>
+        </w:rPr>
+        <w:t xml:space="preserve"> {</w:t>
+      </w:r>
+      <w:r>
+        <w:rPr>
+          <w:rFonts w:hint="eastAsia"/>
+        </w:rPr>
+        <w:t>输入名</w:t>
+      </w:r>
+      <w:r>
+        <w:rPr>
+          <w:rFonts w:hint="eastAsia"/>
+        </w:rPr>
+        <w:t xml:space="preserve">: </w:t>
+      </w:r>
+      <w:r>
+        <w:rPr>
+          <w:rFonts w:hint="eastAsia"/>
+        </w:rPr>
+        <w:t>数组</w:t>
+      </w:r>
+      <w:r>
+        <w:rPr>
+          <w:rFonts w:hint="eastAsia"/>
+        </w:rPr>
+        <w:t>}</w:t>
+      </w:r>
+      <w:r>
+        <w:rPr>
+          <w:rFonts w:hint="eastAsia"/>
+        </w:rPr>
+        <w:t>，拿到输出列表</w:t>
+      </w:r>
+    </w:p>
+    <w:p>
+      <w:pPr>
+        <w:ind w:firstLine="440"/>
+      </w:pPr>
+      <w:r>
+        <w:t xml:space="preserve">actions = </w:t>
+      </w:r>
+      <w:proofErr w:type="spellStart"/>
+      <w:proofErr w:type="gramStart"/>
+      <w:r>
+        <w:t>sess.run</w:t>
+      </w:r>
+      <w:proofErr w:type="spellEnd"/>
+      <w:r>
+        <w:t>(</w:t>
+      </w:r>
+      <w:proofErr w:type="gramEnd"/>
+      <w:r>
+        <w:t xml:space="preserve">None, {inp.name: </w:t>
+      </w:r>
+      <w:proofErr w:type="spellStart"/>
+      <w:r>
+        <w:t>obs</w:t>
+      </w:r>
+      <w:proofErr w:type="spellEnd"/>
+      <w:r>
+        <w:t>})[0]</w:t>
+      </w:r>
+    </w:p>
+    <w:p>
+      <w:pPr>
+        <w:ind w:firstLine="440"/>
+      </w:pPr>
+      <w:r>
+        <w:t>print(</w:t>
+      </w:r>
+      <w:proofErr w:type="spellStart"/>
+      <w:proofErr w:type="gramStart"/>
+      <w:r>
+        <w:t>actions.shape</w:t>
+      </w:r>
+      <w:proofErr w:type="spellEnd"/>
+      <w:proofErr w:type="gramEnd"/>
+      <w:r>
+        <w:t>)   # (1, 14)</w:t>
+      </w:r>
+    </w:p>
+    <w:p>
+      <w:pPr>
+        <w:ind w:firstLine="440"/>
+      </w:pPr>
+      <w:r>
+        <w:t>```</w:t>
+      </w:r>
+    </w:p>
+    <w:p>
+      <w:pPr>
+        <w:ind w:firstLine="440"/>
+      </w:pPr>
+      <w:r>
+        <w:rPr>
+          <w:rFonts w:hint="eastAsia"/>
+        </w:rPr>
+        <w:t xml:space="preserve">C++ </w:t>
+      </w:r>
+      <w:r>
+        <w:rPr>
+          <w:rFonts w:hint="eastAsia"/>
+        </w:rPr>
+        <w:t>等价写法（真机</w:t>
+      </w:r>
+      <w:r>
+        <w:rPr>
+          <w:rFonts w:hint="eastAsia"/>
+        </w:rPr>
+        <w:t xml:space="preserve"> `</w:t>
+      </w:r>
+      <w:proofErr w:type="spellStart"/>
+      <w:r>
+        <w:rPr>
+          <w:rFonts w:hint="eastAsia"/>
+        </w:rPr>
+        <w:t>robotd</w:t>
+      </w:r>
+      <w:proofErr w:type="spellEnd"/>
+      <w:r>
+        <w:rPr>
+          <w:rFonts w:hint="eastAsia"/>
+        </w:rPr>
+        <w:t>`</w:t>
+      </w:r>
+      <w:r>
+        <w:rPr>
+          <w:rFonts w:hint="eastAsia"/>
+        </w:rPr>
+        <w:t>的</w:t>
+      </w:r>
+      <w:r>
+        <w:rPr>
+          <w:rFonts w:hint="eastAsia"/>
+        </w:rPr>
+        <w:t>Rust</w:t>
+      </w:r>
+      <w:r>
+        <w:rPr>
+          <w:rFonts w:hint="eastAsia"/>
+        </w:rPr>
+        <w:t>逻辑本质相同）：</w:t>
+      </w:r>
+    </w:p>
+    <w:p>
+      <w:pPr>
+        <w:ind w:firstLine="440"/>
+      </w:pPr>
+      <w:r>
+        <w:t>```</w:t>
+      </w:r>
+      <w:proofErr w:type="spellStart"/>
+      <w:r>
+        <w:t>cpp</w:t>
+      </w:r>
+      <w:proofErr w:type="spellEnd"/>
+    </w:p>
+    <w:p>
+      <w:pPr>
+        <w:ind w:firstLine="440"/>
+      </w:pPr>
+      <w:r>
+        <w:t>#include &lt;</w:t>
+      </w:r>
+      <w:proofErr w:type="spellStart"/>
+      <w:r>
+        <w:t>onnxruntime_cxx_api.h</w:t>
+      </w:r>
+      <w:proofErr w:type="spellEnd"/>
+      <w:r>
+        <w:t>&gt;</w:t>
+      </w:r>
+    </w:p>
+    <w:p>
+      <w:pPr>
+        <w:ind w:firstLine="440"/>
+      </w:pPr>
+      <w:proofErr w:type="gramStart"/>
+      <w:r>
+        <w:t>Ort::</w:t>
+      </w:r>
+      <w:proofErr w:type="gramEnd"/>
+      <w:r>
+        <w:t>Env env(ORT_LOGGING_LEVEL_WARNING, "demo");</w:t>
+      </w:r>
+    </w:p>
+    <w:p>
+      <w:pPr>
+        <w:ind w:firstLine="440"/>
+      </w:pPr>
+      <w:proofErr w:type="gramStart"/>
+      <w:r>
+        <w:t>Ort::</w:t>
+      </w:r>
+      <w:proofErr w:type="gramEnd"/>
+      <w:r>
+        <w:t xml:space="preserve">Session session(env, </w:t>
+      </w:r>
+      <w:proofErr w:type="spellStart"/>
+      <w:r>
+        <w:t>L"policy.onnx</w:t>
+      </w:r>
+      <w:proofErr w:type="spellEnd"/>
+      <w:r>
+        <w:t>", Ort::</w:t>
+      </w:r>
+      <w:proofErr w:type="spellStart"/>
+      <w:r>
+        <w:t>SessionOptions</w:t>
+      </w:r>
+      <w:proofErr w:type="spellEnd"/>
+      <w:r>
+        <w:t>{});</w:t>
+      </w:r>
+    </w:p>
+    <w:p>
+      <w:pPr>
+        <w:ind w:firstLine="440"/>
+      </w:pPr>
+      <w:proofErr w:type="gramStart"/>
+      <w:r>
+        <w:t>std::</w:t>
+      </w:r>
+      <w:proofErr w:type="gramEnd"/>
+      <w:r>
+        <w:t>vector&lt;int64_t&gt; dims{1, 61};</w:t>
+      </w:r>
+    </w:p>
+    <w:p>
+      <w:pPr>
+        <w:ind w:firstLine="440"/>
+      </w:pPr>
+      <w:proofErr w:type="gramStart"/>
+      <w:r>
+        <w:t>std::</w:t>
+      </w:r>
+      <w:proofErr w:type="gramEnd"/>
+      <w:r>
+        <w:t xml:space="preserve">vector&lt;float&gt; </w:t>
+      </w:r>
+      <w:proofErr w:type="spellStart"/>
+      <w:r>
+        <w:t>obs</w:t>
+      </w:r>
+      <w:proofErr w:type="spellEnd"/>
+      <w:r>
+        <w:t>(61, 0.0f);</w:t>
+      </w:r>
+    </w:p>
+    <w:p>
+      <w:pPr>
+        <w:ind w:firstLine="440"/>
+      </w:pPr>
+      <w:r>
+        <w:lastRenderedPageBreak/>
+        <w:t xml:space="preserve">auto mem = </w:t>
+      </w:r>
+      <w:proofErr w:type="gramStart"/>
+      <w:r>
+        <w:t>Ort::</w:t>
+      </w:r>
+      <w:proofErr w:type="spellStart"/>
+      <w:proofErr w:type="gramEnd"/>
+      <w:r>
+        <w:t>MemoryInfo</w:t>
+      </w:r>
+      <w:proofErr w:type="spellEnd"/>
+      <w:r>
+        <w:t>::</w:t>
+      </w:r>
+      <w:proofErr w:type="spellStart"/>
+      <w:r>
+        <w:t>CreateCpu</w:t>
+      </w:r>
+      <w:proofErr w:type="spellEnd"/>
+      <w:r>
+        <w:t>(</w:t>
+      </w:r>
+      <w:proofErr w:type="spellStart"/>
+      <w:r>
+        <w:t>OrtArenaAllocator</w:t>
+      </w:r>
+      <w:proofErr w:type="spellEnd"/>
+      <w:r>
+        <w:t xml:space="preserve">, </w:t>
+      </w:r>
+      <w:proofErr w:type="spellStart"/>
+      <w:r>
+        <w:t>OrtMemTypeDefault</w:t>
+      </w:r>
+      <w:proofErr w:type="spellEnd"/>
+      <w:r>
+        <w:t>);</w:t>
+      </w:r>
+    </w:p>
+    <w:p>
+      <w:pPr>
+        <w:ind w:firstLine="440"/>
+      </w:pPr>
+      <w:proofErr w:type="gramStart"/>
+      <w:r>
+        <w:t>Ort::</w:t>
+      </w:r>
+      <w:proofErr w:type="gramEnd"/>
+      <w:r>
+        <w:t>Value input = Ort::Value::</w:t>
+      </w:r>
+      <w:proofErr w:type="spellStart"/>
+      <w:r>
+        <w:t>CreateTensor</w:t>
+      </w:r>
+      <w:proofErr w:type="spellEnd"/>
+      <w:r>
+        <w:t xml:space="preserve">&lt;float&gt;(mem, </w:t>
+      </w:r>
+      <w:proofErr w:type="spellStart"/>
+      <w:r>
+        <w:t>obs.data</w:t>
+      </w:r>
+      <w:proofErr w:type="spellEnd"/>
+      <w:r>
+        <w:t xml:space="preserve">(), </w:t>
+      </w:r>
+      <w:proofErr w:type="spellStart"/>
+      <w:r>
+        <w:t>obs.size</w:t>
+      </w:r>
+      <w:proofErr w:type="spellEnd"/>
+      <w:r>
+        <w:t xml:space="preserve">(), </w:t>
+      </w:r>
+      <w:proofErr w:type="spellStart"/>
+      <w:r>
+        <w:t>dims.data</w:t>
+      </w:r>
+      <w:proofErr w:type="spellEnd"/>
+      <w:r>
+        <w:t xml:space="preserve">(), </w:t>
+      </w:r>
+      <w:proofErr w:type="spellStart"/>
+      <w:r>
+        <w:t>dims.size</w:t>
+      </w:r>
+      <w:proofErr w:type="spellEnd"/>
+      <w:r>
+        <w:t>());</w:t>
+      </w:r>
+    </w:p>
+    <w:p>
+      <w:pPr>
+        <w:ind w:firstLine="440"/>
+      </w:pPr>
+      <w:r>
+        <w:t xml:space="preserve">auto outputs = </w:t>
+      </w:r>
+      <w:proofErr w:type="spellStart"/>
+      <w:proofErr w:type="gramStart"/>
+      <w:r>
+        <w:t>session.Run</w:t>
+      </w:r>
+      <w:proofErr w:type="spellEnd"/>
+      <w:proofErr w:type="gramEnd"/>
+      <w:r>
+        <w:t>(Ort::</w:t>
+      </w:r>
+      <w:proofErr w:type="spellStart"/>
+      <w:r>
+        <w:t>RunOptions</w:t>
+      </w:r>
+      <w:proofErr w:type="spellEnd"/>
+      <w:r>
+        <w:t>{</w:t>
+      </w:r>
+      <w:proofErr w:type="spellStart"/>
+      <w:r>
+        <w:t>nullptr</w:t>
+      </w:r>
+      <w:proofErr w:type="spellEnd"/>
+      <w:r>
+        <w:t>},</w:t>
+      </w:r>
+    </w:p>
+    <w:p>
+      <w:pPr>
+        <w:ind w:firstLine="440"/>
+      </w:pPr>
+      <w:r>
+        <w:t xml:space="preserve">                           </w:t>
+      </w:r>
+      <w:proofErr w:type="spellStart"/>
+      <w:proofErr w:type="gramStart"/>
+      <w:r>
+        <w:t>session.GetInputNames</w:t>
+      </w:r>
+      <w:proofErr w:type="spellEnd"/>
+      <w:proofErr w:type="gramEnd"/>
+      <w:r>
+        <w:t>().data(), &amp;input, 1,</w:t>
+      </w:r>
+    </w:p>
+    <w:p>
+      <w:pPr>
+        <w:ind w:firstLine="440"/>
+      </w:pPr>
+      <w:r>
+        <w:t xml:space="preserve">                           </w:t>
+      </w:r>
+      <w:proofErr w:type="spellStart"/>
+      <w:proofErr w:type="gramStart"/>
+      <w:r>
+        <w:t>session.GetOutputNames</w:t>
+      </w:r>
+      <w:proofErr w:type="spellEnd"/>
+      <w:proofErr w:type="gramEnd"/>
+      <w:r>
+        <w:t>().data(), 1);</w:t>
+      </w:r>
+    </w:p>
+    <w:p>
+      <w:pPr>
+        <w:ind w:firstLine="440"/>
+      </w:pPr>
+      <w:r>
+        <w:t>float* actions = outputs[0</w:t>
+      </w:r>
+      <w:proofErr w:type="gramStart"/>
+      <w:r>
+        <w:t>].</w:t>
+      </w:r>
+      <w:proofErr w:type="spellStart"/>
+      <w:r>
+        <w:t>GetTensorMutableData</w:t>
+      </w:r>
+      <w:proofErr w:type="spellEnd"/>
+      <w:proofErr w:type="gramEnd"/>
+      <w:r>
+        <w:t>&lt;float&gt;();</w:t>
+      </w:r>
+    </w:p>
+    <w:p>
+      <w:pPr>
+        <w:ind w:firstLine="440"/>
+      </w:pPr>
+      <w:r>
+        <w:t>```</w:t>
+      </w:r>
+    </w:p>
+    <w:p>
+      <w:pPr>
+        <w:ind w:firstLine="440"/>
+      </w:pPr>
+    </w:p>
+    <w:p>
+      <w:pPr>
+        <w:ind w:firstLine="440"/>
+      </w:pPr>
+      <w:r>
+        <w:rPr>
+          <w:rFonts w:hint="eastAsia"/>
+        </w:rPr>
+        <w:t>Rust</w:t>
+      </w:r>
+      <w:r>
+        <w:rPr>
+          <w:rFonts w:hint="eastAsia"/>
+        </w:rPr>
+        <w:t>中可用</w:t>
+      </w:r>
+      <w:r>
+        <w:rPr>
+          <w:rFonts w:hint="eastAsia"/>
+        </w:rPr>
+        <w:t xml:space="preserve"> `ort` crate</w:t>
+      </w:r>
+      <w:r>
+        <w:rPr>
+          <w:rFonts w:hint="eastAsia"/>
+        </w:rPr>
+        <w:t>；这也是</w:t>
+      </w:r>
+      <w:r>
+        <w:rPr>
+          <w:rFonts w:hint="eastAsia"/>
+        </w:rPr>
+        <w:t xml:space="preserve"> </w:t>
+      </w:r>
+      <w:proofErr w:type="spellStart"/>
+      <w:r>
+        <w:rPr>
+          <w:rFonts w:hint="eastAsia"/>
+        </w:rPr>
+        <w:t>MicroDuck</w:t>
+      </w:r>
+      <w:proofErr w:type="spellEnd"/>
+      <w:r>
+        <w:rPr>
+          <w:rFonts w:hint="eastAsia"/>
+        </w:rPr>
+        <w:t xml:space="preserve"> </w:t>
+      </w:r>
+      <w:r>
+        <w:rPr>
+          <w:rFonts w:hint="eastAsia"/>
+        </w:rPr>
+        <w:t>官方</w:t>
+      </w:r>
+      <w:proofErr w:type="gramStart"/>
+      <w:r>
+        <w:rPr>
+          <w:rFonts w:hint="eastAsia"/>
+        </w:rPr>
+        <w:t>栈</w:t>
+      </w:r>
+      <w:proofErr w:type="gramEnd"/>
+      <w:r>
+        <w:rPr>
+          <w:rFonts w:hint="eastAsia"/>
+        </w:rPr>
+        <w:t>在用的技术路线。</w:t>
+      </w:r>
+    </w:p>
+    <w:p>
+      <w:pPr>
+        <w:ind w:firstLine="440"/>
+      </w:pPr>
+    </w:p>
+    <w:p>
+      <w:pPr>
+        <w:ind w:firstLine="440"/>
+      </w:pPr>
+      <w:r>
+        <w:rPr>
+          <w:rFonts w:hint="eastAsia"/>
+        </w:rPr>
+        <w:t>第</w:t>
+      </w:r>
+      <w:r>
+        <w:t>4</w:t>
+      </w:r>
+      <w:r>
+        <w:rPr>
+          <w:rFonts w:hint="eastAsia"/>
+        </w:rPr>
+        <w:t>步：嵌入控制循环</w:t>
+      </w:r>
+    </w:p>
+    <w:p>
+      <w:pPr>
+        <w:ind w:firstLine="440"/>
+      </w:pPr>
+      <w:r>
+        <w:rPr>
+          <w:rFonts w:hint="eastAsia"/>
+        </w:rPr>
+        <w:t>单次</w:t>
+      </w:r>
+      <w:r>
+        <w:rPr>
+          <w:rFonts w:hint="eastAsia"/>
+        </w:rPr>
+        <w:t xml:space="preserve"> `</w:t>
+      </w:r>
+      <w:proofErr w:type="spellStart"/>
+      <w:r>
+        <w:rPr>
+          <w:rFonts w:hint="eastAsia"/>
+        </w:rPr>
+        <w:t>sess.run</w:t>
+      </w:r>
+      <w:proofErr w:type="spellEnd"/>
+      <w:r>
+        <w:rPr>
+          <w:rFonts w:hint="eastAsia"/>
+        </w:rPr>
+        <w:t xml:space="preserve">` </w:t>
+      </w:r>
+      <w:r>
+        <w:rPr>
+          <w:rFonts w:hint="eastAsia"/>
+        </w:rPr>
+        <w:t>拿到的是原始张量；在机器人程序里，你要把它放进实时循环：</w:t>
+      </w:r>
+    </w:p>
+    <w:p>
+      <w:pPr>
+        <w:ind w:firstLine="440"/>
+      </w:pPr>
+      <w:r>
+        <w:t>```python</w:t>
+      </w:r>
+    </w:p>
+    <w:p>
+      <w:pPr>
+        <w:ind w:firstLine="440"/>
+      </w:pPr>
+      <w:r>
+        <w:t>import time</w:t>
+      </w:r>
+    </w:p>
+    <w:p>
+      <w:pPr>
+        <w:ind w:firstLine="440"/>
+      </w:pPr>
+      <w:r>
+        <w:rPr>
+          <w:rFonts w:hint="eastAsia"/>
+        </w:rPr>
+        <w:t xml:space="preserve">RATE_HZ = 50                      # </w:t>
+      </w:r>
+      <w:r>
+        <w:rPr>
+          <w:rFonts w:hint="eastAsia"/>
+        </w:rPr>
+        <w:t>与训练时的控制频率严格对齐！</w:t>
+      </w:r>
+    </w:p>
+    <w:p>
+      <w:pPr>
+        <w:ind w:firstLine="440"/>
+      </w:pPr>
+      <w:r>
+        <w:t>dt = 1.0 / RATE_HZ</w:t>
+      </w:r>
+    </w:p>
+    <w:p>
+      <w:pPr>
+        <w:ind w:firstLine="440"/>
+      </w:pPr>
+    </w:p>
+    <w:p>
+      <w:pPr>
+        <w:ind w:firstLine="440"/>
+      </w:pPr>
+      <w:r>
+        <w:t>while True:</w:t>
+      </w:r>
+    </w:p>
+    <w:p>
+      <w:pPr>
+        <w:ind w:firstLine="440"/>
+      </w:pPr>
+      <w:r>
+        <w:t xml:space="preserve">    t0 = </w:t>
+      </w:r>
+      <w:proofErr w:type="spellStart"/>
+      <w:proofErr w:type="gramStart"/>
+      <w:r>
+        <w:t>time.time</w:t>
+      </w:r>
+      <w:proofErr w:type="spellEnd"/>
+      <w:proofErr w:type="gramEnd"/>
+      <w:r>
+        <w:t>()</w:t>
+      </w:r>
+    </w:p>
+    <w:p>
+      <w:pPr>
+        <w:ind w:firstLine="440"/>
+      </w:pPr>
+      <w:r>
+        <w:rPr>
+          <w:rFonts w:hint="eastAsia"/>
+        </w:rPr>
+        <w:t xml:space="preserve">    </w:t>
+      </w:r>
+      <w:proofErr w:type="spellStart"/>
+      <w:r>
+        <w:rPr>
+          <w:rFonts w:hint="eastAsia"/>
+        </w:rPr>
+        <w:t>obs</w:t>
+      </w:r>
+      <w:proofErr w:type="spellEnd"/>
+      <w:r>
+        <w:rPr>
+          <w:rFonts w:hint="eastAsia"/>
+        </w:rPr>
+        <w:t xml:space="preserve"> = </w:t>
+      </w:r>
+      <w:proofErr w:type="spellStart"/>
+      <w:r>
+        <w:rPr>
+          <w:rFonts w:hint="eastAsia"/>
+        </w:rPr>
+        <w:t>read_sensors</w:t>
+      </w:r>
+      <w:proofErr w:type="spellEnd"/>
+      <w:r>
+        <w:rPr>
+          <w:rFonts w:hint="eastAsia"/>
+        </w:rPr>
+        <w:t xml:space="preserve">()                    # </w:t>
+      </w:r>
+      <w:r>
+        <w:rPr>
+          <w:rFonts w:hint="eastAsia"/>
+        </w:rPr>
+        <w:t>①</w:t>
+      </w:r>
+      <w:r>
+        <w:rPr>
+          <w:rFonts w:hint="eastAsia"/>
+        </w:rPr>
+        <w:t xml:space="preserve"> </w:t>
+      </w:r>
+      <w:r>
+        <w:rPr>
+          <w:rFonts w:hint="eastAsia"/>
+        </w:rPr>
+        <w:t>从</w:t>
+      </w:r>
+      <w:r>
+        <w:rPr>
+          <w:rFonts w:hint="eastAsia"/>
+        </w:rPr>
+        <w:t xml:space="preserve"> IMU/</w:t>
+      </w:r>
+      <w:r>
+        <w:rPr>
+          <w:rFonts w:hint="eastAsia"/>
+        </w:rPr>
+        <w:t>舵机编码器组</w:t>
+      </w:r>
+      <w:r>
+        <w:rPr>
+          <w:rFonts w:hint="eastAsia"/>
+        </w:rPr>
+        <w:t xml:space="preserve"> 61 </w:t>
+      </w:r>
+      <w:r>
+        <w:rPr>
+          <w:rFonts w:hint="eastAsia"/>
+        </w:rPr>
+        <w:t>维观测</w:t>
+      </w:r>
+    </w:p>
+    <w:p>
+      <w:pPr>
+        <w:ind w:firstLine="440"/>
+      </w:pPr>
+      <w:r>
+        <w:rPr>
+          <w:rFonts w:hint="eastAsia"/>
+        </w:rPr>
+        <w:t xml:space="preserve">    actions = </w:t>
+      </w:r>
+      <w:proofErr w:type="spellStart"/>
+      <w:r>
+        <w:rPr>
+          <w:rFonts w:hint="eastAsia"/>
+        </w:rPr>
+        <w:t>sess.run</w:t>
+      </w:r>
+      <w:proofErr w:type="spellEnd"/>
+      <w:r>
+        <w:rPr>
+          <w:rFonts w:hint="eastAsia"/>
+        </w:rPr>
+        <w:t>(None, {"</w:t>
+      </w:r>
+      <w:proofErr w:type="spellStart"/>
+      <w:r>
+        <w:rPr>
+          <w:rFonts w:hint="eastAsia"/>
+        </w:rPr>
+        <w:t>obs</w:t>
+      </w:r>
+      <w:proofErr w:type="spellEnd"/>
+      <w:r>
+        <w:rPr>
+          <w:rFonts w:hint="eastAsia"/>
+        </w:rPr>
+        <w:t xml:space="preserve">": </w:t>
+      </w:r>
+      <w:proofErr w:type="spellStart"/>
+      <w:r>
+        <w:rPr>
+          <w:rFonts w:hint="eastAsia"/>
+        </w:rPr>
+        <w:t>obs</w:t>
+      </w:r>
+      <w:proofErr w:type="spellEnd"/>
+      <w:r>
+        <w:rPr>
+          <w:rFonts w:hint="eastAsia"/>
+        </w:rPr>
+        <w:t xml:space="preserve">})[0]  # </w:t>
+      </w:r>
+      <w:r>
+        <w:rPr>
+          <w:rFonts w:hint="eastAsia"/>
+        </w:rPr>
+        <w:t>②</w:t>
+      </w:r>
+      <w:r>
+        <w:rPr>
+          <w:rFonts w:hint="eastAsia"/>
+        </w:rPr>
+        <w:t xml:space="preserve"> ONNX </w:t>
+      </w:r>
+      <w:r>
+        <w:rPr>
+          <w:rFonts w:hint="eastAsia"/>
+        </w:rPr>
+        <w:t>推理</w:t>
+      </w:r>
+      <w:r>
+        <w:rPr>
+          <w:rFonts w:hint="eastAsia"/>
+        </w:rPr>
+        <w:t xml:space="preserve"> </w:t>
+      </w:r>
+      <w:r>
+        <w:rPr>
+          <w:rFonts w:hint="eastAsia"/>
+        </w:rPr>
+        <w:t>→</w:t>
+      </w:r>
+      <w:r>
+        <w:rPr>
+          <w:rFonts w:hint="eastAsia"/>
+        </w:rPr>
+        <w:t xml:space="preserve"> 14 </w:t>
+      </w:r>
+      <w:r>
+        <w:rPr>
+          <w:rFonts w:hint="eastAsia"/>
+        </w:rPr>
+        <w:t>维动作</w:t>
+      </w:r>
+    </w:p>
+    <w:p>
+      <w:pPr>
+        <w:ind w:firstLine="440"/>
+      </w:pPr>
+      <w:r>
+        <w:rPr>
+          <w:rFonts w:hint="eastAsia"/>
+        </w:rPr>
+        <w:t xml:space="preserve">    </w:t>
+      </w:r>
+      <w:proofErr w:type="spellStart"/>
+      <w:r>
+        <w:rPr>
+          <w:rFonts w:hint="eastAsia"/>
+        </w:rPr>
+        <w:t>send_to_servos</w:t>
+      </w:r>
+      <w:proofErr w:type="spellEnd"/>
+      <w:r>
+        <w:rPr>
+          <w:rFonts w:hint="eastAsia"/>
+        </w:rPr>
+        <w:t xml:space="preserve">(actions[0])              # </w:t>
+      </w:r>
+      <w:r>
+        <w:rPr>
+          <w:rFonts w:hint="eastAsia"/>
+        </w:rPr>
+        <w:t>③</w:t>
+      </w:r>
+      <w:r>
+        <w:rPr>
+          <w:rFonts w:hint="eastAsia"/>
+        </w:rPr>
+        <w:t xml:space="preserve"> </w:t>
+      </w:r>
+      <w:r>
+        <w:rPr>
+          <w:rFonts w:hint="eastAsia"/>
+        </w:rPr>
+        <w:t>动作下发到舵机总线</w:t>
+      </w:r>
+    </w:p>
+    <w:p>
+      <w:pPr>
+        <w:ind w:firstLine="440"/>
+      </w:pPr>
+      <w:r>
+        <w:rPr>
+          <w:rFonts w:hint="eastAsia"/>
+        </w:rPr>
+        <w:t xml:space="preserve">    </w:t>
+      </w:r>
+      <w:proofErr w:type="spellStart"/>
+      <w:r>
+        <w:rPr>
+          <w:rFonts w:hint="eastAsia"/>
+        </w:rPr>
+        <w:t>time.sleep</w:t>
+      </w:r>
+      <w:proofErr w:type="spellEnd"/>
+      <w:r>
+        <w:rPr>
+          <w:rFonts w:hint="eastAsia"/>
+        </w:rPr>
+        <w:t>(max(0, dt - (</w:t>
+      </w:r>
+      <w:proofErr w:type="spellStart"/>
+      <w:r>
+        <w:rPr>
+          <w:rFonts w:hint="eastAsia"/>
+        </w:rPr>
+        <w:t>time.time</w:t>
+      </w:r>
+      <w:proofErr w:type="spellEnd"/>
+      <w:r>
+        <w:rPr>
+          <w:rFonts w:hint="eastAsia"/>
+        </w:rPr>
+        <w:t xml:space="preserve">() - t0)))  # </w:t>
+      </w:r>
+      <w:r>
+        <w:rPr>
+          <w:rFonts w:hint="eastAsia"/>
+        </w:rPr>
+        <w:t>④</w:t>
+      </w:r>
+      <w:r>
+        <w:rPr>
+          <w:rFonts w:hint="eastAsia"/>
+        </w:rPr>
+        <w:t xml:space="preserve"> </w:t>
+      </w:r>
+      <w:r>
+        <w:rPr>
+          <w:rFonts w:hint="eastAsia"/>
+        </w:rPr>
+        <w:t>补足到</w:t>
+      </w:r>
+      <w:r>
+        <w:rPr>
+          <w:rFonts w:hint="eastAsia"/>
+        </w:rPr>
+        <w:t xml:space="preserve"> 50Hz</w:t>
+      </w:r>
+    </w:p>
+    <w:p>
+      <w:pPr>
+        <w:ind w:firstLine="440"/>
+      </w:pPr>
+      <w:r>
+        <w:t>```</w:t>
+      </w:r>
+    </w:p>
+    <w:p>
+      <w:pPr>
+        <w:ind w:firstLine="440"/>
+      </w:pPr>
+      <w:r>
+        <w:rPr>
+          <w:rFonts w:hint="eastAsia"/>
+        </w:rPr>
+        <w:t>工程要点：</w:t>
+      </w:r>
+    </w:p>
+    <w:p>
+      <w:pPr>
+        <w:ind w:firstLine="440"/>
+      </w:pPr>
+      <w:r>
+        <w:rPr>
+          <w:rFonts w:hint="eastAsia"/>
+        </w:rPr>
+        <w:t>1.</w:t>
+      </w:r>
+      <w:r>
+        <w:rPr>
+          <w:rFonts w:hint="eastAsia"/>
+        </w:rPr>
+        <w:t>频率对齐：训练时</w:t>
+      </w:r>
+      <w:r>
+        <w:rPr>
+          <w:rFonts w:hint="eastAsia"/>
+        </w:rPr>
+        <w:t>50Hz</w:t>
+      </w:r>
+      <w:r>
+        <w:rPr>
+          <w:rFonts w:hint="eastAsia"/>
+        </w:rPr>
+        <w:t>训出的策略，部署时也必须</w:t>
+      </w:r>
+      <w:r>
+        <w:rPr>
+          <w:rFonts w:hint="eastAsia"/>
+        </w:rPr>
+        <w:t>50Hz</w:t>
+      </w:r>
+      <w:r>
+        <w:rPr>
+          <w:rFonts w:hint="eastAsia"/>
+        </w:rPr>
+        <w:t>调用，否则观测的时间语义错位，策略会失衡。</w:t>
+      </w:r>
+    </w:p>
+    <w:p>
+      <w:pPr>
+        <w:ind w:firstLine="440"/>
+      </w:pPr>
+      <w:r>
+        <w:rPr>
+          <w:rFonts w:hint="eastAsia"/>
+        </w:rPr>
+        <w:lastRenderedPageBreak/>
+        <w:t>2.</w:t>
+      </w:r>
+      <w:r>
+        <w:rPr>
+          <w:rFonts w:hint="eastAsia"/>
+        </w:rPr>
+        <w:t>预处理</w:t>
+      </w:r>
+      <w:r>
+        <w:rPr>
+          <w:rFonts w:hint="eastAsia"/>
+        </w:rPr>
+        <w:t>/</w:t>
+      </w:r>
+      <w:r>
+        <w:rPr>
+          <w:rFonts w:hint="eastAsia"/>
+        </w:rPr>
+        <w:t>后处理与模型约定一致：比如</w:t>
+      </w:r>
+      <w:r>
+        <w:rPr>
+          <w:rFonts w:hint="eastAsia"/>
+        </w:rPr>
+        <w:t xml:space="preserve"> </w:t>
+      </w:r>
+      <w:proofErr w:type="spellStart"/>
+      <w:r>
+        <w:rPr>
+          <w:rFonts w:hint="eastAsia"/>
+        </w:rPr>
+        <w:t>MicroDuck</w:t>
+      </w:r>
+      <w:proofErr w:type="spellEnd"/>
+      <w:r>
+        <w:rPr>
+          <w:rFonts w:hint="eastAsia"/>
+        </w:rPr>
+        <w:t xml:space="preserve"> </w:t>
+      </w:r>
+      <w:r>
+        <w:rPr>
+          <w:rFonts w:hint="eastAsia"/>
+        </w:rPr>
+        <w:t>的归一化已烘焙进图，就别重复做；如果导出时没烘焙，就要在代码里手动做。官方导出器</w:t>
+      </w:r>
+      <w:r>
+        <w:rPr>
+          <w:rFonts w:hint="eastAsia"/>
+        </w:rPr>
+        <w:t xml:space="preserve"> `scripts/export.py` </w:t>
+      </w:r>
+      <w:r>
+        <w:rPr>
+          <w:rFonts w:hint="eastAsia"/>
+        </w:rPr>
+        <w:t>会自动烘焙归一化器，这是正确行为所必需的。</w:t>
+      </w:r>
+    </w:p>
+    <w:p>
+      <w:pPr>
+        <w:ind w:firstLine="440"/>
+      </w:pPr>
+      <w:r>
+        <w:rPr>
+          <w:rFonts w:hint="eastAsia"/>
+        </w:rPr>
+        <w:t>3.</w:t>
+      </w:r>
+      <w:r>
+        <w:rPr>
+          <w:rFonts w:hint="eastAsia"/>
+        </w:rPr>
+        <w:t>会话只建一次，循环里只调用</w:t>
+      </w:r>
+      <w:r>
+        <w:rPr>
+          <w:rFonts w:hint="eastAsia"/>
+        </w:rPr>
+        <w:t xml:space="preserve"> `run()`</w:t>
+      </w:r>
+      <w:r>
+        <w:rPr>
+          <w:rFonts w:hint="eastAsia"/>
+        </w:rPr>
+        <w:t>；每次新建</w:t>
+      </w:r>
+      <w:r>
+        <w:rPr>
+          <w:rFonts w:hint="eastAsia"/>
+        </w:rPr>
+        <w:t xml:space="preserve"> Session </w:t>
+      </w:r>
+      <w:r>
+        <w:rPr>
+          <w:rFonts w:hint="eastAsia"/>
+        </w:rPr>
+        <w:t>的开销在实时控制中不可接受。</w:t>
+      </w:r>
+    </w:p>
+    <w:p>
+      <w:pPr>
         <w:pStyle w:val="1"/>
       </w:pPr>
-      <w:bookmarkStart w:id="71" w:name="_Toc240111725"/>
+      <w:bookmarkStart w:id="77" w:name="_Toc240359369"/>
       <w:proofErr w:type="spellStart"/>
       <w:r>
         <w:rPr>
@@ -19832,7 +25616,7 @@
         </w:rPr>
         <w:t>的训练</w:t>
       </w:r>
-      <w:bookmarkEnd w:id="71"/>
+      <w:bookmarkEnd w:id="77"/>
     </w:p>
     <w:p>
       <w:pPr>
@@ -20045,45 +25829,310 @@
         <w:rPr>
           <w:rFonts w:hint="eastAsia"/>
         </w:rPr>
+        <w:t>这是</w:t>
+      </w:r>
+      <w:r>
+        <w:rPr>
+          <w:rFonts w:hint="eastAsia"/>
+        </w:rPr>
+        <w:t xml:space="preserve"> </w:t>
+      </w:r>
+      <w:proofErr w:type="spellStart"/>
+      <w:r>
+        <w:rPr>
+          <w:rFonts w:hint="eastAsia"/>
+        </w:rPr>
+        <w:t>Microduck</w:t>
+      </w:r>
+      <w:proofErr w:type="spellEnd"/>
+      <w:r>
+        <w:rPr>
+          <w:rFonts w:hint="eastAsia"/>
+        </w:rPr>
+        <w:t xml:space="preserve"> </w:t>
+      </w:r>
+      <w:r>
+        <w:rPr>
+          <w:rFonts w:hint="eastAsia"/>
+        </w:rPr>
+        <w:t>软件架构的灵魂，也是开源的核心价值：</w:t>
+      </w:r>
+    </w:p>
+    <w:p>
+      <w:pPr>
+        <w:ind w:firstLine="440"/>
+      </w:pPr>
+      <w:r>
+        <w:rPr>
+          <w:rFonts w:hint="eastAsia"/>
+        </w:rPr>
+        <w:t>1.</w:t>
+      </w:r>
+      <w:r>
+        <w:rPr>
+          <w:rFonts w:hint="eastAsia"/>
+        </w:rPr>
+        <w:tab/>
+      </w:r>
+      <w:r>
+        <w:rPr>
+          <w:rFonts w:hint="eastAsia"/>
+        </w:rPr>
+        <w:t>仿真训练：在</w:t>
+      </w:r>
+      <w:r>
+        <w:rPr>
+          <w:rFonts w:hint="eastAsia"/>
+        </w:rPr>
+        <w:t xml:space="preserve"> </w:t>
+      </w:r>
+      <w:proofErr w:type="spellStart"/>
+      <w:r>
+        <w:rPr>
+          <w:rFonts w:hint="eastAsia"/>
+        </w:rPr>
+        <w:t>MuJoCo</w:t>
+      </w:r>
+      <w:proofErr w:type="spellEnd"/>
+      <w:r>
+        <w:rPr>
+          <w:rFonts w:hint="eastAsia"/>
+        </w:rPr>
+        <w:t xml:space="preserve"> Warp </w:t>
+      </w:r>
+      <w:r>
+        <w:rPr>
+          <w:rFonts w:hint="eastAsia"/>
+        </w:rPr>
+        <w:t>中搭建机器人模型，通过</w:t>
+      </w:r>
+      <w:r>
+        <w:rPr>
+          <w:rFonts w:hint="eastAsia"/>
+        </w:rPr>
+        <w:t xml:space="preserve"> PPO </w:t>
+      </w:r>
+      <w:r>
+        <w:rPr>
+          <w:rFonts w:hint="eastAsia"/>
+        </w:rPr>
+        <w:t>算法训练行为策略（如行走、跌倒恢复）；</w:t>
+      </w:r>
+    </w:p>
+    <w:p>
+      <w:pPr>
+        <w:ind w:firstLine="440"/>
+      </w:pPr>
+      <w:r>
+        <w:rPr>
+          <w:rFonts w:hint="eastAsia"/>
+        </w:rPr>
+        <w:t>2.</w:t>
+      </w:r>
+      <w:r>
+        <w:rPr>
+          <w:rFonts w:hint="eastAsia"/>
+        </w:rPr>
+        <w:tab/>
+      </w:r>
+      <w:r>
+        <w:rPr>
+          <w:rFonts w:hint="eastAsia"/>
+        </w:rPr>
+        <w:t>模型导出：将训练好的策略导出为</w:t>
+      </w:r>
+      <w:r>
+        <w:rPr>
+          <w:rFonts w:hint="eastAsia"/>
+        </w:rPr>
+        <w:t xml:space="preserve"> ONNX </w:t>
+      </w:r>
+      <w:r>
+        <w:rPr>
+          <w:rFonts w:hint="eastAsia"/>
+        </w:rPr>
+        <w:t>格式（</w:t>
+      </w:r>
+      <w:r>
+        <w:rPr>
+          <w:rFonts w:hint="eastAsia"/>
+        </w:rPr>
+        <w:t>microduck_rl/scripts/export.py</w:t>
+      </w:r>
+      <w:r>
+        <w:rPr>
+          <w:rFonts w:hint="eastAsia"/>
+        </w:rPr>
+        <w:t>）；</w:t>
+      </w:r>
+    </w:p>
+    <w:p>
+      <w:pPr>
+        <w:ind w:firstLine="440"/>
+      </w:pPr>
+      <w:r>
+        <w:rPr>
+          <w:rFonts w:hint="eastAsia"/>
+        </w:rPr>
+        <w:t>3.</w:t>
+      </w:r>
+      <w:r>
+        <w:rPr>
+          <w:rFonts w:hint="eastAsia"/>
+        </w:rPr>
+        <w:tab/>
+      </w:r>
+      <w:r>
+        <w:rPr>
+          <w:rFonts w:hint="eastAsia"/>
+        </w:rPr>
+        <w:t>硬件部署：机器人通过</w:t>
+      </w:r>
+      <w:r>
+        <w:rPr>
+          <w:rFonts w:hint="eastAsia"/>
+        </w:rPr>
+        <w:t xml:space="preserve"> ONNX Runtime </w:t>
+      </w:r>
+      <w:r>
+        <w:rPr>
+          <w:rFonts w:hint="eastAsia"/>
+        </w:rPr>
+        <w:t>加载模型，在</w:t>
+      </w:r>
+      <w:r>
+        <w:rPr>
+          <w:rFonts w:hint="eastAsia"/>
+        </w:rPr>
+        <w:t xml:space="preserve"> 50Hz </w:t>
+      </w:r>
+      <w:r>
+        <w:rPr>
+          <w:rFonts w:hint="eastAsia"/>
+        </w:rPr>
+        <w:t>控制环中执行；</w:t>
+      </w:r>
+    </w:p>
+    <w:p>
+      <w:pPr>
+        <w:ind w:firstLine="440"/>
+      </w:pPr>
+      <w:r>
+        <w:rPr>
+          <w:rFonts w:hint="eastAsia"/>
+        </w:rPr>
+        <w:t>4.</w:t>
+      </w:r>
+      <w:r>
+        <w:rPr>
+          <w:rFonts w:hint="eastAsia"/>
+        </w:rPr>
+        <w:tab/>
+      </w:r>
+      <w:r>
+        <w:rPr>
+          <w:rFonts w:hint="eastAsia"/>
+        </w:rPr>
+        <w:t>迭代优化：通过传感器数据观察硬件与仿真的差异，调整仿真参数（如摩擦、延迟）后重新训练。</w:t>
+      </w:r>
+    </w:p>
+    <w:p>
+      <w:pPr>
+        <w:pStyle w:val="1"/>
+      </w:pPr>
+      <w:bookmarkStart w:id="78" w:name="_Toc240359370"/>
+      <w:r>
+        <w:rPr>
+          <w:rFonts w:hint="eastAsia"/>
+        </w:rPr>
+        <w:t>浏览器仿真工具（可视化理解架构运行）</w:t>
+      </w:r>
+      <w:bookmarkEnd w:id="78"/>
+    </w:p>
+    <w:p>
+      <w:pPr>
+        <w:ind w:firstLine="440"/>
+      </w:pPr>
+      <w:r>
+        <w:rPr>
+          <w:rFonts w:hint="eastAsia"/>
+        </w:rPr>
+        <w:t>无需本地部署，直接在浏览器体验架构闭环：</w:t>
+      </w:r>
+    </w:p>
+    <w:p>
+      <w:pPr>
+        <w:ind w:firstLine="440"/>
+      </w:pPr>
+      <w:r>
+        <w:rPr>
+          <w:rFonts w:hint="eastAsia"/>
+        </w:rPr>
+        <w:t>地址：</w:t>
+      </w:r>
+      <w:r>
+        <w:rPr>
+          <w:rFonts w:hint="eastAsia"/>
+        </w:rPr>
+        <w:t>https://huggingface.co/spaces/pollen-robotics/microduck-simulator</w:t>
+      </w:r>
+    </w:p>
+    <w:p>
+      <w:pPr>
+        <w:ind w:firstLine="440"/>
+      </w:pPr>
+      <w:r>
+        <w:rPr>
+          <w:rFonts w:hint="eastAsia"/>
+        </w:rPr>
+        <w:t>入手点：</w:t>
+      </w:r>
+    </w:p>
+    <w:p>
+      <w:pPr>
+        <w:ind w:firstLine="440"/>
+      </w:pPr>
+      <w:r>
+        <w:rPr>
+          <w:rFonts w:hint="eastAsia"/>
+        </w:rPr>
+        <w:t>•</w:t>
+      </w:r>
+      <w:r>
+        <w:rPr>
+          <w:rFonts w:hint="eastAsia"/>
+        </w:rPr>
+        <w:tab/>
+      </w:r>
+      <w:r>
+        <w:rPr>
+          <w:rFonts w:hint="eastAsia"/>
+        </w:rPr>
+        <w:t>操作交互：用</w:t>
+      </w:r>
+      <w:r>
+        <w:rPr>
+          <w:rFonts w:hint="eastAsia"/>
+        </w:rPr>
+        <w:t xml:space="preserve"> WASD / </w:t>
+      </w:r>
+      <w:r>
+        <w:rPr>
+          <w:rFonts w:hint="eastAsia"/>
+        </w:rPr>
+        <w:t>游戏手柄控制机器人（行走、踢球、轮滑），直观感受「输入指令→策略推理→电机执行」的链路；</w:t>
+      </w:r>
+    </w:p>
+    <w:p>
+      <w:pPr>
+        <w:ind w:firstLine="440"/>
+      </w:pPr>
+      <w:r>
+        <w:rPr>
+          <w:rFonts w:hint="eastAsia"/>
+        </w:rPr>
         <w:lastRenderedPageBreak/>
-        <w:t>这是</w:t>
-      </w:r>
-      <w:r>
-        <w:rPr>
-          <w:rFonts w:hint="eastAsia"/>
-        </w:rPr>
-        <w:t xml:space="preserve"> </w:t>
-      </w:r>
-      <w:proofErr w:type="spellStart"/>
-      <w:r>
-        <w:rPr>
-          <w:rFonts w:hint="eastAsia"/>
-        </w:rPr>
-        <w:t>Microduck</w:t>
-      </w:r>
-      <w:proofErr w:type="spellEnd"/>
-      <w:r>
-        <w:rPr>
-          <w:rFonts w:hint="eastAsia"/>
-        </w:rPr>
-        <w:t xml:space="preserve"> </w:t>
-      </w:r>
-      <w:r>
-        <w:rPr>
-          <w:rFonts w:hint="eastAsia"/>
-        </w:rPr>
-        <w:t>软件架构的灵魂，也是开源的核心价值：</w:t>
-      </w:r>
-    </w:p>
-    <w:p>
-      <w:pPr>
-        <w:ind w:firstLine="440"/>
-      </w:pPr>
-      <w:r>
-        <w:rPr>
-          <w:rFonts w:hint="eastAsia"/>
-        </w:rPr>
-        <w:t>1.</w:t>
+        <w:t>•</w:t>
       </w:r>
       <w:r>
         <w:rPr>
@@ -20095,56 +26144,54 @@
         <w:rPr>
           <w:rFonts w:hint="eastAsia"/>
         </w:rPr>
-        <w:t>仿真训练：在</w:t>
-      </w:r>
-      <w:r>
-        <w:rPr>
-          <w:rFonts w:hint="eastAsia"/>
-        </w:rPr>
-        <w:t xml:space="preserve"> </w:t>
-      </w:r>
-      <w:proofErr w:type="spellStart"/>
-      <w:r>
-        <w:rPr>
-          <w:rFonts w:hint="eastAsia"/>
-        </w:rPr>
-        <w:t>MuJoCo</w:t>
-      </w:r>
-      <w:proofErr w:type="spellEnd"/>
-      <w:r>
-        <w:rPr>
-          <w:rFonts w:hint="eastAsia"/>
-        </w:rPr>
-        <w:t xml:space="preserve"> Warp </w:t>
-      </w:r>
-      <w:r>
-        <w:rPr>
-          <w:rFonts w:hint="eastAsia"/>
-        </w:rPr>
-        <w:t>中搭建机器人模型，通过</w:t>
-      </w:r>
-      <w:r>
-        <w:rPr>
-          <w:rFonts w:hint="eastAsia"/>
-        </w:rPr>
-        <w:t xml:space="preserve"> PPO </w:t>
-      </w:r>
-      <w:r>
-        <w:rPr>
-          <w:rFonts w:hint="eastAsia"/>
-        </w:rPr>
-        <w:t>算法训练行为策略（如行走、跌倒恢复）；</w:t>
-      </w:r>
-    </w:p>
-    <w:p>
-      <w:pPr>
-        <w:ind w:firstLine="440"/>
-      </w:pPr>
-      <w:r>
-        <w:rPr>
-          <w:rFonts w:hint="eastAsia"/>
-        </w:rPr>
-        <w:t>2.</w:t>
+        <w:t>核心观察：切换「腿部</w:t>
+      </w:r>
+      <w:r>
+        <w:rPr>
+          <w:rFonts w:hint="eastAsia"/>
+        </w:rPr>
+        <w:t xml:space="preserve"> / </w:t>
+      </w:r>
+      <w:r>
+        <w:rPr>
+          <w:rFonts w:hint="eastAsia"/>
+        </w:rPr>
+        <w:t>轮滑模式」（按</w:t>
+      </w:r>
+      <w:r>
+        <w:rPr>
+          <w:rFonts w:hint="eastAsia"/>
+        </w:rPr>
+        <w:t xml:space="preserve"> M </w:t>
+      </w:r>
+      <w:r>
+        <w:rPr>
+          <w:rFonts w:hint="eastAsia"/>
+        </w:rPr>
+        <w:t>键），理解不同</w:t>
+      </w:r>
+      <w:r>
+        <w:rPr>
+          <w:rFonts w:hint="eastAsia"/>
+        </w:rPr>
+        <w:t xml:space="preserve"> ONNX </w:t>
+      </w:r>
+      <w:r>
+        <w:rPr>
+          <w:rFonts w:hint="eastAsia"/>
+        </w:rPr>
+        <w:t>策略如何被加载和执行；</w:t>
+      </w:r>
+    </w:p>
+    <w:p>
+      <w:pPr>
+        <w:ind w:firstLine="440"/>
+      </w:pPr>
+      <w:r>
+        <w:rPr>
+          <w:rFonts w:hint="eastAsia"/>
+        </w:rPr>
+        <w:t>•</w:t>
       </w:r>
       <w:r>
         <w:rPr>
@@ -20156,42 +26203,67 @@
         <w:rPr>
           <w:rFonts w:hint="eastAsia"/>
         </w:rPr>
-        <w:t>模型导出：将训练好的策略导出为</w:t>
-      </w:r>
-      <w:r>
-        <w:rPr>
-          <w:rFonts w:hint="eastAsia"/>
-        </w:rPr>
-        <w:t xml:space="preserve"> ONNX </w:t>
-      </w:r>
-      <w:r>
-        <w:rPr>
-          <w:rFonts w:hint="eastAsia"/>
-        </w:rPr>
-        <w:t>格式（</w:t>
-      </w:r>
-      <w:r>
-        <w:rPr>
-          <w:rFonts w:hint="eastAsia"/>
-        </w:rPr>
-        <w:t>microduck_rl/scripts/export.py</w:t>
-      </w:r>
-      <w:r>
-        <w:rPr>
-          <w:rFonts w:hint="eastAsia"/>
-        </w:rPr>
-        <w:t>）；</w:t>
-      </w:r>
-    </w:p>
-    <w:p>
-      <w:pPr>
-        <w:ind w:firstLine="440"/>
-      </w:pPr>
-      <w:r>
-        <w:rPr>
-          <w:rFonts w:hint="eastAsia"/>
-        </w:rPr>
-        <w:t>3.</w:t>
+        <w:t>调试模式：添加</w:t>
+      </w:r>
+      <w:r>
+        <w:rPr>
+          <w:rFonts w:hint="eastAsia"/>
+        </w:rPr>
+        <w:t xml:space="preserve"> URL </w:t>
+      </w:r>
+      <w:r>
+        <w:rPr>
+          <w:rFonts w:hint="eastAsia"/>
+        </w:rPr>
+        <w:t>参数</w:t>
+      </w:r>
+      <w:r>
+        <w:rPr>
+          <w:rFonts w:hint="eastAsia"/>
+        </w:rPr>
+        <w:t xml:space="preserve"> ?boot=1 </w:t>
+      </w:r>
+      <w:r>
+        <w:rPr>
+          <w:rFonts w:hint="eastAsia"/>
+        </w:rPr>
+        <w:t>进入</w:t>
+      </w:r>
+      <w:r>
+        <w:rPr>
+          <w:rFonts w:hint="eastAsia"/>
+        </w:rPr>
+        <w:t xml:space="preserve"> BIOS </w:t>
+      </w:r>
+      <w:r>
+        <w:rPr>
+          <w:rFonts w:hint="eastAsia"/>
+        </w:rPr>
+        <w:t>控制台，查看模型加载、策略初始化的实时日志（对应硬件端的启动流程）。</w:t>
+      </w:r>
+    </w:p>
+    <w:p>
+      <w:pPr>
+        <w:pStyle w:val="1"/>
+      </w:pPr>
+      <w:bookmarkStart w:id="79" w:name="_Toc240359371"/>
+      <w:r>
+        <w:rPr>
+          <w:rFonts w:hint="eastAsia"/>
+        </w:rPr>
+        <w:t>官方文档与特性说明（补充架构设计理念）</w:t>
+      </w:r>
+      <w:bookmarkEnd w:id="79"/>
+    </w:p>
+    <w:p>
+      <w:pPr>
+        <w:ind w:firstLine="440"/>
+      </w:pPr>
+      <w:r>
+        <w:rPr>
+          <w:rFonts w:hint="eastAsia"/>
+        </w:rPr>
+        <w:t>•</w:t>
       </w:r>
       <w:r>
         <w:rPr>
@@ -20203,42 +26275,54 @@
         <w:rPr>
           <w:rFonts w:hint="eastAsia"/>
         </w:rPr>
-        <w:t>硬件部署：机器人通过</w:t>
-      </w:r>
-      <w:r>
-        <w:rPr>
-          <w:rFonts w:hint="eastAsia"/>
-        </w:rPr>
-        <w:t xml:space="preserve"> ONNX Runtime </w:t>
-      </w:r>
-      <w:r>
-        <w:rPr>
-          <w:rFonts w:hint="eastAsia"/>
-        </w:rPr>
-        <w:t>加载模型，在</w:t>
-      </w:r>
-      <w:r>
-        <w:rPr>
-          <w:rFonts w:hint="eastAsia"/>
-        </w:rPr>
-        <w:t xml:space="preserve"> 50Hz </w:t>
-      </w:r>
-      <w:r>
-        <w:rPr>
-          <w:rFonts w:hint="eastAsia"/>
-        </w:rPr>
-        <w:t>控制环中执行；</w:t>
-      </w:r>
-    </w:p>
-    <w:p>
-      <w:pPr>
-        <w:ind w:firstLine="440"/>
-      </w:pPr>
-      <w:r>
-        <w:rPr>
-          <w:rFonts w:hint="eastAsia"/>
-        </w:rPr>
-        <w:t>4.</w:t>
+        <w:t>从</w:t>
+      </w:r>
+      <w:r>
+        <w:rPr>
+          <w:rFonts w:hint="eastAsia"/>
+        </w:rPr>
+        <w:t xml:space="preserve"> GitHub </w:t>
+      </w:r>
+      <w:r>
+        <w:rPr>
+          <w:rFonts w:hint="eastAsia"/>
+        </w:rPr>
+        <w:t>仓库的</w:t>
+      </w:r>
+      <w:r>
+        <w:rPr>
+          <w:rFonts w:hint="eastAsia"/>
+        </w:rPr>
+        <w:t xml:space="preserve"> docs/ </w:t>
+      </w:r>
+      <w:r>
+        <w:rPr>
+          <w:rFonts w:hint="eastAsia"/>
+        </w:rPr>
+        <w:t>目录入手，重点看</w:t>
+      </w:r>
+      <w:r>
+        <w:rPr>
+          <w:rFonts w:hint="eastAsia"/>
+        </w:rPr>
+        <w:t xml:space="preserve"> agents.md</w:t>
+      </w:r>
+      <w:r>
+        <w:rPr>
+          <w:rFonts w:hint="eastAsia"/>
+        </w:rPr>
+        <w:t>（强化学习策略设计手册）；</w:t>
+      </w:r>
+    </w:p>
+    <w:p>
+      <w:pPr>
+        <w:ind w:firstLine="440"/>
+      </w:pPr>
+      <w:r>
+        <w:rPr>
+          <w:rFonts w:hint="eastAsia"/>
+        </w:rPr>
+        <w:t>•</w:t>
       </w:r>
       <w:r>
         <w:rPr>
@@ -20250,326 +26334,26 @@
         <w:rPr>
           <w:rFonts w:hint="eastAsia"/>
         </w:rPr>
-        <w:t>迭代优化：通过传感器数据观察硬件与仿真的差异，调整仿真参数（如摩擦、延迟）后重新训练。</w:t>
+        <w:t>参考产品页面技术说明：</w:t>
+      </w:r>
+      <w:r>
+        <w:rPr>
+          <w:rFonts w:hint="eastAsia"/>
+        </w:rPr>
+        <w:t xml:space="preserve">https://pollen-robotics.com/microduck/ </w:t>
+      </w:r>
+      <w:r>
+        <w:rPr>
+          <w:rFonts w:hint="eastAsia"/>
+        </w:rPr>
+        <w:t>（明确软件与硬件的交互边界，如传感器数据格式、电机控制协议）。</w:t>
       </w:r>
     </w:p>
     <w:p>
       <w:pPr>
         <w:pStyle w:val="1"/>
       </w:pPr>
-      <w:bookmarkStart w:id="72" w:name="_Toc240111726"/>
-      <w:r>
-        <w:rPr>
-          <w:rFonts w:hint="eastAsia"/>
-        </w:rPr>
-        <w:t>浏览器仿真工具（可视化理解架构运行）</w:t>
-      </w:r>
-      <w:bookmarkEnd w:id="72"/>
-    </w:p>
-    <w:p>
-      <w:pPr>
-        <w:ind w:firstLine="440"/>
-      </w:pPr>
-      <w:r>
-        <w:rPr>
-          <w:rFonts w:hint="eastAsia"/>
-        </w:rPr>
-        <w:t>无需本地部署，直接在浏览器体验架构闭环：</w:t>
-      </w:r>
-    </w:p>
-    <w:p>
-      <w:pPr>
-        <w:ind w:firstLine="440"/>
-      </w:pPr>
-      <w:r>
-        <w:rPr>
-          <w:rFonts w:hint="eastAsia"/>
-        </w:rPr>
-        <w:t>地址：</w:t>
-      </w:r>
-      <w:r>
-        <w:rPr>
-          <w:rFonts w:hint="eastAsia"/>
-        </w:rPr>
-        <w:t>https://huggingface.co/spaces/pollen-robotics/microduck-simulator</w:t>
-      </w:r>
-    </w:p>
-    <w:p>
-      <w:pPr>
-        <w:ind w:firstLine="440"/>
-      </w:pPr>
-      <w:r>
-        <w:rPr>
-          <w:rFonts w:hint="eastAsia"/>
-        </w:rPr>
-        <w:t>入手点：</w:t>
-      </w:r>
-    </w:p>
-    <w:p>
-      <w:pPr>
-        <w:ind w:firstLine="440"/>
-      </w:pPr>
-      <w:r>
-        <w:rPr>
-          <w:rFonts w:hint="eastAsia"/>
-        </w:rPr>
-        <w:t>•</w:t>
-      </w:r>
-      <w:r>
-        <w:rPr>
-          <w:rFonts w:hint="eastAsia"/>
-        </w:rPr>
-        <w:tab/>
-      </w:r>
-      <w:r>
-        <w:rPr>
-          <w:rFonts w:hint="eastAsia"/>
-        </w:rPr>
-        <w:t>操作交互：用</w:t>
-      </w:r>
-      <w:r>
-        <w:rPr>
-          <w:rFonts w:hint="eastAsia"/>
-        </w:rPr>
-        <w:t xml:space="preserve"> WASD / </w:t>
-      </w:r>
-      <w:r>
-        <w:rPr>
-          <w:rFonts w:hint="eastAsia"/>
-        </w:rPr>
-        <w:t>游戏手柄控制机器人（行走、踢球、轮滑），直观感受「输入指令→策略推理→电机执行」的链路；</w:t>
-      </w:r>
-    </w:p>
-    <w:p>
-      <w:pPr>
-        <w:ind w:firstLine="440"/>
-      </w:pPr>
-      <w:r>
-        <w:rPr>
-          <w:rFonts w:hint="eastAsia"/>
-        </w:rPr>
-        <w:t>•</w:t>
-      </w:r>
-      <w:r>
-        <w:rPr>
-          <w:rFonts w:hint="eastAsia"/>
-        </w:rPr>
-        <w:tab/>
-      </w:r>
-      <w:r>
-        <w:rPr>
-          <w:rFonts w:hint="eastAsia"/>
-        </w:rPr>
-        <w:t>核心观察：切换「腿部</w:t>
-      </w:r>
-      <w:r>
-        <w:rPr>
-          <w:rFonts w:hint="eastAsia"/>
-        </w:rPr>
-        <w:t xml:space="preserve"> / </w:t>
-      </w:r>
-      <w:r>
-        <w:rPr>
-          <w:rFonts w:hint="eastAsia"/>
-        </w:rPr>
-        <w:t>轮滑模式」（按</w:t>
-      </w:r>
-      <w:r>
-        <w:rPr>
-          <w:rFonts w:hint="eastAsia"/>
-        </w:rPr>
-        <w:t xml:space="preserve"> M </w:t>
-      </w:r>
-      <w:r>
-        <w:rPr>
-          <w:rFonts w:hint="eastAsia"/>
-        </w:rPr>
-        <w:t>键），理解不同</w:t>
-      </w:r>
-      <w:r>
-        <w:rPr>
-          <w:rFonts w:hint="eastAsia"/>
-        </w:rPr>
-        <w:t xml:space="preserve"> ONNX </w:t>
-      </w:r>
-      <w:r>
-        <w:rPr>
-          <w:rFonts w:hint="eastAsia"/>
-        </w:rPr>
-        <w:t>策略如何被加载和执行；</w:t>
-      </w:r>
-    </w:p>
-    <w:p>
-      <w:pPr>
-        <w:ind w:firstLine="440"/>
-      </w:pPr>
-      <w:r>
-        <w:rPr>
-          <w:rFonts w:hint="eastAsia"/>
-        </w:rPr>
-        <w:t>•</w:t>
-      </w:r>
-      <w:r>
-        <w:rPr>
-          <w:rFonts w:hint="eastAsia"/>
-        </w:rPr>
-        <w:tab/>
-      </w:r>
-      <w:r>
-        <w:rPr>
-          <w:rFonts w:hint="eastAsia"/>
-        </w:rPr>
-        <w:t>调试模式：添加</w:t>
-      </w:r>
-      <w:r>
-        <w:rPr>
-          <w:rFonts w:hint="eastAsia"/>
-        </w:rPr>
-        <w:t xml:space="preserve"> URL </w:t>
-      </w:r>
-      <w:r>
-        <w:rPr>
-          <w:rFonts w:hint="eastAsia"/>
-        </w:rPr>
-        <w:t>参数</w:t>
-      </w:r>
-      <w:r>
-        <w:rPr>
-          <w:rFonts w:hint="eastAsia"/>
-        </w:rPr>
-        <w:t xml:space="preserve"> ?boot=1 </w:t>
-      </w:r>
-      <w:r>
-        <w:rPr>
-          <w:rFonts w:hint="eastAsia"/>
-        </w:rPr>
-        <w:t>进入</w:t>
-      </w:r>
-      <w:r>
-        <w:rPr>
-          <w:rFonts w:hint="eastAsia"/>
-        </w:rPr>
-        <w:t xml:space="preserve"> BIOS </w:t>
-      </w:r>
-      <w:r>
-        <w:rPr>
-          <w:rFonts w:hint="eastAsia"/>
-        </w:rPr>
-        <w:t>控制台，查看模型加载、策略初始化的实时日志（对应硬件端的启动流程）。</w:t>
-      </w:r>
-    </w:p>
-    <w:p>
-      <w:pPr>
-        <w:pStyle w:val="1"/>
-      </w:pPr>
-      <w:bookmarkStart w:id="73" w:name="_Toc240111727"/>
-      <w:r>
-        <w:rPr>
-          <w:rFonts w:hint="eastAsia"/>
-        </w:rPr>
-        <w:t>官方文档与特性说明（补充架构设计理念）</w:t>
-      </w:r>
-      <w:bookmarkEnd w:id="73"/>
-    </w:p>
-    <w:p>
-      <w:pPr>
-        <w:ind w:firstLine="440"/>
-      </w:pPr>
-      <w:r>
-        <w:rPr>
-          <w:rFonts w:hint="eastAsia"/>
-        </w:rPr>
-        <w:t>•</w:t>
-      </w:r>
-      <w:r>
-        <w:rPr>
-          <w:rFonts w:hint="eastAsia"/>
-        </w:rPr>
-        <w:tab/>
-      </w:r>
-      <w:r>
-        <w:rPr>
-          <w:rFonts w:hint="eastAsia"/>
-        </w:rPr>
-        <w:t>从</w:t>
-      </w:r>
-      <w:r>
-        <w:rPr>
-          <w:rFonts w:hint="eastAsia"/>
-        </w:rPr>
-        <w:t xml:space="preserve"> GitHub </w:t>
-      </w:r>
-      <w:r>
-        <w:rPr>
-          <w:rFonts w:hint="eastAsia"/>
-        </w:rPr>
-        <w:t>仓库的</w:t>
-      </w:r>
-      <w:r>
-        <w:rPr>
-          <w:rFonts w:hint="eastAsia"/>
-        </w:rPr>
-        <w:t xml:space="preserve"> docs/ </w:t>
-      </w:r>
-      <w:r>
-        <w:rPr>
-          <w:rFonts w:hint="eastAsia"/>
-        </w:rPr>
-        <w:t>目录入手，重点看</w:t>
-      </w:r>
-      <w:r>
-        <w:rPr>
-          <w:rFonts w:hint="eastAsia"/>
-        </w:rPr>
-        <w:t xml:space="preserve"> agents.md</w:t>
-      </w:r>
-      <w:r>
-        <w:rPr>
-          <w:rFonts w:hint="eastAsia"/>
-        </w:rPr>
-        <w:t>（强化学习策略设计手册）；</w:t>
-      </w:r>
-    </w:p>
-    <w:p>
-      <w:pPr>
-        <w:ind w:firstLine="440"/>
-      </w:pPr>
-      <w:r>
-        <w:rPr>
-          <w:rFonts w:hint="eastAsia"/>
-        </w:rPr>
-        <w:t>•</w:t>
-      </w:r>
-      <w:r>
-        <w:rPr>
-          <w:rFonts w:hint="eastAsia"/>
-        </w:rPr>
-        <w:tab/>
-      </w:r>
-      <w:r>
-        <w:rPr>
-          <w:rFonts w:hint="eastAsia"/>
-        </w:rPr>
-        <w:t>参考产品页面技术说明：</w:t>
-      </w:r>
-      <w:r>
-        <w:rPr>
-          <w:rFonts w:hint="eastAsia"/>
-        </w:rPr>
-        <w:t xml:space="preserve">https://pollen-robotics.com/microduck/ </w:t>
-      </w:r>
-      <w:r>
-        <w:rPr>
-          <w:rFonts w:hint="eastAsia"/>
-        </w:rPr>
-        <w:t>（明确软件与硬件的交互边界，如传感器数据格式、电机控制协议）。</w:t>
-      </w:r>
-    </w:p>
-    <w:p>
-      <w:pPr>
-        <w:pStyle w:val="1"/>
-      </w:pPr>
-      <w:bookmarkStart w:id="74" w:name="_Toc240111728"/>
+      <w:bookmarkStart w:id="80" w:name="_Toc240359372"/>
       <w:r>
         <w:rPr>
           <w:rFonts w:hint="eastAsia"/>
@@ -20582,10 +26366,10 @@
         </w:rPr>
         <w:t>算法</w:t>
       </w:r>
-      <w:bookmarkEnd w:id="74"/>
+      <w:bookmarkEnd w:id="80"/>
     </w:p>
     <w:sectPr>
-      <w:footerReference w:type="first" r:id="rId25"/>
+      <w:footerReference w:type="first" r:id="rId26"/>
       <w:pgSz w:w="12240" w:h="15840"/>
       <w:pgMar w:top="1440" w:right="1800" w:bottom="1440" w:left="1800" w:header="720" w:footer="720" w:gutter="0"/>
       <w:pgNumType w:start="1"/>
@@ -20689,13 +26473,7 @@
       <w:rPr>
         <w:lang w:val="zh-CN"/>
       </w:rPr>
-      <w:t xml:space="preserve"> </w:t>
-    </w:r>
-    <w:r>
-      <w:rPr>
-        <w:lang w:val="zh-CN"/>
-      </w:rPr>
-      <w:t xml:space="preserve">/ </w:t>
+      <w:t xml:space="preserve"> / </w:t>
     </w:r>
     <w:r>
       <w:fldChar w:fldCharType="begin"/>
@@ -20710,7 +26488,7 @@
       <w:rPr>
         <w:noProof/>
       </w:rPr>
-      <w:t>25</w:t>
+      <w:t>34</w:t>
     </w:r>
     <w:r>
       <w:rPr>
@@ -21200,13 +26978,7 @@
         <w:rPr>
           <w:rFonts w:hint="eastAsia"/>
         </w:rPr>
-        <w:t>依赖</w:t>
-      </w:r>
-      <w:r>
-        <w:rPr>
-          <w:rFonts w:hint="eastAsia"/>
-        </w:rPr>
-        <w:t>锁文件和同一个</w:t>
+        <w:t>依赖锁文件和同一个</w:t>
       </w:r>
       <w:r>
         <w:rPr>
@@ -21545,13 +27317,7 @@
         <w:rPr>
           <w:rFonts w:ascii="SimSun" w:eastAsia="SimSun" w:hAnsi="SimSun" w:cs="SimSun" w:hint="eastAsia"/>
         </w:rPr>
-        <w:t>：它就像一把</w:t>
-      </w:r>
-      <w:r>
-        <w:rPr>
-          <w:rFonts w:ascii="SimSun" w:eastAsia="SimSun" w:hAnsi="SimSun" w:cs="SimSun" w:hint="eastAsia"/>
-        </w:rPr>
-        <w:t>带唯一钥匙的锁，线程在进入访问共享资源的临界区前必须先获取锁，操作完成后释放锁；其他试图获取已被占用锁的线程会被阻塞，直到锁被释放才能继续执行</w:t>
+        <w:t>：它就像一把带唯一钥匙的锁，线程在进入访问共享资源的临界区前必须先获取锁，操作完成后释放锁；其他试图获取已被占用锁的线程会被阻塞，直到锁被释放才能继续执行</w:t>
       </w:r>
       <w:r>
         <w:t xml:space="preserve"> </w:t>
@@ -22377,13 +28143,7 @@
         <w:rPr>
           <w:rFonts w:hint="eastAsia"/>
         </w:rPr>
-        <w:t>官方文档与标准</w:t>
-      </w:r>
-      <w:r>
-        <w:rPr>
-          <w:rFonts w:hint="eastAsia"/>
-        </w:rPr>
-        <w:t>库实现中，</w:t>
+        <w:t>官方文档与标准库实现中，</w:t>
       </w:r>
       <w:r>
         <w:rPr>
@@ -23234,6 +28994,509 @@
         <w:pStyle w:val="aff2"/>
         <w:ind w:firstLine="360"/>
       </w:pPr>
+    </w:p>
+  </w:footnote>
+  <w:footnote w:id="5">
+    <w:p>
+      <w:pPr>
+        <w:pStyle w:val="aff2"/>
+        <w:ind w:firstLine="360"/>
+      </w:pPr>
+      <w:r>
+        <w:rPr>
+          <w:rStyle w:val="aff4"/>
+          <w:vertAlign w:val="baseline"/>
+        </w:rPr>
+        <w:footnoteRef/>
+      </w:r>
+      <w:r>
+        <w:t xml:space="preserve"> </w:t>
+      </w:r>
+      <w:proofErr w:type="spellStart"/>
+      <w:r>
+        <w:rPr>
+          <w:rFonts w:hint="eastAsia"/>
+        </w:rPr>
+        <w:t>obs</w:t>
+      </w:r>
+      <w:proofErr w:type="spellEnd"/>
+      <w:r>
+        <w:rPr>
+          <w:rFonts w:hint="eastAsia"/>
+        </w:rPr>
+        <w:t>=observation</w:t>
+      </w:r>
+      <w:r>
+        <w:rPr>
+          <w:rFonts w:hint="eastAsia"/>
+        </w:rPr>
+        <w:t>（观测值）的缩写。这是强化学习、机器人、自动</w:t>
+      </w:r>
+      <w:proofErr w:type="gramStart"/>
+      <w:r>
+        <w:rPr>
+          <w:rFonts w:hint="eastAsia"/>
+        </w:rPr>
+        <w:t>驾驶里</w:t>
+      </w:r>
+      <w:proofErr w:type="gramEnd"/>
+      <w:r>
+        <w:rPr>
+          <w:rFonts w:hint="eastAsia"/>
+          <w:i/>
+        </w:rPr>
+        <w:t>最常见的</w:t>
+      </w:r>
+      <w:r>
+        <w:rPr>
+          <w:rFonts w:hint="eastAsia"/>
+          <w:color w:val="FF0000"/>
+        </w:rPr>
+        <w:t>变量名</w:t>
+      </w:r>
+      <w:r>
+        <w:rPr>
+          <w:rFonts w:hint="eastAsia"/>
+        </w:rPr>
+        <w:t>之一。</w:t>
+      </w:r>
+      <w:r>
+        <w:rPr>
+          <w:rFonts w:hint="eastAsia"/>
+        </w:rPr>
+        <w:t>ONNX</w:t>
+      </w:r>
+      <w:r>
+        <w:rPr>
+          <w:rFonts w:hint="eastAsia"/>
+        </w:rPr>
+        <w:t>导出的强化学习策略模型很多都把输入节点命名成</w:t>
+      </w:r>
+      <w:proofErr w:type="spellStart"/>
+      <w:r>
+        <w:rPr>
+          <w:rFonts w:hint="eastAsia"/>
+        </w:rPr>
+        <w:t>o</w:t>
+      </w:r>
+      <w:r>
+        <w:t>bs</w:t>
+      </w:r>
+      <w:proofErr w:type="spellEnd"/>
+      <w:r>
+        <w:rPr>
+          <w:rFonts w:hint="eastAsia"/>
+        </w:rPr>
+        <w:t>。</w:t>
+      </w:r>
+      <w:r>
+        <w:rPr>
+          <w:rFonts w:hint="eastAsia"/>
+        </w:rPr>
+        <w:t>举个四足机器人例子，</w:t>
+      </w:r>
+      <w:r>
+        <w:rPr>
+          <w:rFonts w:hint="eastAsia"/>
+        </w:rPr>
+        <w:t>Unitree</w:t>
+      </w:r>
+      <w:r>
+        <w:rPr>
+          <w:rFonts w:hint="eastAsia"/>
+        </w:rPr>
+        <w:t>、</w:t>
+      </w:r>
+      <w:r>
+        <w:rPr>
+          <w:rFonts w:hint="eastAsia"/>
+        </w:rPr>
+        <w:t>Isaac Lab</w:t>
+      </w:r>
+      <w:r>
+        <w:rPr>
+          <w:rFonts w:hint="eastAsia"/>
+        </w:rPr>
+        <w:t>、</w:t>
+      </w:r>
+      <w:r>
+        <w:rPr>
+          <w:rFonts w:hint="eastAsia"/>
+        </w:rPr>
+        <w:t xml:space="preserve">Isaac Gym </w:t>
+      </w:r>
+      <w:r>
+        <w:rPr>
+          <w:rFonts w:hint="eastAsia"/>
+        </w:rPr>
+        <w:t>里很常见：</w:t>
+      </w:r>
+    </w:p>
+    <w:p>
+      <w:pPr>
+        <w:pStyle w:val="aff2"/>
+        <w:spacing w:line="0" w:lineRule="atLeast"/>
+        <w:ind w:firstLine="360"/>
+      </w:pPr>
+      <w:proofErr w:type="spellStart"/>
+      <w:r>
+        <w:t>obs</w:t>
+      </w:r>
+      <w:proofErr w:type="spellEnd"/>
+      <w:r>
+        <w:t xml:space="preserve"> =[</w:t>
+      </w:r>
+      <w:r>
+        <w:rPr>
+          <w:rFonts w:hint="eastAsia"/>
+        </w:rPr>
+        <w:t>身体角速度</w:t>
+      </w:r>
+      <w:r>
+        <w:rPr>
+          <w:rFonts w:hint="eastAsia"/>
+        </w:rPr>
+        <w:t xml:space="preserve"> 3</w:t>
+      </w:r>
+      <w:r>
+        <w:rPr>
+          <w:rFonts w:hint="eastAsia"/>
+        </w:rPr>
+        <w:t>维</w:t>
+      </w:r>
+    </w:p>
+    <w:p>
+      <w:pPr>
+        <w:pStyle w:val="aff2"/>
+        <w:spacing w:line="0" w:lineRule="atLeast"/>
+        <w:ind w:firstLine="360"/>
+      </w:pPr>
+      <w:r>
+        <w:rPr>
+          <w:rFonts w:hint="eastAsia"/>
+        </w:rPr>
+        <w:t>重力方向</w:t>
+      </w:r>
+      <w:r>
+        <w:rPr>
+          <w:rFonts w:hint="eastAsia"/>
+        </w:rPr>
+        <w:t xml:space="preserve"> 3</w:t>
+      </w:r>
+      <w:r>
+        <w:rPr>
+          <w:rFonts w:hint="eastAsia"/>
+        </w:rPr>
+        <w:t>维</w:t>
+      </w:r>
+    </w:p>
+    <w:p>
+      <w:pPr>
+        <w:pStyle w:val="aff2"/>
+        <w:spacing w:line="0" w:lineRule="atLeast"/>
+        <w:ind w:firstLine="360"/>
+      </w:pPr>
+      <w:r>
+        <w:rPr>
+          <w:rFonts w:hint="eastAsia"/>
+        </w:rPr>
+        <w:t>12</w:t>
+      </w:r>
+      <w:r>
+        <w:rPr>
+          <w:rFonts w:hint="eastAsia"/>
+        </w:rPr>
+        <w:t>个关节位置</w:t>
+      </w:r>
+    </w:p>
+    <w:p>
+      <w:pPr>
+        <w:pStyle w:val="aff2"/>
+        <w:spacing w:line="0" w:lineRule="atLeast"/>
+        <w:ind w:firstLine="360"/>
+      </w:pPr>
+      <w:r>
+        <w:rPr>
+          <w:rFonts w:hint="eastAsia"/>
+        </w:rPr>
+        <w:t>12</w:t>
+      </w:r>
+      <w:r>
+        <w:rPr>
+          <w:rFonts w:hint="eastAsia"/>
+        </w:rPr>
+        <w:t>个关节速度</w:t>
+      </w:r>
+    </w:p>
+    <w:p>
+      <w:pPr>
+        <w:pStyle w:val="aff2"/>
+        <w:spacing w:line="0" w:lineRule="atLeast"/>
+        <w:ind w:firstLine="360"/>
+      </w:pPr>
+      <w:r>
+        <w:rPr>
+          <w:rFonts w:hint="eastAsia"/>
+        </w:rPr>
+        <w:t>上一步动作</w:t>
+      </w:r>
+    </w:p>
+    <w:p>
+      <w:pPr>
+        <w:pStyle w:val="aff2"/>
+        <w:spacing w:line="0" w:lineRule="atLeast"/>
+        <w:ind w:firstLine="360"/>
+      </w:pPr>
+      <w:r>
+        <w:rPr>
+          <w:rFonts w:hint="eastAsia"/>
+        </w:rPr>
+        <w:t>目标速度</w:t>
+      </w:r>
+      <w:r>
+        <w:t>]</w:t>
+      </w:r>
+    </w:p>
+  </w:footnote>
+  <w:footnote w:id="6">
+    <w:p>
+      <w:pPr>
+        <w:pStyle w:val="aff2"/>
+        <w:ind w:firstLine="360"/>
+      </w:pPr>
+      <w:r>
+        <w:rPr>
+          <w:rStyle w:val="aff4"/>
+          <w:vertAlign w:val="baseline"/>
+        </w:rPr>
+        <w:footnoteRef/>
+      </w:r>
+      <w:r>
+        <w:t xml:space="preserve"> </w:t>
+      </w:r>
+      <w:r>
+        <w:rPr>
+          <w:rFonts w:hint="eastAsia"/>
+        </w:rPr>
+        <w:t>在</w:t>
+      </w:r>
+      <w:r>
+        <w:rPr>
+          <w:rFonts w:hint="eastAsia"/>
+        </w:rPr>
+        <w:t xml:space="preserve"> ONNX</w:t>
+      </w:r>
+      <w:r>
+        <w:rPr>
+          <w:rFonts w:hint="eastAsia"/>
+        </w:rPr>
+        <w:t>、</w:t>
+      </w:r>
+      <w:r>
+        <w:rPr>
+          <w:rFonts w:hint="eastAsia"/>
+        </w:rPr>
+        <w:t>Tensor</w:t>
+      </w:r>
+      <w:r>
+        <w:rPr>
+          <w:rFonts w:hint="eastAsia"/>
+        </w:rPr>
+        <w:t>、深度学习里，</w:t>
+      </w:r>
+      <w:r>
+        <w:rPr>
+          <w:rFonts w:hint="eastAsia"/>
+        </w:rPr>
+        <w:t>Shape</w:t>
+      </w:r>
+      <w:r>
+        <w:rPr>
+          <w:rFonts w:hint="eastAsia"/>
+        </w:rPr>
+        <w:t>（形状）</w:t>
+      </w:r>
+      <w:r>
+        <w:rPr>
+          <w:rFonts w:hint="eastAsia"/>
+        </w:rPr>
+        <w:t xml:space="preserve"> </w:t>
+      </w:r>
+      <w:r>
+        <w:rPr>
+          <w:rFonts w:hint="eastAsia"/>
+        </w:rPr>
+        <w:t>是最最重要的概念之一。可以简单理解为：</w:t>
+      </w:r>
+    </w:p>
+    <w:p>
+      <w:pPr>
+        <w:pStyle w:val="aff2"/>
+        <w:ind w:firstLine="360"/>
+      </w:pPr>
+      <w:r>
+        <w:rPr>
+          <w:rFonts w:hint="eastAsia"/>
+        </w:rPr>
+        <w:t xml:space="preserve">Shape </w:t>
+      </w:r>
+      <w:r>
+        <w:rPr>
+          <w:rFonts w:hint="eastAsia"/>
+        </w:rPr>
+        <w:t>描述了一个张量（</w:t>
+      </w:r>
+      <w:r>
+        <w:rPr>
+          <w:rFonts w:hint="eastAsia"/>
+        </w:rPr>
+        <w:t>Tensor</w:t>
+      </w:r>
+      <w:r>
+        <w:rPr>
+          <w:rFonts w:hint="eastAsia"/>
+        </w:rPr>
+        <w:t>）每个维度有多大，类似于矩阵的维数。</w:t>
+      </w:r>
+      <w:r>
+        <w:rPr>
+          <w:rFonts w:hint="eastAsia"/>
+        </w:rPr>
+        <w:t>如：</w:t>
+      </w:r>
+      <w:r>
+        <w:t>input: float32[1,3,224,224]</w:t>
+      </w:r>
+      <w:r>
+        <w:rPr>
+          <w:rFonts w:hint="eastAsia"/>
+        </w:rPr>
+        <w:t>，这里面</w:t>
+      </w:r>
+      <w:r>
+        <w:rPr>
+          <w:rFonts w:hint="eastAsia"/>
+        </w:rPr>
+        <w:t>s</w:t>
+      </w:r>
+      <w:r>
+        <w:t>hape</w:t>
+      </w:r>
+      <w:r>
+        <w:rPr>
+          <w:rFonts w:hint="eastAsia"/>
+        </w:rPr>
+        <w:t>就是</w:t>
+      </w:r>
+      <w:r>
+        <w:t>[1,3,224,224]</w:t>
+      </w:r>
+      <w:r>
+        <w:rPr>
+          <w:rFonts w:hint="eastAsia"/>
+        </w:rPr>
+        <w:t>。</w:t>
+      </w:r>
+      <w:r>
+        <w:rPr>
+          <w:rFonts w:hint="eastAsia"/>
+        </w:rPr>
+        <w:t>`</w:t>
+      </w:r>
+      <w:proofErr w:type="spellStart"/>
+      <w:r>
+        <w:rPr>
+          <w:rFonts w:hint="eastAsia"/>
+        </w:rPr>
+        <w:t>obs`</w:t>
+      </w:r>
+      <w:proofErr w:type="spellEnd"/>
+      <w:r>
+        <w:rPr>
+          <w:rFonts w:hint="eastAsia"/>
+        </w:rPr>
+        <w:t>[ ]</w:t>
+      </w:r>
+      <w:r>
+        <w:rPr>
+          <w:rFonts w:hint="eastAsia"/>
+        </w:rPr>
+        <w:t>，</w:t>
+      </w:r>
+      <w:r>
+        <w:rPr>
+          <w:rFonts w:hint="eastAsia"/>
+        </w:rPr>
+        <w:t>float32</w:t>
+      </w:r>
+      <w:r>
+        <w:rPr>
+          <w:rFonts w:hint="eastAsia"/>
+        </w:rPr>
+        <w:t>，</w:t>
+      </w:r>
+      <w:r>
+        <w:rPr>
+          <w:rFonts w:hint="eastAsia"/>
+        </w:rPr>
+        <w:t>shape[ ]`[1, 61]`</w:t>
+      </w:r>
+      <w:r>
+        <w:rPr>
+          <w:rFonts w:hint="eastAsia"/>
+        </w:rPr>
+        <w:t>的意思就是</w:t>
+      </w:r>
+      <w:r>
+        <w:rPr>
+          <w:rFonts w:hint="eastAsia"/>
+        </w:rPr>
+        <w:t>：</w:t>
+      </w:r>
+      <w:proofErr w:type="spellStart"/>
+      <w:r>
+        <w:rPr>
+          <w:rFonts w:hint="eastAsia"/>
+        </w:rPr>
+        <w:t>obs</w:t>
+      </w:r>
+      <w:proofErr w:type="spellEnd"/>
+      <w:r>
+        <w:rPr>
+          <w:rFonts w:hint="eastAsia"/>
+        </w:rPr>
+        <w:t>变量是</w:t>
+      </w:r>
+      <w:r>
+        <w:rPr>
+          <w:rFonts w:hint="eastAsia"/>
+        </w:rPr>
+        <w:t>float</w:t>
+      </w:r>
+      <w:r>
+        <w:t>32</w:t>
+      </w:r>
+      <w:r>
+        <w:rPr>
+          <w:rFonts w:hint="eastAsia"/>
+        </w:rPr>
+        <w:t>类型的</w:t>
+      </w:r>
+      <w:r>
+        <w:rPr>
+          <w:rFonts w:hint="eastAsia"/>
+        </w:rPr>
+        <w:t>6</w:t>
+      </w:r>
+      <w:r>
+        <w:t>1</w:t>
+      </w:r>
+      <w:r>
+        <w:rPr>
+          <w:rFonts w:hint="eastAsia"/>
+        </w:rPr>
+        <w:t>维向量。</w:t>
+      </w:r>
     </w:p>
   </w:footnote>
 </w:footnotes>
@@ -26565,6 +32828,7 @@
   <w:rsids>
     <w:rsidRoot w:val="00B85CEB"/>
     <w:rsid w:val="001C6223"/>
+    <w:rsid w:val="002A31B8"/>
     <w:rsid w:val="00710F1F"/>
     <w:rsid w:val="00B85CEB"/>
     <w:rsid w:val="00DA55E7"/>
@@ -27318,7 +33582,7 @@
 </file>
 
 <file path=customXml/itemProps2.xml><?xml version="1.0" encoding="utf-8"?>
-<ds:datastoreItem xmlns:ds="http://schemas.openxmlformats.org/officeDocument/2006/customXml" ds:itemID="{C7191978-E426-4993-B13C-6289C0C1733F}">
+<ds:datastoreItem xmlns:ds="http://schemas.openxmlformats.org/officeDocument/2006/customXml" ds:itemID="{D692E264-E1C9-4E26-B332-48ABF3DF7AB1}">
   <ds:schemaRefs>
     <ds:schemaRef ds:uri="http://schemas.openxmlformats.org/officeDocument/2006/bibliography"/>
   </ds:schemaRefs>
